--- a/3-能力管理/流程制度规范类文件/030101-运维服务能力管理制度.docx
+++ b/3-能力管理/流程制度规范类文件/030101-运维服务能力管理制度.docx
@@ -1,14 +1,13 @@
 
 <file path=word/document.xml><?xml version="1.0" encoding="utf-8"?>
-<w:document xmlns:wpc="http://schemas.microsoft.com/office/word/2010/wordprocessingCanvas" xmlns:mc="http://schemas.openxmlformats.org/markup-compatibility/2006" xmlns:o="urn:schemas-microsoft-com:office:office" xmlns:r="http://schemas.openxmlformats.org/officeDocument/2006/relationships" xmlns:m="http://schemas.openxmlformats.org/officeDocument/2006/math" xmlns:v="urn:schemas-microsoft-com:vml" xmlns:wp14="http://schemas.microsoft.com/office/word/2010/wordprocessingDrawing" xmlns:wp="http://schemas.openxmlformats.org/drawingml/2006/wordprocessingDrawing" xmlns:w10="urn:schemas-microsoft-com:office:word" xmlns:w="http://schemas.openxmlformats.org/wordprocessingml/2006/main" xmlns:w14="http://schemas.microsoft.com/office/word/2010/wordml" xmlns:w15="http://schemas.microsoft.com/office/word/2012/wordml" xmlns:wne="http://schemas.microsoft.com/office/word/2006/wordml" xmlns:wpg="http://schemas.microsoft.com/office/word/2010/wordprocessingGroup" xmlns:wpi="http://schemas.microsoft.com/office/word/2010/wordprocessingInk" xmlns:wps="http://schemas.microsoft.com/office/word/2010/wordprocessingShape" mc:Ignorable="w14 w15 wp14">
-  <!-- Generated by Aspose.Words for .NET 13.3.0.1 -->
+<w:document xmlns:wpc="http://schemas.microsoft.com/office/word/2010/wordprocessingCanvas" xmlns:mc="http://schemas.openxmlformats.org/markup-compatibility/2006" xmlns:o="urn:schemas-microsoft-com:office:office" xmlns:r="http://schemas.openxmlformats.org/officeDocument/2006/relationships" xmlns:m="http://schemas.openxmlformats.org/officeDocument/2006/math" xmlns:v="urn:schemas-microsoft-com:vml" xmlns:wp14="http://schemas.microsoft.com/office/word/2010/wordprocessingDrawing" xmlns:wp="http://schemas.openxmlformats.org/drawingml/2006/wordprocessingDrawing" xmlns:w="http://schemas.openxmlformats.org/wordprocessingml/2006/main" xmlns:w14="http://schemas.microsoft.com/office/word/2010/wordml" xmlns:w10="urn:schemas-microsoft-com:office:word" xmlns:w15="http://schemas.microsoft.com/office/word/2012/wordml" xmlns:wpg="http://schemas.microsoft.com/office/word/2010/wordprocessingGroup" xmlns:wpi="http://schemas.microsoft.com/office/word/2010/wordprocessingInk" xmlns:wne="http://schemas.microsoft.com/office/word/2006/wordml" xmlns:wps="http://schemas.microsoft.com/office/word/2010/wordprocessingShape" xmlns:wpsCustomData="http://www.wps.cn/officeDocument/2013/wpsCustomData" mc:Ignorable="w14 w15 wp14">
   <w:body>
     <w:p>
       <w:pPr>
         <w:spacing w:before="78" w:line="219" w:lineRule="auto"/>
         <w:ind w:left="25"/>
         <w:rPr>
-          <w:rFonts w:ascii="宋体" w:eastAsia="宋体" w:hAnsi="宋体" w:cs="宋体" w:hint="default"/>
+          <w:rFonts w:hint="default" w:ascii="宋体" w:hAnsi="宋体" w:eastAsia="宋体" w:cs="宋体"/>
           <w:sz w:val="24"/>
           <w:szCs w:val="24"/>
           <w:lang w:val="en-US" w:eastAsia="zh-CN"/>
@@ -16,7 +15,7 @@
       </w:pPr>
       <w:r>
         <w:rPr>
-          <w:rFonts w:ascii="宋体" w:eastAsia="宋体" w:hAnsi="宋体" w:cs="宋体"/>
+          <w:rFonts w:ascii="宋体" w:hAnsi="宋体" w:eastAsia="宋体" w:cs="宋体"/>
           <w:b/>
           <w:bCs/>
           <w:spacing w:val="-3"/>
@@ -27,7 +26,7 @@
       </w:r>
       <w:r>
         <w:rPr>
-          <w:rFonts w:ascii="宋体" w:eastAsia="宋体" w:hAnsi="宋体" w:cs="宋体" w:hint="eastAsia"/>
+          <w:rFonts w:hint="eastAsia" w:ascii="宋体" w:hAnsi="宋体" w:eastAsia="宋体" w:cs="宋体"/>
           <w:b/>
           <w:bCs/>
           <w:spacing w:val="-3"/>
@@ -39,7 +38,7 @@
       </w:r>
       <w:r>
         <w:rPr>
-          <w:rFonts w:ascii="宋体" w:eastAsia="宋体" w:hAnsi="宋体" w:cs="宋体"/>
+          <w:rFonts w:ascii="宋体" w:hAnsi="宋体" w:eastAsia="宋体" w:cs="宋体"/>
           <w:b/>
           <w:bCs/>
           <w:spacing w:val="-3"/>
@@ -50,7 +49,7 @@
       </w:r>
       <w:r>
         <w:rPr>
-          <w:rFonts w:ascii="宋体" w:eastAsia="宋体" w:hAnsi="宋体" w:cs="宋体" w:hint="eastAsia"/>
+          <w:rFonts w:hint="eastAsia" w:ascii="宋体" w:hAnsi="宋体" w:eastAsia="宋体" w:cs="宋体"/>
           <w:b/>
           <w:bCs/>
           <w:spacing w:val="-3"/>
@@ -80,14 +79,14 @@
         <w:ind w:left="23"/>
         <w:textAlignment w:val="auto"/>
         <w:rPr>
-          <w:rFonts w:ascii="宋体" w:eastAsia="宋体" w:hAnsi="宋体" w:cs="宋体"/>
-          <w:sz w:val="24"/>
-          <w:szCs w:val="24"/>
-        </w:rPr>
-      </w:pPr>
-      <w:r>
-        <w:rPr>
-          <w:rFonts w:ascii="宋体" w:eastAsia="宋体" w:hAnsi="宋体" w:cs="宋体"/>
+          <w:rFonts w:ascii="宋体" w:hAnsi="宋体" w:eastAsia="宋体" w:cs="宋体"/>
+          <w:sz w:val="24"/>
+          <w:szCs w:val="24"/>
+        </w:rPr>
+      </w:pPr>
+      <w:r>
+        <w:rPr>
+          <w:rFonts w:ascii="宋体" w:hAnsi="宋体" w:eastAsia="宋体" w:cs="宋体"/>
           <w:b/>
           <w:bCs/>
           <w:spacing w:val="240"/>
@@ -99,7 +98,7 @@
       </w:r>
       <w:r>
         <w:rPr>
-          <w:rFonts w:ascii="宋体" w:eastAsia="宋体" w:hAnsi="宋体" w:cs="宋体"/>
+          <w:rFonts w:ascii="宋体" w:hAnsi="宋体" w:eastAsia="宋体" w:cs="宋体"/>
           <w:b/>
           <w:bCs/>
           <w:spacing w:val="0"/>
@@ -111,7 +110,7 @@
       </w:r>
       <w:r>
         <w:rPr>
-          <w:rFonts w:ascii="宋体" w:eastAsia="宋体" w:hAnsi="宋体" w:cs="宋体"/>
+          <w:rFonts w:ascii="宋体" w:hAnsi="宋体" w:eastAsia="宋体" w:cs="宋体"/>
           <w:b/>
           <w:bCs/>
           <w:spacing w:val="-5"/>
@@ -123,10 +122,10 @@
     </w:p>
     <w:p>
       <w:pPr>
-        <w:pStyle w:val="a"/>
+        <w:pStyle w:val="24"/>
         <w:bidi w:val="0"/>
       </w:pPr>
-      <w:bookmarkStart w:id="0" w:name="_Toc20950"/>
+      <w:bookmarkStart w:id="0" w:name="_Toc22201"/>
       <w:r>
         <w:rPr>
           <w:rFonts w:hint="eastAsia"/>
@@ -138,14 +137,14 @@
     </w:p>
     <w:p>
       <w:pPr>
-        <w:pStyle w:val="a0"/>
+        <w:pStyle w:val="25"/>
         <w:bidi w:val="0"/>
         <w:rPr>
           <w:rFonts w:hint="default"/>
           <w:lang w:val="en-US"/>
         </w:rPr>
       </w:pPr>
-      <w:bookmarkStart w:id="1" w:name="_Toc29493"/>
+      <w:bookmarkStart w:id="1" w:name="_Toc11091"/>
       <w:r>
         <w:rPr>
           <w:rFonts w:hint="eastAsia"/>
@@ -157,17 +156,18 @@
     </w:p>
     <w:tbl>
       <w:tblPr>
-        <w:tblStyle w:val="TableGrid"/>
+        <w:tblStyle w:val="21"/>
         <w:tblW w:w="0" w:type="auto"/>
         <w:tblInd w:w="2443" w:type="dxa"/>
         <w:tblBorders>
-          <w:top w:val="nil"/>
-          <w:left w:val="nil"/>
-          <w:bottom w:val="nil"/>
-          <w:right w:val="nil"/>
-          <w:insideH w:val="nil"/>
-          <w:insideV w:val="nil"/>
+          <w:top w:val="none" w:color="auto" w:sz="0" w:space="0"/>
+          <w:left w:val="none" w:color="auto" w:sz="0" w:space="0"/>
+          <w:bottom w:val="none" w:color="auto" w:sz="0" w:space="0"/>
+          <w:right w:val="none" w:color="auto" w:sz="0" w:space="0"/>
+          <w:insideH w:val="none" w:color="auto" w:sz="0" w:space="0"/>
+          <w:insideV w:val="none" w:color="auto" w:sz="0" w:space="0"/>
         </w:tblBorders>
+        <w:tblLayout w:type="autofit"/>
         <w:tblCellMar>
           <w:top w:w="0" w:type="dxa"/>
           <w:left w:w="108" w:type="dxa"/>
@@ -181,15 +181,13 @@
       </w:tblGrid>
       <w:tr>
         <w:tblPrEx>
-          <w:tblW w:w="0" w:type="auto"/>
-          <w:tblInd w:w="2443" w:type="dxa"/>
           <w:tblBorders>
-            <w:top w:val="nil"/>
-            <w:left w:val="nil"/>
-            <w:bottom w:val="nil"/>
-            <w:right w:val="nil"/>
-            <w:insideH w:val="nil"/>
-            <w:insideV w:val="nil"/>
+            <w:top w:val="none" w:color="auto" w:sz="0" w:space="0"/>
+            <w:left w:val="none" w:color="auto" w:sz="0" w:space="0"/>
+            <w:bottom w:val="none" w:color="auto" w:sz="0" w:space="0"/>
+            <w:right w:val="none" w:color="auto" w:sz="0" w:space="0"/>
+            <w:insideH w:val="none" w:color="auto" w:sz="0" w:space="0"/>
+            <w:insideV w:val="none" w:color="auto" w:sz="0" w:space="0"/>
           </w:tblBorders>
           <w:tblCellMar>
             <w:top w:w="0" w:type="dxa"/>
@@ -199,7 +197,7 @@
           </w:tblCellMar>
         </w:tblPrEx>
         <w:trPr>
-          <w:trHeight w:val="810"/>
+          <w:trHeight w:val="810" w:hRule="atLeast"/>
         </w:trPr>
         <w:tc>
           <w:tcPr>
@@ -224,7 +222,7 @@
             </w:r>
             <w:r>
               <w:rPr>
-                <w:rFonts w:asciiTheme="minorAscii" w:eastAsiaTheme="minorEastAsia" w:hAnsiTheme="minorAscii" w:hint="default"/>
+                <w:rFonts w:hint="default" w:asciiTheme="minorAscii" w:hAnsiTheme="minorAscii" w:eastAsiaTheme="minorEastAsia"/>
                 <w:spacing w:val="227"/>
                 <w:sz w:val="21"/>
                 <w:vertAlign w:val="baseline"/>
@@ -241,7 +239,7 @@
                 <w:vertAlign w:val="baseline"/>
                 <w:lang w:val="en-US" w:eastAsia="zh-CN"/>
               </w:rPr>
-              <w:t>刘书峰</w:t>
+              <w:t>耿宁</w:t>
             </w:r>
           </w:p>
         </w:tc>
@@ -268,7 +266,7 @@
             </w:r>
             <w:r>
               <w:rPr>
-                <w:rFonts w:asciiTheme="minorAscii" w:eastAsiaTheme="minorEastAsia" w:hAnsiTheme="minorAscii" w:hint="eastAsia"/>
+                <w:rFonts w:hint="eastAsia" w:asciiTheme="minorAscii" w:hAnsiTheme="minorAscii" w:eastAsiaTheme="minorEastAsia"/>
                 <w:spacing w:val="227"/>
                 <w:sz w:val="21"/>
                 <w:vertAlign w:val="baseline"/>
@@ -290,8 +288,14 @@
       </w:tr>
       <w:tr>
         <w:tblPrEx>
-          <w:tblW w:w="0" w:type="auto"/>
-          <w:tblInd w:w="2443" w:type="dxa"/>
+          <w:tblBorders>
+            <w:top w:val="none" w:color="auto" w:sz="0" w:space="0"/>
+            <w:left w:val="none" w:color="auto" w:sz="0" w:space="0"/>
+            <w:bottom w:val="none" w:color="auto" w:sz="0" w:space="0"/>
+            <w:right w:val="none" w:color="auto" w:sz="0" w:space="0"/>
+            <w:insideH w:val="none" w:color="auto" w:sz="0" w:space="0"/>
+            <w:insideV w:val="none" w:color="auto" w:sz="0" w:space="0"/>
+          </w:tblBorders>
           <w:tblCellMar>
             <w:top w:w="0" w:type="dxa"/>
             <w:left w:w="108" w:type="dxa"/>
@@ -300,7 +304,7 @@
           </w:tblCellMar>
         </w:tblPrEx>
         <w:trPr>
-          <w:trHeight w:val="810"/>
+          <w:trHeight w:val="810" w:hRule="atLeast"/>
         </w:trPr>
         <w:tc>
           <w:tcPr>
@@ -311,7 +315,7 @@
             <w:pPr>
               <w:widowControl w:val="0"/>
               <w:rPr>
-                <w:rFonts w:ascii="Arial" w:eastAsia="Arial" w:hAnsi="Arial" w:cs="Arial" w:hint="eastAsia"/>
+                <w:rFonts w:hint="default" w:ascii="Arial" w:hAnsi="Arial" w:eastAsia="Arial" w:cs="Arial"/>
                 <w:snapToGrid w:val="0"/>
                 <w:color w:val="000000"/>
                 <w:kern w:val="0"/>
@@ -331,7 +335,7 @@
             </w:r>
             <w:r>
               <w:rPr>
-                <w:rFonts w:asciiTheme="minorAscii" w:eastAsiaTheme="minorEastAsia" w:hAnsiTheme="minorAscii" w:hint="default"/>
+                <w:rFonts w:hint="default" w:asciiTheme="minorAscii" w:hAnsiTheme="minorAscii" w:eastAsiaTheme="minorEastAsia"/>
                 <w:spacing w:val="227"/>
                 <w:sz w:val="21"/>
                 <w:vertAlign w:val="baseline"/>
@@ -339,16 +343,14 @@
               </w:rPr>
               <w:t>:</w:t>
             </w:r>
-            <w:bookmarkStart w:id="2" w:name="_GoBack"/>
             <w:r>
               <w:rPr>
                 <w:rFonts w:hint="eastAsia"/>
                 <w:u w:val="single"/>
                 <w:lang w:val="en-US" w:eastAsia="zh-CN"/>
               </w:rPr>
-              <w:t>刘瑞</w:t>
+              <w:t>常海霞</w:t>
             </w:r>
-            <w:bookmarkEnd w:id="2"/>
           </w:p>
         </w:tc>
         <w:tc>
@@ -360,7 +362,7 @@
             <w:pPr>
               <w:widowControl w:val="0"/>
               <w:rPr>
-                <w:rFonts w:ascii="Arial" w:eastAsia="Arial" w:hAnsi="Arial" w:cs="Arial" w:hint="eastAsia"/>
+                <w:rFonts w:hint="eastAsia" w:ascii="Arial" w:hAnsi="Arial" w:eastAsia="Arial" w:cs="Arial"/>
                 <w:snapToGrid w:val="0"/>
                 <w:color w:val="000000"/>
                 <w:kern w:val="0"/>
@@ -376,11 +378,11 @@
                 <w:vertAlign w:val="baseline"/>
                 <w:lang w:val="en-US" w:eastAsia="zh-CN"/>
               </w:rPr>
-              <w:t>编制时间</w:t>
+              <w:t>审核时间</w:t>
             </w:r>
             <w:r>
               <w:rPr>
-                <w:rFonts w:asciiTheme="minorAscii" w:eastAsiaTheme="minorEastAsia" w:hAnsiTheme="minorAscii" w:hint="eastAsia"/>
+                <w:rFonts w:hint="eastAsia" w:asciiTheme="minorAscii" w:hAnsiTheme="minorAscii" w:eastAsiaTheme="minorEastAsia"/>
                 <w:spacing w:val="227"/>
                 <w:sz w:val="21"/>
                 <w:vertAlign w:val="baseline"/>
@@ -402,8 +404,14 @@
       </w:tr>
       <w:tr>
         <w:tblPrEx>
-          <w:tblW w:w="0" w:type="auto"/>
-          <w:tblInd w:w="2443" w:type="dxa"/>
+          <w:tblBorders>
+            <w:top w:val="none" w:color="auto" w:sz="0" w:space="0"/>
+            <w:left w:val="none" w:color="auto" w:sz="0" w:space="0"/>
+            <w:bottom w:val="none" w:color="auto" w:sz="0" w:space="0"/>
+            <w:right w:val="none" w:color="auto" w:sz="0" w:space="0"/>
+            <w:insideH w:val="none" w:color="auto" w:sz="0" w:space="0"/>
+            <w:insideV w:val="none" w:color="auto" w:sz="0" w:space="0"/>
+          </w:tblBorders>
           <w:tblCellMar>
             <w:top w:w="0" w:type="dxa"/>
             <w:left w:w="108" w:type="dxa"/>
@@ -412,7 +420,7 @@
           </w:tblCellMar>
         </w:tblPrEx>
         <w:trPr>
-          <w:trHeight w:val="635"/>
+          <w:trHeight w:val="635" w:hRule="atLeast"/>
         </w:trPr>
         <w:tc>
           <w:tcPr>
@@ -437,7 +445,7 @@
             </w:r>
             <w:r>
               <w:rPr>
-                <w:rFonts w:asciiTheme="minorAscii" w:eastAsiaTheme="minorEastAsia" w:hAnsiTheme="minorAscii" w:hint="eastAsia"/>
+                <w:rFonts w:hint="eastAsia" w:asciiTheme="minorAscii" w:hAnsiTheme="minorAscii" w:eastAsiaTheme="minorEastAsia"/>
                 <w:spacing w:val="227"/>
                 <w:sz w:val="21"/>
                 <w:vertAlign w:val="baseline"/>
@@ -478,7 +486,7 @@
             </w:r>
             <w:r>
               <w:rPr>
-                <w:rFonts w:asciiTheme="minorAscii" w:eastAsiaTheme="minorEastAsia" w:hAnsiTheme="minorAscii" w:hint="eastAsia"/>
+                <w:rFonts w:hint="eastAsia" w:asciiTheme="minorAscii" w:hAnsiTheme="minorAscii" w:eastAsiaTheme="minorEastAsia"/>
                 <w:spacing w:val="227"/>
                 <w:sz w:val="21"/>
                 <w:vertAlign w:val="baseline"/>
@@ -509,14 +517,14 @@
         <w:spacing w:before="153" w:line="225" w:lineRule="auto"/>
         <w:ind w:left="3634"/>
         <w:rPr>
-          <w:rFonts w:ascii="宋体" w:eastAsia="宋体" w:hAnsi="宋体" w:cs="宋体"/>
+          <w:rFonts w:ascii="宋体" w:hAnsi="宋体" w:eastAsia="宋体" w:cs="宋体"/>
           <w:sz w:val="31"/>
           <w:szCs w:val="31"/>
         </w:rPr>
       </w:pPr>
       <w:r>
         <w:rPr>
-          <w:rFonts w:ascii="宋体" w:eastAsia="宋体" w:hAnsi="宋体" w:cs="宋体"/>
+          <w:rFonts w:ascii="宋体" w:hAnsi="宋体" w:eastAsia="宋体" w:cs="宋体"/>
           <w:b/>
           <w:bCs/>
           <w:spacing w:val="4"/>
@@ -528,16 +536,16 @@
     </w:p>
     <w:tbl>
       <w:tblPr>
-        <w:tblStyle w:val="TableNormal0"/>
+        <w:tblStyle w:val="26"/>
         <w:tblW w:w="8301" w:type="dxa"/>
         <w:tblInd w:w="2" w:type="dxa"/>
         <w:tblBorders>
-          <w:top w:val="single" w:sz="2" w:space="0" w:color="000000"/>
-          <w:left w:val="single" w:sz="2" w:space="0" w:color="000000"/>
-          <w:bottom w:val="single" w:sz="2" w:space="0" w:color="000000"/>
-          <w:right w:val="single" w:sz="2" w:space="0" w:color="000000"/>
-          <w:insideH w:val="single" w:sz="2" w:space="0" w:color="000000"/>
-          <w:insideV w:val="single" w:sz="2" w:space="0" w:color="000000"/>
+          <w:top w:val="single" w:color="000000" w:sz="2" w:space="0"/>
+          <w:left w:val="single" w:color="000000" w:sz="2" w:space="0"/>
+          <w:bottom w:val="single" w:color="000000" w:sz="2" w:space="0"/>
+          <w:right w:val="single" w:color="000000" w:sz="2" w:space="0"/>
+          <w:insideH w:val="single" w:color="000000" w:sz="2" w:space="0"/>
+          <w:insideV w:val="single" w:color="000000" w:sz="2" w:space="0"/>
         </w:tblBorders>
         <w:tblLayout w:type="fixed"/>
         <w:tblCellMar>
@@ -557,17 +565,14 @@
       </w:tblGrid>
       <w:tr>
         <w:tblPrEx>
-          <w:tblW w:w="8301" w:type="dxa"/>
-          <w:tblInd w:w="2" w:type="dxa"/>
           <w:tblBorders>
-            <w:top w:val="single" w:sz="2" w:space="0" w:color="000000"/>
-            <w:left w:val="single" w:sz="2" w:space="0" w:color="000000"/>
-            <w:bottom w:val="single" w:sz="2" w:space="0" w:color="000000"/>
-            <w:right w:val="single" w:sz="2" w:space="0" w:color="000000"/>
-            <w:insideH w:val="single" w:sz="2" w:space="0" w:color="000000"/>
-            <w:insideV w:val="single" w:sz="2" w:space="0" w:color="000000"/>
+            <w:top w:val="single" w:color="000000" w:sz="2" w:space="0"/>
+            <w:left w:val="single" w:color="000000" w:sz="2" w:space="0"/>
+            <w:bottom w:val="single" w:color="000000" w:sz="2" w:space="0"/>
+            <w:right w:val="single" w:color="000000" w:sz="2" w:space="0"/>
+            <w:insideH w:val="single" w:color="000000" w:sz="2" w:space="0"/>
+            <w:insideV w:val="single" w:color="000000" w:sz="2" w:space="0"/>
           </w:tblBorders>
-          <w:tblLayout w:type="fixed"/>
           <w:tblCellMar>
             <w:top w:w="0" w:type="dxa"/>
             <w:left w:w="0" w:type="dxa"/>
@@ -576,7 +581,7 @@
           </w:tblCellMar>
         </w:tblPrEx>
         <w:trPr>
-          <w:trHeight w:val="593"/>
+          <w:trHeight w:val="593" w:hRule="atLeast"/>
         </w:trPr>
         <w:tc>
           <w:tcPr>
@@ -587,14 +592,14 @@
               <w:spacing w:before="176" w:line="228" w:lineRule="auto"/>
               <w:ind w:left="607"/>
               <w:rPr>
-                <w:rFonts w:ascii="宋体" w:eastAsia="宋体" w:hAnsi="宋体" w:cs="宋体"/>
+                <w:rFonts w:ascii="宋体" w:hAnsi="宋体" w:eastAsia="宋体" w:cs="宋体"/>
                 <w:sz w:val="20"/>
                 <w:szCs w:val="20"/>
               </w:rPr>
             </w:pPr>
             <w:r>
               <w:rPr>
-                <w:rFonts w:ascii="宋体" w:eastAsia="宋体" w:hAnsi="宋体" w:cs="宋体"/>
+                <w:rFonts w:ascii="宋体" w:hAnsi="宋体" w:eastAsia="宋体" w:cs="宋体"/>
                 <w:spacing w:val="-14"/>
                 <w:sz w:val="20"/>
                 <w:szCs w:val="20"/>
@@ -612,14 +617,14 @@
               <w:spacing w:before="175" w:line="227" w:lineRule="auto"/>
               <w:ind w:left="253"/>
               <w:rPr>
-                <w:rFonts w:ascii="宋体" w:eastAsia="宋体" w:hAnsi="宋体" w:cs="宋体"/>
+                <w:rFonts w:ascii="宋体" w:hAnsi="宋体" w:eastAsia="宋体" w:cs="宋体"/>
                 <w:sz w:val="20"/>
                 <w:szCs w:val="20"/>
               </w:rPr>
             </w:pPr>
             <w:r>
               <w:rPr>
-                <w:rFonts w:ascii="宋体" w:eastAsia="宋体" w:hAnsi="宋体" w:cs="宋体"/>
+                <w:rFonts w:ascii="宋体" w:hAnsi="宋体" w:eastAsia="宋体" w:cs="宋体"/>
                 <w:spacing w:val="4"/>
                 <w:sz w:val="20"/>
                 <w:szCs w:val="20"/>
@@ -637,14 +642,14 @@
               <w:spacing w:before="175" w:line="228" w:lineRule="auto"/>
               <w:ind w:left="730"/>
               <w:rPr>
-                <w:rFonts w:ascii="宋体" w:eastAsia="宋体" w:hAnsi="宋体" w:cs="宋体"/>
+                <w:rFonts w:ascii="宋体" w:hAnsi="宋体" w:eastAsia="宋体" w:cs="宋体"/>
                 <w:sz w:val="20"/>
                 <w:szCs w:val="20"/>
               </w:rPr>
             </w:pPr>
             <w:r>
               <w:rPr>
-                <w:rFonts w:ascii="宋体" w:eastAsia="宋体" w:hAnsi="宋体" w:cs="宋体"/>
+                <w:rFonts w:ascii="宋体" w:hAnsi="宋体" w:eastAsia="宋体" w:cs="宋体"/>
                 <w:spacing w:val="7"/>
                 <w:sz w:val="20"/>
                 <w:szCs w:val="20"/>
@@ -662,14 +667,14 @@
               <w:spacing w:before="175" w:line="228" w:lineRule="auto"/>
               <w:ind w:left="310"/>
               <w:rPr>
-                <w:rFonts w:ascii="宋体" w:eastAsia="宋体" w:hAnsi="宋体" w:cs="宋体"/>
+                <w:rFonts w:ascii="宋体" w:hAnsi="宋体" w:eastAsia="宋体" w:cs="宋体"/>
                 <w:sz w:val="20"/>
                 <w:szCs w:val="20"/>
               </w:rPr>
             </w:pPr>
             <w:r>
               <w:rPr>
-                <w:rFonts w:ascii="宋体" w:eastAsia="宋体" w:hAnsi="宋体" w:cs="宋体"/>
+                <w:rFonts w:ascii="宋体" w:hAnsi="宋体" w:eastAsia="宋体" w:cs="宋体"/>
                 <w:spacing w:val="6"/>
                 <w:sz w:val="20"/>
                 <w:szCs w:val="20"/>
@@ -687,7 +692,7 @@
               <w:spacing w:before="175" w:line="228" w:lineRule="auto"/>
               <w:ind w:left="310"/>
               <w:rPr>
-                <w:rFonts w:ascii="宋体" w:eastAsia="宋体" w:hAnsi="宋体" w:cs="宋体" w:hint="eastAsia"/>
+                <w:rFonts w:hint="eastAsia" w:ascii="宋体" w:hAnsi="宋体" w:eastAsia="宋体" w:cs="宋体"/>
                 <w:spacing w:val="6"/>
                 <w:sz w:val="20"/>
                 <w:szCs w:val="20"/>
@@ -696,7 +701,7 @@
             </w:pPr>
             <w:r>
               <w:rPr>
-                <w:rFonts w:ascii="宋体" w:eastAsia="宋体" w:hAnsi="宋体" w:cs="宋体" w:hint="eastAsia"/>
+                <w:rFonts w:hint="eastAsia" w:ascii="宋体" w:hAnsi="宋体" w:eastAsia="宋体" w:cs="宋体"/>
                 <w:spacing w:val="6"/>
                 <w:sz w:val="20"/>
                 <w:szCs w:val="20"/>
@@ -715,14 +720,14 @@
               <w:spacing w:before="176" w:line="229" w:lineRule="auto"/>
               <w:ind w:left="311"/>
               <w:rPr>
-                <w:rFonts w:ascii="宋体" w:eastAsia="宋体" w:hAnsi="宋体" w:cs="宋体"/>
+                <w:rFonts w:ascii="宋体" w:hAnsi="宋体" w:eastAsia="宋体" w:cs="宋体"/>
                 <w:sz w:val="20"/>
                 <w:szCs w:val="20"/>
               </w:rPr>
             </w:pPr>
             <w:r>
               <w:rPr>
-                <w:rFonts w:ascii="宋体" w:eastAsia="宋体" w:hAnsi="宋体" w:cs="宋体"/>
+                <w:rFonts w:ascii="宋体" w:hAnsi="宋体" w:eastAsia="宋体" w:cs="宋体"/>
                 <w:spacing w:val="7"/>
                 <w:sz w:val="20"/>
                 <w:szCs w:val="20"/>
@@ -734,9 +739,14 @@
       </w:tr>
       <w:tr>
         <w:tblPrEx>
-          <w:tblW w:w="8301" w:type="dxa"/>
-          <w:tblInd w:w="2" w:type="dxa"/>
-          <w:tblLayout w:type="fixed"/>
+          <w:tblBorders>
+            <w:top w:val="single" w:color="000000" w:sz="2" w:space="0"/>
+            <w:left w:val="single" w:color="000000" w:sz="2" w:space="0"/>
+            <w:bottom w:val="single" w:color="000000" w:sz="2" w:space="0"/>
+            <w:right w:val="single" w:color="000000" w:sz="2" w:space="0"/>
+            <w:insideH w:val="single" w:color="000000" w:sz="2" w:space="0"/>
+            <w:insideV w:val="single" w:color="000000" w:sz="2" w:space="0"/>
+          </w:tblBorders>
           <w:tblCellMar>
             <w:top w:w="0" w:type="dxa"/>
             <w:left w:w="0" w:type="dxa"/>
@@ -745,7 +755,7 @@
           </w:tblCellMar>
         </w:tblPrEx>
         <w:trPr>
-          <w:trHeight w:val="556"/>
+          <w:trHeight w:val="556" w:hRule="atLeast"/>
         </w:trPr>
         <w:tc>
           <w:tcPr>
@@ -756,14 +766,14 @@
               <w:spacing w:before="173" w:line="267" w:lineRule="exact"/>
               <w:ind w:left="260"/>
               <w:rPr>
-                <w:rFonts w:ascii="宋体" w:eastAsia="宋体" w:hAnsi="宋体" w:cs="宋体"/>
+                <w:rFonts w:ascii="宋体" w:hAnsi="宋体" w:eastAsia="宋体" w:cs="宋体"/>
                 <w:sz w:val="20"/>
                 <w:szCs w:val="20"/>
               </w:rPr>
             </w:pPr>
             <w:r>
               <w:rPr>
-                <w:rFonts w:ascii="宋体" w:eastAsia="宋体" w:hAnsi="宋体" w:cs="宋体"/>
+                <w:rFonts w:ascii="宋体" w:hAnsi="宋体" w:eastAsia="宋体" w:cs="宋体"/>
                 <w:spacing w:val="3"/>
                 <w:position w:val="1"/>
                 <w:sz w:val="20"/>
@@ -782,14 +792,14 @@
               <w:spacing w:before="173" w:line="267" w:lineRule="exact"/>
               <w:ind w:left="248"/>
               <w:rPr>
-                <w:rFonts w:ascii="宋体" w:eastAsia="宋体" w:hAnsi="宋体" w:cs="宋体"/>
+                <w:rFonts w:ascii="宋体" w:hAnsi="宋体" w:eastAsia="宋体" w:cs="宋体"/>
                 <w:sz w:val="20"/>
                 <w:szCs w:val="20"/>
               </w:rPr>
             </w:pPr>
             <w:r>
               <w:rPr>
-                <w:rFonts w:ascii="宋体" w:eastAsia="宋体" w:hAnsi="宋体" w:cs="宋体"/>
+                <w:rFonts w:ascii="宋体" w:hAnsi="宋体" w:eastAsia="宋体" w:cs="宋体"/>
                 <w:spacing w:val="4"/>
                 <w:position w:val="1"/>
                 <w:sz w:val="20"/>
@@ -809,14 +819,14 @@
               <w:ind w:left="114"/>
               <w:jc w:val="center"/>
               <w:rPr>
-                <w:rFonts w:ascii="宋体" w:eastAsia="宋体" w:hAnsi="宋体" w:cs="宋体"/>
+                <w:rFonts w:ascii="宋体" w:hAnsi="宋体" w:eastAsia="宋体" w:cs="宋体"/>
                 <w:sz w:val="20"/>
                 <w:szCs w:val="20"/>
               </w:rPr>
             </w:pPr>
             <w:r>
               <w:rPr>
-                <w:rFonts w:ascii="宋体" w:eastAsia="宋体" w:hAnsi="宋体" w:cs="宋体"/>
+                <w:rFonts w:ascii="宋体" w:hAnsi="宋体" w:eastAsia="宋体" w:cs="宋体"/>
                 <w:spacing w:val="7"/>
                 <w:sz w:val="20"/>
                 <w:szCs w:val="20"/>
@@ -832,9 +842,11 @@
           <w:p>
             <w:pPr>
               <w:spacing w:before="172" w:line="228" w:lineRule="auto"/>
-              <w:ind w:left="313"/>
+              <w:ind w:left="114"/>
+              <w:jc w:val="center"/>
               <w:rPr>
-                <w:rFonts w:ascii="宋体" w:eastAsia="宋体" w:hAnsi="宋体" w:cs="宋体" w:hint="eastAsia"/>
+                <w:rFonts w:hint="eastAsia" w:ascii="宋体" w:hAnsi="宋体" w:eastAsia="宋体" w:cs="宋体"/>
+                <w:spacing w:val="7"/>
                 <w:sz w:val="20"/>
                 <w:szCs w:val="20"/>
                 <w:lang w:val="en-US" w:eastAsia="zh-CN"/>
@@ -842,14 +854,25 @@
             </w:pPr>
             <w:r>
               <w:rPr>
-                <w:rFonts w:hint="eastAsia"/>
-                <w:spacing w:val="0"/>
-                <w:kern w:val="0"/>
-                <w:u w:val="none"/>
-                <w:vertAlign w:val="baseline"/>
+                <w:rFonts w:hint="eastAsia" w:ascii="宋体" w:hAnsi="宋体" w:eastAsia="宋体" w:cs="宋体"/>
+                <w:spacing w:val="7"/>
+                <w:sz w:val="20"/>
+                <w:szCs w:val="20"/>
                 <w:lang w:val="en-US" w:eastAsia="zh-CN"/>
               </w:rPr>
-              <w:t>刘书峰</w:t>
+              <w:t>耿</w:t>
+            </w:r>
+            <w:bookmarkStart w:id="34" w:name="_GoBack"/>
+            <w:bookmarkEnd w:id="34"/>
+            <w:r>
+              <w:rPr>
+                <w:rFonts w:hint="eastAsia" w:ascii="宋体" w:hAnsi="宋体" w:eastAsia="宋体" w:cs="宋体"/>
+                <w:spacing w:val="7"/>
+                <w:sz w:val="20"/>
+                <w:szCs w:val="20"/>
+                <w:lang w:val="en-US" w:eastAsia="zh-CN"/>
+              </w:rPr>
+              <w:t>宁</w:t>
             </w:r>
           </w:p>
         </w:tc>
@@ -860,23 +883,24 @@
           <w:p>
             <w:pPr>
               <w:spacing w:before="172" w:line="228" w:lineRule="auto"/>
-              <w:ind w:left="313"/>
+              <w:ind w:left="114"/>
+              <w:jc w:val="center"/>
               <w:rPr>
-                <w:rFonts w:ascii="宋体" w:eastAsia="宋体" w:hAnsi="宋体" w:cs="宋体" w:hint="eastAsia"/>
-                <w:spacing w:val="5"/>
+                <w:rFonts w:hint="eastAsia" w:ascii="宋体" w:hAnsi="宋体" w:eastAsia="宋体" w:cs="宋体"/>
+                <w:spacing w:val="7"/>
                 <w:sz w:val="20"/>
                 <w:szCs w:val="20"/>
               </w:rPr>
             </w:pPr>
             <w:r>
               <w:rPr>
-                <w:rFonts w:ascii="宋体" w:eastAsia="宋体" w:hAnsi="宋体" w:cs="宋体" w:hint="eastAsia"/>
-                <w:spacing w:val="5"/>
+                <w:rFonts w:hint="eastAsia" w:ascii="宋体" w:hAnsi="宋体" w:eastAsia="宋体" w:cs="宋体"/>
+                <w:spacing w:val="7"/>
                 <w:sz w:val="20"/>
                 <w:szCs w:val="20"/>
                 <w:lang w:val="en-US" w:eastAsia="zh-CN"/>
               </w:rPr>
-              <w:t>刘瑞</w:t>
+              <w:t>常海霞</w:t>
             </w:r>
           </w:p>
         </w:tc>
@@ -889,14 +913,14 @@
               <w:spacing w:before="173" w:line="229" w:lineRule="auto"/>
               <w:ind w:left="314"/>
               <w:rPr>
-                <w:rFonts w:ascii="宋体" w:eastAsia="宋体" w:hAnsi="宋体" w:cs="宋体"/>
+                <w:rFonts w:ascii="宋体" w:hAnsi="宋体" w:eastAsia="宋体" w:cs="宋体"/>
                 <w:sz w:val="20"/>
                 <w:szCs w:val="20"/>
               </w:rPr>
             </w:pPr>
             <w:r>
               <w:rPr>
-                <w:rFonts w:ascii="宋体" w:eastAsia="宋体" w:hAnsi="宋体" w:cs="宋体" w:hint="eastAsia"/>
+                <w:rFonts w:hint="eastAsia" w:ascii="宋体" w:hAnsi="宋体" w:eastAsia="宋体" w:cs="宋体"/>
                 <w:spacing w:val="6"/>
                 <w:sz w:val="20"/>
                 <w:szCs w:val="20"/>
@@ -909,9 +933,14 @@
       </w:tr>
       <w:tr>
         <w:tblPrEx>
-          <w:tblW w:w="8301" w:type="dxa"/>
-          <w:tblInd w:w="2" w:type="dxa"/>
-          <w:tblLayout w:type="fixed"/>
+          <w:tblBorders>
+            <w:top w:val="single" w:color="000000" w:sz="2" w:space="0"/>
+            <w:left w:val="single" w:color="000000" w:sz="2" w:space="0"/>
+            <w:bottom w:val="single" w:color="000000" w:sz="2" w:space="0"/>
+            <w:right w:val="single" w:color="000000" w:sz="2" w:space="0"/>
+            <w:insideH w:val="single" w:color="000000" w:sz="2" w:space="0"/>
+            <w:insideV w:val="single" w:color="000000" w:sz="2" w:space="0"/>
+          </w:tblBorders>
           <w:tblCellMar>
             <w:top w:w="0" w:type="dxa"/>
             <w:left w:w="0" w:type="dxa"/>
@@ -920,7 +949,7 @@
           </w:tblCellMar>
         </w:tblPrEx>
         <w:trPr>
-          <w:trHeight w:val="556"/>
+          <w:trHeight w:val="556" w:hRule="atLeast"/>
         </w:trPr>
         <w:tc>
           <w:tcPr>
@@ -928,7 +957,7 @@
           </w:tcPr>
           <w:p>
             <w:pPr>
-              <w:pStyle w:val="TableText"/>
+              <w:pStyle w:val="27"/>
             </w:pPr>
           </w:p>
         </w:tc>
@@ -938,7 +967,7 @@
           </w:tcPr>
           <w:p>
             <w:pPr>
-              <w:pStyle w:val="TableText"/>
+              <w:pStyle w:val="27"/>
             </w:pPr>
           </w:p>
         </w:tc>
@@ -948,7 +977,7 @@
           </w:tcPr>
           <w:p>
             <w:pPr>
-              <w:pStyle w:val="TableText"/>
+              <w:pStyle w:val="27"/>
             </w:pPr>
           </w:p>
         </w:tc>
@@ -980,16 +1009,21 @@
           </w:tcPr>
           <w:p>
             <w:pPr>
-              <w:pStyle w:val="TableText"/>
+              <w:pStyle w:val="27"/>
             </w:pPr>
           </w:p>
         </w:tc>
       </w:tr>
       <w:tr>
         <w:tblPrEx>
-          <w:tblW w:w="8301" w:type="dxa"/>
-          <w:tblInd w:w="2" w:type="dxa"/>
-          <w:tblLayout w:type="fixed"/>
+          <w:tblBorders>
+            <w:top w:val="single" w:color="000000" w:sz="2" w:space="0"/>
+            <w:left w:val="single" w:color="000000" w:sz="2" w:space="0"/>
+            <w:bottom w:val="single" w:color="000000" w:sz="2" w:space="0"/>
+            <w:right w:val="single" w:color="000000" w:sz="2" w:space="0"/>
+            <w:insideH w:val="single" w:color="000000" w:sz="2" w:space="0"/>
+            <w:insideV w:val="single" w:color="000000" w:sz="2" w:space="0"/>
+          </w:tblBorders>
           <w:tblCellMar>
             <w:top w:w="0" w:type="dxa"/>
             <w:left w:w="0" w:type="dxa"/>
@@ -998,7 +1032,7 @@
           </w:tblCellMar>
         </w:tblPrEx>
         <w:trPr>
-          <w:trHeight w:val="556"/>
+          <w:trHeight w:val="556" w:hRule="atLeast"/>
         </w:trPr>
         <w:tc>
           <w:tcPr>
@@ -1006,7 +1040,7 @@
           </w:tcPr>
           <w:p>
             <w:pPr>
-              <w:pStyle w:val="TableText"/>
+              <w:pStyle w:val="27"/>
             </w:pPr>
           </w:p>
         </w:tc>
@@ -1016,7 +1050,7 @@
           </w:tcPr>
           <w:p>
             <w:pPr>
-              <w:pStyle w:val="TableText"/>
+              <w:pStyle w:val="27"/>
             </w:pPr>
           </w:p>
         </w:tc>
@@ -1026,7 +1060,7 @@
           </w:tcPr>
           <w:p>
             <w:pPr>
-              <w:pStyle w:val="TableText"/>
+              <w:pStyle w:val="27"/>
             </w:pPr>
           </w:p>
         </w:tc>
@@ -1058,16 +1092,21 @@
           </w:tcPr>
           <w:p>
             <w:pPr>
-              <w:pStyle w:val="TableText"/>
+              <w:pStyle w:val="27"/>
             </w:pPr>
           </w:p>
         </w:tc>
       </w:tr>
       <w:tr>
         <w:tblPrEx>
-          <w:tblW w:w="8301" w:type="dxa"/>
-          <w:tblInd w:w="2" w:type="dxa"/>
-          <w:tblLayout w:type="fixed"/>
+          <w:tblBorders>
+            <w:top w:val="single" w:color="000000" w:sz="2" w:space="0"/>
+            <w:left w:val="single" w:color="000000" w:sz="2" w:space="0"/>
+            <w:bottom w:val="single" w:color="000000" w:sz="2" w:space="0"/>
+            <w:right w:val="single" w:color="000000" w:sz="2" w:space="0"/>
+            <w:insideH w:val="single" w:color="000000" w:sz="2" w:space="0"/>
+            <w:insideV w:val="single" w:color="000000" w:sz="2" w:space="0"/>
+          </w:tblBorders>
           <w:tblCellMar>
             <w:top w:w="0" w:type="dxa"/>
             <w:left w:w="0" w:type="dxa"/>
@@ -1076,7 +1115,7 @@
           </w:tblCellMar>
         </w:tblPrEx>
         <w:trPr>
-          <w:trHeight w:val="557"/>
+          <w:trHeight w:val="557" w:hRule="atLeast"/>
         </w:trPr>
         <w:tc>
           <w:tcPr>
@@ -1084,7 +1123,7 @@
           </w:tcPr>
           <w:p>
             <w:pPr>
-              <w:pStyle w:val="TableText"/>
+              <w:pStyle w:val="27"/>
             </w:pPr>
           </w:p>
         </w:tc>
@@ -1094,7 +1133,7 @@
           </w:tcPr>
           <w:p>
             <w:pPr>
-              <w:pStyle w:val="TableText"/>
+              <w:pStyle w:val="27"/>
             </w:pPr>
           </w:p>
         </w:tc>
@@ -1104,7 +1143,7 @@
           </w:tcPr>
           <w:p>
             <w:pPr>
-              <w:pStyle w:val="TableText"/>
+              <w:pStyle w:val="27"/>
             </w:pPr>
           </w:p>
         </w:tc>
@@ -1114,7 +1153,7 @@
           </w:tcPr>
           <w:p>
             <w:pPr>
-              <w:pStyle w:val="TableText"/>
+              <w:pStyle w:val="27"/>
             </w:pPr>
           </w:p>
         </w:tc>
@@ -1124,7 +1163,7 @@
           </w:tcPr>
           <w:p>
             <w:pPr>
-              <w:pStyle w:val="TableText"/>
+              <w:pStyle w:val="27"/>
             </w:pPr>
           </w:p>
         </w:tc>
@@ -1134,16 +1173,21 @@
           </w:tcPr>
           <w:p>
             <w:pPr>
-              <w:pStyle w:val="TableText"/>
+              <w:pStyle w:val="27"/>
             </w:pPr>
           </w:p>
         </w:tc>
       </w:tr>
       <w:tr>
         <w:tblPrEx>
-          <w:tblW w:w="8301" w:type="dxa"/>
-          <w:tblInd w:w="2" w:type="dxa"/>
-          <w:tblLayout w:type="fixed"/>
+          <w:tblBorders>
+            <w:top w:val="single" w:color="000000" w:sz="2" w:space="0"/>
+            <w:left w:val="single" w:color="000000" w:sz="2" w:space="0"/>
+            <w:bottom w:val="single" w:color="000000" w:sz="2" w:space="0"/>
+            <w:right w:val="single" w:color="000000" w:sz="2" w:space="0"/>
+            <w:insideH w:val="single" w:color="000000" w:sz="2" w:space="0"/>
+            <w:insideV w:val="single" w:color="000000" w:sz="2" w:space="0"/>
+          </w:tblBorders>
           <w:tblCellMar>
             <w:top w:w="0" w:type="dxa"/>
             <w:left w:w="0" w:type="dxa"/>
@@ -1152,7 +1196,7 @@
           </w:tblCellMar>
         </w:tblPrEx>
         <w:trPr>
-          <w:trHeight w:val="556"/>
+          <w:trHeight w:val="556" w:hRule="atLeast"/>
         </w:trPr>
         <w:tc>
           <w:tcPr>
@@ -1160,7 +1204,7 @@
           </w:tcPr>
           <w:p>
             <w:pPr>
-              <w:pStyle w:val="TableText"/>
+              <w:pStyle w:val="27"/>
             </w:pPr>
           </w:p>
         </w:tc>
@@ -1170,7 +1214,7 @@
           </w:tcPr>
           <w:p>
             <w:pPr>
-              <w:pStyle w:val="TableText"/>
+              <w:pStyle w:val="27"/>
             </w:pPr>
           </w:p>
         </w:tc>
@@ -1180,7 +1224,7 @@
           </w:tcPr>
           <w:p>
             <w:pPr>
-              <w:pStyle w:val="TableText"/>
+              <w:pStyle w:val="27"/>
             </w:pPr>
           </w:p>
         </w:tc>
@@ -1190,7 +1234,7 @@
           </w:tcPr>
           <w:p>
             <w:pPr>
-              <w:pStyle w:val="TableText"/>
+              <w:pStyle w:val="27"/>
             </w:pPr>
           </w:p>
         </w:tc>
@@ -1200,7 +1244,7 @@
           </w:tcPr>
           <w:p>
             <w:pPr>
-              <w:pStyle w:val="TableText"/>
+              <w:pStyle w:val="27"/>
             </w:pPr>
           </w:p>
         </w:tc>
@@ -1210,16 +1254,21 @@
           </w:tcPr>
           <w:p>
             <w:pPr>
-              <w:pStyle w:val="TableText"/>
+              <w:pStyle w:val="27"/>
             </w:pPr>
           </w:p>
         </w:tc>
       </w:tr>
       <w:tr>
         <w:tblPrEx>
-          <w:tblW w:w="8301" w:type="dxa"/>
-          <w:tblInd w:w="2" w:type="dxa"/>
-          <w:tblLayout w:type="fixed"/>
+          <w:tblBorders>
+            <w:top w:val="single" w:color="000000" w:sz="2" w:space="0"/>
+            <w:left w:val="single" w:color="000000" w:sz="2" w:space="0"/>
+            <w:bottom w:val="single" w:color="000000" w:sz="2" w:space="0"/>
+            <w:right w:val="single" w:color="000000" w:sz="2" w:space="0"/>
+            <w:insideH w:val="single" w:color="000000" w:sz="2" w:space="0"/>
+            <w:insideV w:val="single" w:color="000000" w:sz="2" w:space="0"/>
+          </w:tblBorders>
           <w:tblCellMar>
             <w:top w:w="0" w:type="dxa"/>
             <w:left w:w="0" w:type="dxa"/>
@@ -1228,7 +1277,7 @@
           </w:tblCellMar>
         </w:tblPrEx>
         <w:trPr>
-          <w:trHeight w:val="561"/>
+          <w:trHeight w:val="561" w:hRule="atLeast"/>
         </w:trPr>
         <w:tc>
           <w:tcPr>
@@ -1236,7 +1285,7 @@
           </w:tcPr>
           <w:p>
             <w:pPr>
-              <w:pStyle w:val="TableText"/>
+              <w:pStyle w:val="27"/>
             </w:pPr>
           </w:p>
         </w:tc>
@@ -1246,7 +1295,7 @@
           </w:tcPr>
           <w:p>
             <w:pPr>
-              <w:pStyle w:val="TableText"/>
+              <w:pStyle w:val="27"/>
             </w:pPr>
           </w:p>
         </w:tc>
@@ -1256,7 +1305,7 @@
           </w:tcPr>
           <w:p>
             <w:pPr>
-              <w:pStyle w:val="TableText"/>
+              <w:pStyle w:val="27"/>
             </w:pPr>
           </w:p>
         </w:tc>
@@ -1266,7 +1315,7 @@
           </w:tcPr>
           <w:p>
             <w:pPr>
-              <w:pStyle w:val="TableText"/>
+              <w:pStyle w:val="27"/>
             </w:pPr>
           </w:p>
         </w:tc>
@@ -1276,7 +1325,7 @@
           </w:tcPr>
           <w:p>
             <w:pPr>
-              <w:pStyle w:val="TableText"/>
+              <w:pStyle w:val="27"/>
             </w:pPr>
           </w:p>
         </w:tc>
@@ -1286,7 +1335,7 @@
           </w:tcPr>
           <w:p>
             <w:pPr>
-              <w:pStyle w:val="TableText"/>
+              <w:pStyle w:val="27"/>
             </w:pPr>
           </w:p>
         </w:tc>
@@ -1300,7 +1349,7 @@
     <w:sdt>
       <w:sdtPr>
         <w:rPr>
-          <w:rFonts w:ascii="宋体" w:eastAsia="宋体" w:hAnsi="宋体" w:cs="Arial"/>
+          <w:rFonts w:ascii="宋体" w:hAnsi="宋体" w:eastAsia="宋体" w:cs="Arial"/>
           <w:snapToGrid w:val="0"/>
           <w:color w:val="000000"/>
           <w:kern w:val="0"/>
@@ -1316,7 +1365,7 @@
       </w:sdtPr>
       <w:sdtEndPr>
         <w:rPr>
-          <w:rFonts w:ascii="宋体" w:eastAsia="宋体" w:hAnsi="宋体" w:cs="宋体" w:hint="eastAsia"/>
+          <w:rFonts w:hint="eastAsia" w:ascii="宋体" w:hAnsi="宋体" w:eastAsia="宋体" w:cs="宋体"/>
           <w:snapToGrid w:val="0"/>
           <w:color w:val="000000"/>
           <w:kern w:val="0"/>
@@ -1329,17 +1378,17 @@
         <w:p>
           <w:pPr>
             <w:spacing w:before="0" w:beforeLines="0" w:after="0" w:afterLines="0" w:line="240" w:lineRule="auto"/>
-            <w:ind w:left="0" w:right="0" w:firstLine="0" w:leftChars="0" w:rightChars="0" w:firstLineChars="0"/>
+            <w:ind w:left="0" w:leftChars="0" w:right="0" w:rightChars="0" w:firstLine="0" w:firstLineChars="0"/>
             <w:jc w:val="center"/>
             <w:rPr>
-              <w:rFonts w:ascii="宋体" w:eastAsia="宋体" w:hAnsi="宋体" w:cs="宋体" w:hint="eastAsia"/>
+              <w:rFonts w:hint="eastAsia" w:ascii="宋体" w:hAnsi="宋体" w:eastAsia="宋体" w:cs="宋体"/>
               <w:sz w:val="24"/>
               <w:szCs w:val="24"/>
             </w:rPr>
           </w:pPr>
           <w:r>
             <w:rPr>
-              <w:rFonts w:ascii="宋体" w:eastAsia="宋体" w:hAnsi="宋体" w:cs="宋体" w:hint="eastAsia"/>
+              <w:rFonts w:hint="eastAsia" w:ascii="宋体" w:hAnsi="宋体" w:eastAsia="宋体" w:cs="宋体"/>
               <w:sz w:val="24"/>
               <w:szCs w:val="24"/>
             </w:rPr>
@@ -1348,14 +1397,14 @@
         </w:p>
         <w:p>
           <w:pPr>
-            <w:pStyle w:val="TOC1"/>
+            <w:pStyle w:val="16"/>
             <w:tabs>
               <w:tab w:val="right" w:leader="dot" w:pos="8306"/>
             </w:tabs>
           </w:pPr>
           <w:r>
             <w:rPr>
-              <w:rFonts w:ascii="宋体" w:eastAsia="宋体" w:hAnsi="宋体" w:cs="宋体" w:hint="eastAsia"/>
+              <w:rFonts w:hint="eastAsia" w:ascii="宋体" w:hAnsi="宋体" w:eastAsia="宋体" w:cs="宋体"/>
               <w:sz w:val="24"/>
               <w:szCs w:val="24"/>
             </w:rPr>
@@ -1363,7 +1412,7 @@
           </w:r>
           <w:r>
             <w:rPr>
-              <w:rFonts w:ascii="宋体" w:eastAsia="宋体" w:hAnsi="宋体" w:cs="宋体" w:hint="eastAsia"/>
+              <w:rFonts w:hint="eastAsia" w:ascii="宋体" w:hAnsi="宋体" w:eastAsia="宋体" w:cs="宋体"/>
               <w:sz w:val="24"/>
               <w:szCs w:val="24"/>
             </w:rPr>
@@ -1371,7 +1420,7 @@
           </w:r>
           <w:r>
             <w:rPr>
-              <w:rFonts w:ascii="宋体" w:eastAsia="宋体" w:hAnsi="宋体" w:cs="宋体" w:hint="eastAsia"/>
+              <w:rFonts w:hint="eastAsia" w:ascii="宋体" w:hAnsi="宋体" w:eastAsia="宋体" w:cs="宋体"/>
               <w:sz w:val="24"/>
               <w:szCs w:val="24"/>
             </w:rPr>
@@ -1379,21 +1428,21 @@
           </w:r>
           <w:r>
             <w:rPr>
-              <w:rFonts w:ascii="宋体" w:eastAsia="宋体" w:hAnsi="宋体" w:cs="宋体" w:hint="eastAsia"/>
+              <w:rFonts w:hint="eastAsia" w:ascii="宋体" w:hAnsi="宋体" w:eastAsia="宋体" w:cs="宋体"/>
               <w:szCs w:val="24"/>
             </w:rPr>
             <w:fldChar w:fldCharType="begin"/>
           </w:r>
           <w:r>
             <w:rPr>
-              <w:rFonts w:ascii="宋体" w:eastAsia="宋体" w:hAnsi="宋体" w:cs="宋体" w:hint="eastAsia"/>
-              <w:szCs w:val="24"/>
-            </w:rPr>
-            <w:instrText xml:space="preserve"> HYPERLINK \l _Toc20950 </w:instrText>
-          </w:r>
-          <w:r>
-            <w:rPr>
-              <w:rFonts w:ascii="宋体" w:eastAsia="宋体" w:hAnsi="宋体" w:cs="宋体" w:hint="eastAsia"/>
+              <w:rFonts w:hint="eastAsia" w:ascii="宋体" w:hAnsi="宋体" w:eastAsia="宋体" w:cs="宋体"/>
+              <w:szCs w:val="24"/>
+            </w:rPr>
+            <w:instrText xml:space="preserve"> HYPERLINK \l _Toc22201 </w:instrText>
+          </w:r>
+          <w:r>
+            <w:rPr>
+              <w:rFonts w:hint="eastAsia" w:ascii="宋体" w:hAnsi="宋体" w:eastAsia="宋体" w:cs="宋体"/>
               <w:szCs w:val="24"/>
             </w:rPr>
             <w:fldChar w:fldCharType="separate"/>
@@ -1412,7 +1461,7 @@
             <w:fldChar w:fldCharType="begin"/>
           </w:r>
           <w:r>
-            <w:instrText xml:space="preserve"> PAGEREF _Toc20950 \h </w:instrText>
+            <w:instrText xml:space="preserve"> PAGEREF _Toc22201 \h </w:instrText>
           </w:r>
           <w:r>
             <w:fldChar w:fldCharType="separate"/>
@@ -1425,7 +1474,7 @@
           </w:r>
           <w:r>
             <w:rPr>
-              <w:rFonts w:ascii="宋体" w:eastAsia="宋体" w:hAnsi="宋体" w:cs="宋体" w:hint="eastAsia"/>
+              <w:rFonts w:hint="eastAsia" w:ascii="宋体" w:hAnsi="宋体" w:eastAsia="宋体" w:cs="宋体"/>
               <w:szCs w:val="24"/>
             </w:rPr>
             <w:fldChar w:fldCharType="end"/>
@@ -1433,28 +1482,28 @@
         </w:p>
         <w:p>
           <w:pPr>
-            <w:pStyle w:val="TOC1"/>
+            <w:pStyle w:val="16"/>
             <w:tabs>
               <w:tab w:val="right" w:leader="dot" w:pos="8306"/>
             </w:tabs>
           </w:pPr>
           <w:r>
             <w:rPr>
-              <w:rFonts w:ascii="宋体" w:eastAsia="宋体" w:hAnsi="宋体" w:cs="宋体" w:hint="eastAsia"/>
+              <w:rFonts w:hint="eastAsia" w:ascii="宋体" w:hAnsi="宋体" w:eastAsia="宋体" w:cs="宋体"/>
               <w:szCs w:val="24"/>
             </w:rPr>
             <w:fldChar w:fldCharType="begin"/>
           </w:r>
           <w:r>
             <w:rPr>
-              <w:rFonts w:ascii="宋体" w:eastAsia="宋体" w:hAnsi="宋体" w:cs="宋体" w:hint="eastAsia"/>
-              <w:szCs w:val="24"/>
-            </w:rPr>
-            <w:instrText xml:space="preserve"> HYPERLINK \l _Toc29493 </w:instrText>
-          </w:r>
-          <w:r>
-            <w:rPr>
-              <w:rFonts w:ascii="宋体" w:eastAsia="宋体" w:hAnsi="宋体" w:cs="宋体" w:hint="eastAsia"/>
+              <w:rFonts w:hint="eastAsia" w:ascii="宋体" w:hAnsi="宋体" w:eastAsia="宋体" w:cs="宋体"/>
+              <w:szCs w:val="24"/>
+            </w:rPr>
+            <w:instrText xml:space="preserve"> HYPERLINK \l _Toc11091 </w:instrText>
+          </w:r>
+          <w:r>
+            <w:rPr>
+              <w:rFonts w:hint="eastAsia" w:ascii="宋体" w:hAnsi="宋体" w:eastAsia="宋体" w:cs="宋体"/>
               <w:szCs w:val="24"/>
             </w:rPr>
             <w:fldChar w:fldCharType="separate"/>
@@ -1473,7 +1522,7 @@
             <w:fldChar w:fldCharType="begin"/>
           </w:r>
           <w:r>
-            <w:instrText xml:space="preserve"> PAGEREF _Toc29493 \h </w:instrText>
+            <w:instrText xml:space="preserve"> PAGEREF _Toc11091 \h </w:instrText>
           </w:r>
           <w:r>
             <w:fldChar w:fldCharType="separate"/>
@@ -1486,7 +1535,7 @@
           </w:r>
           <w:r>
             <w:rPr>
-              <w:rFonts w:ascii="宋体" w:eastAsia="宋体" w:hAnsi="宋体" w:cs="宋体" w:hint="eastAsia"/>
+              <w:rFonts w:hint="eastAsia" w:ascii="宋体" w:hAnsi="宋体" w:eastAsia="宋体" w:cs="宋体"/>
               <w:szCs w:val="24"/>
             </w:rPr>
             <w:fldChar w:fldCharType="end"/>
@@ -1494,28 +1543,28 @@
         </w:p>
         <w:p>
           <w:pPr>
-            <w:pStyle w:val="TOC1"/>
+            <w:pStyle w:val="16"/>
             <w:tabs>
               <w:tab w:val="right" w:leader="dot" w:pos="8306"/>
             </w:tabs>
           </w:pPr>
           <w:r>
             <w:rPr>
-              <w:rFonts w:ascii="宋体" w:eastAsia="宋体" w:hAnsi="宋体" w:cs="宋体" w:hint="eastAsia"/>
+              <w:rFonts w:hint="eastAsia" w:ascii="宋体" w:hAnsi="宋体" w:eastAsia="宋体" w:cs="宋体"/>
               <w:szCs w:val="24"/>
             </w:rPr>
             <w:fldChar w:fldCharType="begin"/>
           </w:r>
           <w:r>
             <w:rPr>
-              <w:rFonts w:ascii="宋体" w:eastAsia="宋体" w:hAnsi="宋体" w:cs="宋体" w:hint="eastAsia"/>
-              <w:szCs w:val="24"/>
-            </w:rPr>
-            <w:instrText xml:space="preserve"> HYPERLINK \l _Toc16644 </w:instrText>
-          </w:r>
-          <w:r>
-            <w:rPr>
-              <w:rFonts w:ascii="宋体" w:eastAsia="宋体" w:hAnsi="宋体" w:cs="宋体" w:hint="eastAsia"/>
+              <w:rFonts w:hint="eastAsia" w:ascii="宋体" w:hAnsi="宋体" w:eastAsia="宋体" w:cs="宋体"/>
+              <w:szCs w:val="24"/>
+            </w:rPr>
+            <w:instrText xml:space="preserve"> HYPERLINK \l _Toc14307 </w:instrText>
+          </w:r>
+          <w:r>
+            <w:rPr>
+              <w:rFonts w:hint="eastAsia" w:ascii="宋体" w:hAnsi="宋体" w:eastAsia="宋体" w:cs="宋体"/>
               <w:szCs w:val="24"/>
             </w:rPr>
             <w:fldChar w:fldCharType="separate"/>
@@ -1536,7 +1585,7 @@
             <w:fldChar w:fldCharType="begin"/>
           </w:r>
           <w:r>
-            <w:instrText xml:space="preserve"> PAGEREF _Toc16644 \h </w:instrText>
+            <w:instrText xml:space="preserve"> PAGEREF _Toc14307 \h </w:instrText>
           </w:r>
           <w:r>
             <w:fldChar w:fldCharType="separate"/>
@@ -1549,7 +1598,7 @@
           </w:r>
           <w:r>
             <w:rPr>
-              <w:rFonts w:ascii="宋体" w:eastAsia="宋体" w:hAnsi="宋体" w:cs="宋体" w:hint="eastAsia"/>
+              <w:rFonts w:hint="eastAsia" w:ascii="宋体" w:hAnsi="宋体" w:eastAsia="宋体" w:cs="宋体"/>
               <w:szCs w:val="24"/>
             </w:rPr>
             <w:fldChar w:fldCharType="end"/>
@@ -1557,28 +1606,28 @@
         </w:p>
         <w:p>
           <w:pPr>
-            <w:pStyle w:val="TOC1"/>
+            <w:pStyle w:val="16"/>
             <w:tabs>
               <w:tab w:val="right" w:leader="dot" w:pos="8306"/>
             </w:tabs>
           </w:pPr>
           <w:r>
             <w:rPr>
-              <w:rFonts w:ascii="宋体" w:eastAsia="宋体" w:hAnsi="宋体" w:cs="宋体" w:hint="eastAsia"/>
+              <w:rFonts w:hint="eastAsia" w:ascii="宋体" w:hAnsi="宋体" w:eastAsia="宋体" w:cs="宋体"/>
               <w:szCs w:val="24"/>
             </w:rPr>
             <w:fldChar w:fldCharType="begin"/>
           </w:r>
           <w:r>
             <w:rPr>
-              <w:rFonts w:ascii="宋体" w:eastAsia="宋体" w:hAnsi="宋体" w:cs="宋体" w:hint="eastAsia"/>
-              <w:szCs w:val="24"/>
-            </w:rPr>
-            <w:instrText xml:space="preserve"> HYPERLINK \l _Toc21765 </w:instrText>
-          </w:r>
-          <w:r>
-            <w:rPr>
-              <w:rFonts w:ascii="宋体" w:eastAsia="宋体" w:hAnsi="宋体" w:cs="宋体" w:hint="eastAsia"/>
+              <w:rFonts w:hint="eastAsia" w:ascii="宋体" w:hAnsi="宋体" w:eastAsia="宋体" w:cs="宋体"/>
+              <w:szCs w:val="24"/>
+            </w:rPr>
+            <w:instrText xml:space="preserve"> HYPERLINK \l _Toc30734 </w:instrText>
+          </w:r>
+          <w:r>
+            <w:rPr>
+              <w:rFonts w:hint="eastAsia" w:ascii="宋体" w:hAnsi="宋体" w:eastAsia="宋体" w:cs="宋体"/>
               <w:szCs w:val="24"/>
             </w:rPr>
             <w:fldChar w:fldCharType="separate"/>
@@ -1604,7 +1653,7 @@
             <w:fldChar w:fldCharType="begin"/>
           </w:r>
           <w:r>
-            <w:instrText xml:space="preserve"> PAGEREF _Toc21765 \h </w:instrText>
+            <w:instrText xml:space="preserve"> PAGEREF _Toc30734 \h </w:instrText>
           </w:r>
           <w:r>
             <w:fldChar w:fldCharType="separate"/>
@@ -1617,7 +1666,7 @@
           </w:r>
           <w:r>
             <w:rPr>
-              <w:rFonts w:ascii="宋体" w:eastAsia="宋体" w:hAnsi="宋体" w:cs="宋体" w:hint="eastAsia"/>
+              <w:rFonts w:hint="eastAsia" w:ascii="宋体" w:hAnsi="宋体" w:eastAsia="宋体" w:cs="宋体"/>
               <w:szCs w:val="24"/>
             </w:rPr>
             <w:fldChar w:fldCharType="end"/>
@@ -1625,28 +1674,28 @@
         </w:p>
         <w:p>
           <w:pPr>
-            <w:pStyle w:val="TOC1"/>
+            <w:pStyle w:val="16"/>
             <w:tabs>
               <w:tab w:val="right" w:leader="dot" w:pos="8306"/>
             </w:tabs>
           </w:pPr>
           <w:r>
             <w:rPr>
-              <w:rFonts w:ascii="宋体" w:eastAsia="宋体" w:hAnsi="宋体" w:cs="宋体" w:hint="eastAsia"/>
+              <w:rFonts w:hint="eastAsia" w:ascii="宋体" w:hAnsi="宋体" w:eastAsia="宋体" w:cs="宋体"/>
               <w:szCs w:val="24"/>
             </w:rPr>
             <w:fldChar w:fldCharType="begin"/>
           </w:r>
           <w:r>
             <w:rPr>
-              <w:rFonts w:ascii="宋体" w:eastAsia="宋体" w:hAnsi="宋体" w:cs="宋体" w:hint="eastAsia"/>
-              <w:szCs w:val="24"/>
-            </w:rPr>
-            <w:instrText xml:space="preserve"> HYPERLINK \l _Toc10023 </w:instrText>
-          </w:r>
-          <w:r>
-            <w:rPr>
-              <w:rFonts w:ascii="宋体" w:eastAsia="宋体" w:hAnsi="宋体" w:cs="宋体" w:hint="eastAsia"/>
+              <w:rFonts w:hint="eastAsia" w:ascii="宋体" w:hAnsi="宋体" w:eastAsia="宋体" w:cs="宋体"/>
+              <w:szCs w:val="24"/>
+            </w:rPr>
+            <w:instrText xml:space="preserve"> HYPERLINK \l _Toc14124 </w:instrText>
+          </w:r>
+          <w:r>
+            <w:rPr>
+              <w:rFonts w:hint="eastAsia" w:ascii="宋体" w:hAnsi="宋体" w:eastAsia="宋体" w:cs="宋体"/>
               <w:szCs w:val="24"/>
             </w:rPr>
             <w:fldChar w:fldCharType="separate"/>
@@ -1674,7 +1723,7 @@
             <w:fldChar w:fldCharType="begin"/>
           </w:r>
           <w:r>
-            <w:instrText xml:space="preserve"> PAGEREF _Toc10023 \h </w:instrText>
+            <w:instrText xml:space="preserve"> PAGEREF _Toc14124 \h </w:instrText>
           </w:r>
           <w:r>
             <w:fldChar w:fldCharType="separate"/>
@@ -1687,7 +1736,7 @@
           </w:r>
           <w:r>
             <w:rPr>
-              <w:rFonts w:ascii="宋体" w:eastAsia="宋体" w:hAnsi="宋体" w:cs="宋体" w:hint="eastAsia"/>
+              <w:rFonts w:hint="eastAsia" w:ascii="宋体" w:hAnsi="宋体" w:eastAsia="宋体" w:cs="宋体"/>
               <w:szCs w:val="24"/>
             </w:rPr>
             <w:fldChar w:fldCharType="end"/>
@@ -1695,28 +1744,28 @@
         </w:p>
         <w:p>
           <w:pPr>
-            <w:pStyle w:val="TOC1"/>
+            <w:pStyle w:val="16"/>
             <w:tabs>
               <w:tab w:val="right" w:leader="dot" w:pos="8306"/>
             </w:tabs>
           </w:pPr>
           <w:r>
             <w:rPr>
-              <w:rFonts w:ascii="宋体" w:eastAsia="宋体" w:hAnsi="宋体" w:cs="宋体" w:hint="eastAsia"/>
+              <w:rFonts w:hint="eastAsia" w:ascii="宋体" w:hAnsi="宋体" w:eastAsia="宋体" w:cs="宋体"/>
               <w:szCs w:val="24"/>
             </w:rPr>
             <w:fldChar w:fldCharType="begin"/>
           </w:r>
           <w:r>
             <w:rPr>
-              <w:rFonts w:ascii="宋体" w:eastAsia="宋体" w:hAnsi="宋体" w:cs="宋体" w:hint="eastAsia"/>
-              <w:szCs w:val="24"/>
-            </w:rPr>
-            <w:instrText xml:space="preserve"> HYPERLINK \l _Toc13062 </w:instrText>
-          </w:r>
-          <w:r>
-            <w:rPr>
-              <w:rFonts w:ascii="宋体" w:eastAsia="宋体" w:hAnsi="宋体" w:cs="宋体" w:hint="eastAsia"/>
+              <w:rFonts w:hint="eastAsia" w:ascii="宋体" w:hAnsi="宋体" w:eastAsia="宋体" w:cs="宋体"/>
+              <w:szCs w:val="24"/>
+            </w:rPr>
+            <w:instrText xml:space="preserve"> HYPERLINK \l _Toc10080 </w:instrText>
+          </w:r>
+          <w:r>
+            <w:rPr>
+              <w:rFonts w:hint="eastAsia" w:ascii="宋体" w:hAnsi="宋体" w:eastAsia="宋体" w:cs="宋体"/>
               <w:szCs w:val="24"/>
             </w:rPr>
             <w:fldChar w:fldCharType="separate"/>
@@ -1742,7 +1791,7 @@
             <w:fldChar w:fldCharType="begin"/>
           </w:r>
           <w:r>
-            <w:instrText xml:space="preserve"> PAGEREF _Toc13062 \h </w:instrText>
+            <w:instrText xml:space="preserve"> PAGEREF _Toc10080 \h </w:instrText>
           </w:r>
           <w:r>
             <w:fldChar w:fldCharType="separate"/>
@@ -1755,7 +1804,7 @@
           </w:r>
           <w:r>
             <w:rPr>
-              <w:rFonts w:ascii="宋体" w:eastAsia="宋体" w:hAnsi="宋体" w:cs="宋体" w:hint="eastAsia"/>
+              <w:rFonts w:hint="eastAsia" w:ascii="宋体" w:hAnsi="宋体" w:eastAsia="宋体" w:cs="宋体"/>
               <w:szCs w:val="24"/>
             </w:rPr>
             <w:fldChar w:fldCharType="end"/>
@@ -1763,28 +1812,28 @@
         </w:p>
         <w:p>
           <w:pPr>
-            <w:pStyle w:val="TOC2"/>
+            <w:pStyle w:val="17"/>
             <w:tabs>
               <w:tab w:val="right" w:leader="dot" w:pos="8306"/>
             </w:tabs>
           </w:pPr>
           <w:r>
             <w:rPr>
-              <w:rFonts w:ascii="宋体" w:eastAsia="宋体" w:hAnsi="宋体" w:cs="宋体" w:hint="eastAsia"/>
+              <w:rFonts w:hint="eastAsia" w:ascii="宋体" w:hAnsi="宋体" w:eastAsia="宋体" w:cs="宋体"/>
               <w:szCs w:val="24"/>
             </w:rPr>
             <w:fldChar w:fldCharType="begin"/>
           </w:r>
           <w:r>
             <w:rPr>
-              <w:rFonts w:ascii="宋体" w:eastAsia="宋体" w:hAnsi="宋体" w:cs="宋体" w:hint="eastAsia"/>
-              <w:szCs w:val="24"/>
-            </w:rPr>
-            <w:instrText xml:space="preserve"> HYPERLINK \l _Toc17030 </w:instrText>
-          </w:r>
-          <w:r>
-            <w:rPr>
-              <w:rFonts w:ascii="宋体" w:eastAsia="宋体" w:hAnsi="宋体" w:cs="宋体" w:hint="eastAsia"/>
+              <w:rFonts w:hint="eastAsia" w:ascii="宋体" w:hAnsi="宋体" w:eastAsia="宋体" w:cs="宋体"/>
+              <w:szCs w:val="24"/>
+            </w:rPr>
+            <w:instrText xml:space="preserve"> HYPERLINK \l _Toc2248 </w:instrText>
+          </w:r>
+          <w:r>
+            <w:rPr>
+              <w:rFonts w:hint="eastAsia" w:ascii="宋体" w:hAnsi="宋体" w:eastAsia="宋体" w:cs="宋体"/>
               <w:szCs w:val="24"/>
             </w:rPr>
             <w:fldChar w:fldCharType="separate"/>
@@ -1805,7 +1854,7 @@
             <w:fldChar w:fldCharType="begin"/>
           </w:r>
           <w:r>
-            <w:instrText xml:space="preserve"> PAGEREF _Toc17030 \h </w:instrText>
+            <w:instrText xml:space="preserve"> PAGEREF _Toc2248 \h </w:instrText>
           </w:r>
           <w:r>
             <w:fldChar w:fldCharType="separate"/>
@@ -1818,7 +1867,7 @@
           </w:r>
           <w:r>
             <w:rPr>
-              <w:rFonts w:ascii="宋体" w:eastAsia="宋体" w:hAnsi="宋体" w:cs="宋体" w:hint="eastAsia"/>
+              <w:rFonts w:hint="eastAsia" w:ascii="宋体" w:hAnsi="宋体" w:eastAsia="宋体" w:cs="宋体"/>
               <w:szCs w:val="24"/>
             </w:rPr>
             <w:fldChar w:fldCharType="end"/>
@@ -1826,28 +1875,28 @@
         </w:p>
         <w:p>
           <w:pPr>
-            <w:pStyle w:val="TOC2"/>
+            <w:pStyle w:val="17"/>
             <w:tabs>
               <w:tab w:val="right" w:leader="dot" w:pos="8306"/>
             </w:tabs>
           </w:pPr>
           <w:r>
             <w:rPr>
-              <w:rFonts w:ascii="宋体" w:eastAsia="宋体" w:hAnsi="宋体" w:cs="宋体" w:hint="eastAsia"/>
+              <w:rFonts w:hint="eastAsia" w:ascii="宋体" w:hAnsi="宋体" w:eastAsia="宋体" w:cs="宋体"/>
               <w:szCs w:val="24"/>
             </w:rPr>
             <w:fldChar w:fldCharType="begin"/>
           </w:r>
           <w:r>
             <w:rPr>
-              <w:rFonts w:ascii="宋体" w:eastAsia="宋体" w:hAnsi="宋体" w:cs="宋体" w:hint="eastAsia"/>
-              <w:szCs w:val="24"/>
-            </w:rPr>
-            <w:instrText xml:space="preserve"> HYPERLINK \l _Toc3291 </w:instrText>
-          </w:r>
-          <w:r>
-            <w:rPr>
-              <w:rFonts w:ascii="宋体" w:eastAsia="宋体" w:hAnsi="宋体" w:cs="宋体" w:hint="eastAsia"/>
+              <w:rFonts w:hint="eastAsia" w:ascii="宋体" w:hAnsi="宋体" w:eastAsia="宋体" w:cs="宋体"/>
+              <w:szCs w:val="24"/>
+            </w:rPr>
+            <w:instrText xml:space="preserve"> HYPERLINK \l _Toc24183 </w:instrText>
+          </w:r>
+          <w:r>
+            <w:rPr>
+              <w:rFonts w:hint="eastAsia" w:ascii="宋体" w:hAnsi="宋体" w:eastAsia="宋体" w:cs="宋体"/>
               <w:szCs w:val="24"/>
             </w:rPr>
             <w:fldChar w:fldCharType="separate"/>
@@ -1868,7 +1917,7 @@
             <w:fldChar w:fldCharType="begin"/>
           </w:r>
           <w:r>
-            <w:instrText xml:space="preserve"> PAGEREF _Toc3291 \h </w:instrText>
+            <w:instrText xml:space="preserve"> PAGEREF _Toc24183 \h </w:instrText>
           </w:r>
           <w:r>
             <w:fldChar w:fldCharType="separate"/>
@@ -1881,7 +1930,7 @@
           </w:r>
           <w:r>
             <w:rPr>
-              <w:rFonts w:ascii="宋体" w:eastAsia="宋体" w:hAnsi="宋体" w:cs="宋体" w:hint="eastAsia"/>
+              <w:rFonts w:hint="eastAsia" w:ascii="宋体" w:hAnsi="宋体" w:eastAsia="宋体" w:cs="宋体"/>
               <w:szCs w:val="24"/>
             </w:rPr>
             <w:fldChar w:fldCharType="end"/>
@@ -1889,28 +1938,28 @@
         </w:p>
         <w:p>
           <w:pPr>
-            <w:pStyle w:val="TOC2"/>
+            <w:pStyle w:val="17"/>
             <w:tabs>
               <w:tab w:val="right" w:leader="dot" w:pos="8306"/>
             </w:tabs>
           </w:pPr>
           <w:r>
             <w:rPr>
-              <w:rFonts w:ascii="宋体" w:eastAsia="宋体" w:hAnsi="宋体" w:cs="宋体" w:hint="eastAsia"/>
+              <w:rFonts w:hint="eastAsia" w:ascii="宋体" w:hAnsi="宋体" w:eastAsia="宋体" w:cs="宋体"/>
               <w:szCs w:val="24"/>
             </w:rPr>
             <w:fldChar w:fldCharType="begin"/>
           </w:r>
           <w:r>
             <w:rPr>
-              <w:rFonts w:ascii="宋体" w:eastAsia="宋体" w:hAnsi="宋体" w:cs="宋体" w:hint="eastAsia"/>
-              <w:szCs w:val="24"/>
-            </w:rPr>
-            <w:instrText xml:space="preserve"> HYPERLINK \l _Toc19665 </w:instrText>
-          </w:r>
-          <w:r>
-            <w:rPr>
-              <w:rFonts w:ascii="宋体" w:eastAsia="宋体" w:hAnsi="宋体" w:cs="宋体" w:hint="eastAsia"/>
+              <w:rFonts w:hint="eastAsia" w:ascii="宋体" w:hAnsi="宋体" w:eastAsia="宋体" w:cs="宋体"/>
+              <w:szCs w:val="24"/>
+            </w:rPr>
+            <w:instrText xml:space="preserve"> HYPERLINK \l _Toc32743 </w:instrText>
+          </w:r>
+          <w:r>
+            <w:rPr>
+              <w:rFonts w:hint="eastAsia" w:ascii="宋体" w:hAnsi="宋体" w:eastAsia="宋体" w:cs="宋体"/>
               <w:szCs w:val="24"/>
             </w:rPr>
             <w:fldChar w:fldCharType="separate"/>
@@ -1935,7 +1984,7 @@
             <w:fldChar w:fldCharType="begin"/>
           </w:r>
           <w:r>
-            <w:instrText xml:space="preserve"> PAGEREF _Toc19665 \h </w:instrText>
+            <w:instrText xml:space="preserve"> PAGEREF _Toc32743 \h </w:instrText>
           </w:r>
           <w:r>
             <w:fldChar w:fldCharType="separate"/>
@@ -1948,7 +1997,7 @@
           </w:r>
           <w:r>
             <w:rPr>
-              <w:rFonts w:ascii="宋体" w:eastAsia="宋体" w:hAnsi="宋体" w:cs="宋体" w:hint="eastAsia"/>
+              <w:rFonts w:hint="eastAsia" w:ascii="宋体" w:hAnsi="宋体" w:eastAsia="宋体" w:cs="宋体"/>
               <w:szCs w:val="24"/>
             </w:rPr>
             <w:fldChar w:fldCharType="end"/>
@@ -1956,28 +2005,28 @@
         </w:p>
         <w:p>
           <w:pPr>
-            <w:pStyle w:val="TOC2"/>
+            <w:pStyle w:val="17"/>
             <w:tabs>
               <w:tab w:val="right" w:leader="dot" w:pos="8306"/>
             </w:tabs>
           </w:pPr>
           <w:r>
             <w:rPr>
-              <w:rFonts w:ascii="宋体" w:eastAsia="宋体" w:hAnsi="宋体" w:cs="宋体" w:hint="eastAsia"/>
+              <w:rFonts w:hint="eastAsia" w:ascii="宋体" w:hAnsi="宋体" w:eastAsia="宋体" w:cs="宋体"/>
               <w:szCs w:val="24"/>
             </w:rPr>
             <w:fldChar w:fldCharType="begin"/>
           </w:r>
           <w:r>
             <w:rPr>
-              <w:rFonts w:ascii="宋体" w:eastAsia="宋体" w:hAnsi="宋体" w:cs="宋体" w:hint="eastAsia"/>
-              <w:szCs w:val="24"/>
-            </w:rPr>
-            <w:instrText xml:space="preserve"> HYPERLINK \l _Toc21439 </w:instrText>
-          </w:r>
-          <w:r>
-            <w:rPr>
-              <w:rFonts w:ascii="宋体" w:eastAsia="宋体" w:hAnsi="宋体" w:cs="宋体" w:hint="eastAsia"/>
+              <w:rFonts w:hint="eastAsia" w:ascii="宋体" w:hAnsi="宋体" w:eastAsia="宋体" w:cs="宋体"/>
+              <w:szCs w:val="24"/>
+            </w:rPr>
+            <w:instrText xml:space="preserve"> HYPERLINK \l _Toc17295 </w:instrText>
+          </w:r>
+          <w:r>
+            <w:rPr>
+              <w:rFonts w:hint="eastAsia" w:ascii="宋体" w:hAnsi="宋体" w:eastAsia="宋体" w:cs="宋体"/>
               <w:szCs w:val="24"/>
             </w:rPr>
             <w:fldChar w:fldCharType="separate"/>
@@ -2002,7 +2051,7 @@
             <w:fldChar w:fldCharType="begin"/>
           </w:r>
           <w:r>
-            <w:instrText xml:space="preserve"> PAGEREF _Toc21439 \h </w:instrText>
+            <w:instrText xml:space="preserve"> PAGEREF _Toc17295 \h </w:instrText>
           </w:r>
           <w:r>
             <w:fldChar w:fldCharType="separate"/>
@@ -2015,7 +2064,7 @@
           </w:r>
           <w:r>
             <w:rPr>
-              <w:rFonts w:ascii="宋体" w:eastAsia="宋体" w:hAnsi="宋体" w:cs="宋体" w:hint="eastAsia"/>
+              <w:rFonts w:hint="eastAsia" w:ascii="宋体" w:hAnsi="宋体" w:eastAsia="宋体" w:cs="宋体"/>
               <w:szCs w:val="24"/>
             </w:rPr>
             <w:fldChar w:fldCharType="end"/>
@@ -2023,28 +2072,28 @@
         </w:p>
         <w:p>
           <w:pPr>
-            <w:pStyle w:val="TOC2"/>
+            <w:pStyle w:val="17"/>
             <w:tabs>
               <w:tab w:val="right" w:leader="dot" w:pos="8306"/>
             </w:tabs>
           </w:pPr>
           <w:r>
             <w:rPr>
-              <w:rFonts w:ascii="宋体" w:eastAsia="宋体" w:hAnsi="宋体" w:cs="宋体" w:hint="eastAsia"/>
+              <w:rFonts w:hint="eastAsia" w:ascii="宋体" w:hAnsi="宋体" w:eastAsia="宋体" w:cs="宋体"/>
               <w:szCs w:val="24"/>
             </w:rPr>
             <w:fldChar w:fldCharType="begin"/>
           </w:r>
           <w:r>
             <w:rPr>
-              <w:rFonts w:ascii="宋体" w:eastAsia="宋体" w:hAnsi="宋体" w:cs="宋体" w:hint="eastAsia"/>
-              <w:szCs w:val="24"/>
-            </w:rPr>
-            <w:instrText xml:space="preserve"> HYPERLINK \l _Toc16243 </w:instrText>
-          </w:r>
-          <w:r>
-            <w:rPr>
-              <w:rFonts w:ascii="宋体" w:eastAsia="宋体" w:hAnsi="宋体" w:cs="宋体" w:hint="eastAsia"/>
+              <w:rFonts w:hint="eastAsia" w:ascii="宋体" w:hAnsi="宋体" w:eastAsia="宋体" w:cs="宋体"/>
+              <w:szCs w:val="24"/>
+            </w:rPr>
+            <w:instrText xml:space="preserve"> HYPERLINK \l _Toc4702 </w:instrText>
+          </w:r>
+          <w:r>
+            <w:rPr>
+              <w:rFonts w:hint="eastAsia" w:ascii="宋体" w:hAnsi="宋体" w:eastAsia="宋体" w:cs="宋体"/>
               <w:szCs w:val="24"/>
             </w:rPr>
             <w:fldChar w:fldCharType="separate"/>
@@ -2069,7 +2118,7 @@
             <w:fldChar w:fldCharType="begin"/>
           </w:r>
           <w:r>
-            <w:instrText xml:space="preserve"> PAGEREF _Toc16243 \h </w:instrText>
+            <w:instrText xml:space="preserve"> PAGEREF _Toc4702 \h </w:instrText>
           </w:r>
           <w:r>
             <w:fldChar w:fldCharType="separate"/>
@@ -2082,7 +2131,7 @@
           </w:r>
           <w:r>
             <w:rPr>
-              <w:rFonts w:ascii="宋体" w:eastAsia="宋体" w:hAnsi="宋体" w:cs="宋体" w:hint="eastAsia"/>
+              <w:rFonts w:hint="eastAsia" w:ascii="宋体" w:hAnsi="宋体" w:eastAsia="宋体" w:cs="宋体"/>
               <w:szCs w:val="24"/>
             </w:rPr>
             <w:fldChar w:fldCharType="end"/>
@@ -2090,28 +2139,28 @@
         </w:p>
         <w:p>
           <w:pPr>
-            <w:pStyle w:val="TOC2"/>
+            <w:pStyle w:val="17"/>
             <w:tabs>
               <w:tab w:val="right" w:leader="dot" w:pos="8306"/>
             </w:tabs>
           </w:pPr>
           <w:r>
             <w:rPr>
-              <w:rFonts w:ascii="宋体" w:eastAsia="宋体" w:hAnsi="宋体" w:cs="宋体" w:hint="eastAsia"/>
+              <w:rFonts w:hint="eastAsia" w:ascii="宋体" w:hAnsi="宋体" w:eastAsia="宋体" w:cs="宋体"/>
               <w:szCs w:val="24"/>
             </w:rPr>
             <w:fldChar w:fldCharType="begin"/>
           </w:r>
           <w:r>
             <w:rPr>
-              <w:rFonts w:ascii="宋体" w:eastAsia="宋体" w:hAnsi="宋体" w:cs="宋体" w:hint="eastAsia"/>
-              <w:szCs w:val="24"/>
-            </w:rPr>
-            <w:instrText xml:space="preserve"> HYPERLINK \l _Toc15371 </w:instrText>
-          </w:r>
-          <w:r>
-            <w:rPr>
-              <w:rFonts w:ascii="宋体" w:eastAsia="宋体" w:hAnsi="宋体" w:cs="宋体" w:hint="eastAsia"/>
+              <w:rFonts w:hint="eastAsia" w:ascii="宋体" w:hAnsi="宋体" w:eastAsia="宋体" w:cs="宋体"/>
+              <w:szCs w:val="24"/>
+            </w:rPr>
+            <w:instrText xml:space="preserve"> HYPERLINK \l _Toc25485 </w:instrText>
+          </w:r>
+          <w:r>
+            <w:rPr>
+              <w:rFonts w:hint="eastAsia" w:ascii="宋体" w:hAnsi="宋体" w:eastAsia="宋体" w:cs="宋体"/>
               <w:szCs w:val="24"/>
             </w:rPr>
             <w:fldChar w:fldCharType="separate"/>
@@ -2137,7 +2186,7 @@
             <w:fldChar w:fldCharType="begin"/>
           </w:r>
           <w:r>
-            <w:instrText xml:space="preserve"> PAGEREF _Toc15371 \h </w:instrText>
+            <w:instrText xml:space="preserve"> PAGEREF _Toc25485 \h </w:instrText>
           </w:r>
           <w:r>
             <w:fldChar w:fldCharType="separate"/>
@@ -2150,7 +2199,7 @@
           </w:r>
           <w:r>
             <w:rPr>
-              <w:rFonts w:ascii="宋体" w:eastAsia="宋体" w:hAnsi="宋体" w:cs="宋体" w:hint="eastAsia"/>
+              <w:rFonts w:hint="eastAsia" w:ascii="宋体" w:hAnsi="宋体" w:eastAsia="宋体" w:cs="宋体"/>
               <w:szCs w:val="24"/>
             </w:rPr>
             <w:fldChar w:fldCharType="end"/>
@@ -2158,28 +2207,28 @@
         </w:p>
         <w:p>
           <w:pPr>
-            <w:pStyle w:val="TOC1"/>
+            <w:pStyle w:val="16"/>
             <w:tabs>
               <w:tab w:val="right" w:leader="dot" w:pos="8306"/>
             </w:tabs>
           </w:pPr>
           <w:r>
             <w:rPr>
-              <w:rFonts w:ascii="宋体" w:eastAsia="宋体" w:hAnsi="宋体" w:cs="宋体" w:hint="eastAsia"/>
+              <w:rFonts w:hint="eastAsia" w:ascii="宋体" w:hAnsi="宋体" w:eastAsia="宋体" w:cs="宋体"/>
               <w:szCs w:val="24"/>
             </w:rPr>
             <w:fldChar w:fldCharType="begin"/>
           </w:r>
           <w:r>
             <w:rPr>
-              <w:rFonts w:ascii="宋体" w:eastAsia="宋体" w:hAnsi="宋体" w:cs="宋体" w:hint="eastAsia"/>
-              <w:szCs w:val="24"/>
-            </w:rPr>
-            <w:instrText xml:space="preserve"> HYPERLINK \l _Toc919 </w:instrText>
-          </w:r>
-          <w:r>
-            <w:rPr>
-              <w:rFonts w:ascii="宋体" w:eastAsia="宋体" w:hAnsi="宋体" w:cs="宋体" w:hint="eastAsia"/>
+              <w:rFonts w:hint="eastAsia" w:ascii="宋体" w:hAnsi="宋体" w:eastAsia="宋体" w:cs="宋体"/>
+              <w:szCs w:val="24"/>
+            </w:rPr>
+            <w:instrText xml:space="preserve"> HYPERLINK \l _Toc22103 </w:instrText>
+          </w:r>
+          <w:r>
+            <w:rPr>
+              <w:rFonts w:hint="eastAsia" w:ascii="宋体" w:hAnsi="宋体" w:eastAsia="宋体" w:cs="宋体"/>
               <w:szCs w:val="24"/>
             </w:rPr>
             <w:fldChar w:fldCharType="separate"/>
@@ -2205,7 +2254,7 @@
             <w:fldChar w:fldCharType="begin"/>
           </w:r>
           <w:r>
-            <w:instrText xml:space="preserve"> PAGEREF _Toc919 \h </w:instrText>
+            <w:instrText xml:space="preserve"> PAGEREF _Toc22103 \h </w:instrText>
           </w:r>
           <w:r>
             <w:fldChar w:fldCharType="separate"/>
@@ -2218,7 +2267,7 @@
           </w:r>
           <w:r>
             <w:rPr>
-              <w:rFonts w:ascii="宋体" w:eastAsia="宋体" w:hAnsi="宋体" w:cs="宋体" w:hint="eastAsia"/>
+              <w:rFonts w:hint="eastAsia" w:ascii="宋体" w:hAnsi="宋体" w:eastAsia="宋体" w:cs="宋体"/>
               <w:szCs w:val="24"/>
             </w:rPr>
             <w:fldChar w:fldCharType="end"/>
@@ -2226,28 +2275,28 @@
         </w:p>
         <w:p>
           <w:pPr>
-            <w:pStyle w:val="TOC2"/>
+            <w:pStyle w:val="17"/>
             <w:tabs>
               <w:tab w:val="right" w:leader="dot" w:pos="8306"/>
             </w:tabs>
           </w:pPr>
           <w:r>
             <w:rPr>
-              <w:rFonts w:ascii="宋体" w:eastAsia="宋体" w:hAnsi="宋体" w:cs="宋体" w:hint="eastAsia"/>
+              <w:rFonts w:hint="eastAsia" w:ascii="宋体" w:hAnsi="宋体" w:eastAsia="宋体" w:cs="宋体"/>
               <w:szCs w:val="24"/>
             </w:rPr>
             <w:fldChar w:fldCharType="begin"/>
           </w:r>
           <w:r>
             <w:rPr>
-              <w:rFonts w:ascii="宋体" w:eastAsia="宋体" w:hAnsi="宋体" w:cs="宋体" w:hint="eastAsia"/>
-              <w:szCs w:val="24"/>
-            </w:rPr>
-            <w:instrText xml:space="preserve"> HYPERLINK \l _Toc16297 </w:instrText>
-          </w:r>
-          <w:r>
-            <w:rPr>
-              <w:rFonts w:ascii="宋体" w:eastAsia="宋体" w:hAnsi="宋体" w:cs="宋体" w:hint="eastAsia"/>
+              <w:rFonts w:hint="eastAsia" w:ascii="宋体" w:hAnsi="宋体" w:eastAsia="宋体" w:cs="宋体"/>
+              <w:szCs w:val="24"/>
+            </w:rPr>
+            <w:instrText xml:space="preserve"> HYPERLINK \l _Toc11623 </w:instrText>
+          </w:r>
+          <w:r>
+            <w:rPr>
+              <w:rFonts w:hint="eastAsia" w:ascii="宋体" w:hAnsi="宋体" w:eastAsia="宋体" w:cs="宋体"/>
               <w:szCs w:val="24"/>
             </w:rPr>
             <w:fldChar w:fldCharType="separate"/>
@@ -2268,7 +2317,7 @@
             <w:fldChar w:fldCharType="begin"/>
           </w:r>
           <w:r>
-            <w:instrText xml:space="preserve"> PAGEREF _Toc16297 \h </w:instrText>
+            <w:instrText xml:space="preserve"> PAGEREF _Toc11623 \h </w:instrText>
           </w:r>
           <w:r>
             <w:fldChar w:fldCharType="separate"/>
@@ -2281,7 +2330,7 @@
           </w:r>
           <w:r>
             <w:rPr>
-              <w:rFonts w:ascii="宋体" w:eastAsia="宋体" w:hAnsi="宋体" w:cs="宋体" w:hint="eastAsia"/>
+              <w:rFonts w:hint="eastAsia" w:ascii="宋体" w:hAnsi="宋体" w:eastAsia="宋体" w:cs="宋体"/>
               <w:szCs w:val="24"/>
             </w:rPr>
             <w:fldChar w:fldCharType="end"/>
@@ -2289,28 +2338,28 @@
         </w:p>
         <w:p>
           <w:pPr>
-            <w:pStyle w:val="TOC2"/>
+            <w:pStyle w:val="17"/>
             <w:tabs>
               <w:tab w:val="right" w:leader="dot" w:pos="8306"/>
             </w:tabs>
           </w:pPr>
           <w:r>
             <w:rPr>
-              <w:rFonts w:ascii="宋体" w:eastAsia="宋体" w:hAnsi="宋体" w:cs="宋体" w:hint="eastAsia"/>
+              <w:rFonts w:hint="eastAsia" w:ascii="宋体" w:hAnsi="宋体" w:eastAsia="宋体" w:cs="宋体"/>
               <w:szCs w:val="24"/>
             </w:rPr>
             <w:fldChar w:fldCharType="begin"/>
           </w:r>
           <w:r>
             <w:rPr>
-              <w:rFonts w:ascii="宋体" w:eastAsia="宋体" w:hAnsi="宋体" w:cs="宋体" w:hint="eastAsia"/>
-              <w:szCs w:val="24"/>
-            </w:rPr>
-            <w:instrText xml:space="preserve"> HYPERLINK \l _Toc13118 </w:instrText>
-          </w:r>
-          <w:r>
-            <w:rPr>
-              <w:rFonts w:ascii="宋体" w:eastAsia="宋体" w:hAnsi="宋体" w:cs="宋体" w:hint="eastAsia"/>
+              <w:rFonts w:hint="eastAsia" w:ascii="宋体" w:hAnsi="宋体" w:eastAsia="宋体" w:cs="宋体"/>
+              <w:szCs w:val="24"/>
+            </w:rPr>
+            <w:instrText xml:space="preserve"> HYPERLINK \l _Toc12957 </w:instrText>
+          </w:r>
+          <w:r>
+            <w:rPr>
+              <w:rFonts w:hint="eastAsia" w:ascii="宋体" w:hAnsi="宋体" w:eastAsia="宋体" w:cs="宋体"/>
               <w:szCs w:val="24"/>
             </w:rPr>
             <w:fldChar w:fldCharType="separate"/>
@@ -2331,7 +2380,7 @@
             <w:fldChar w:fldCharType="begin"/>
           </w:r>
           <w:r>
-            <w:instrText xml:space="preserve"> PAGEREF _Toc13118 \h </w:instrText>
+            <w:instrText xml:space="preserve"> PAGEREF _Toc12957 \h </w:instrText>
           </w:r>
           <w:r>
             <w:fldChar w:fldCharType="separate"/>
@@ -2344,7 +2393,7 @@
           </w:r>
           <w:r>
             <w:rPr>
-              <w:rFonts w:ascii="宋体" w:eastAsia="宋体" w:hAnsi="宋体" w:cs="宋体" w:hint="eastAsia"/>
+              <w:rFonts w:hint="eastAsia" w:ascii="宋体" w:hAnsi="宋体" w:eastAsia="宋体" w:cs="宋体"/>
               <w:szCs w:val="24"/>
             </w:rPr>
             <w:fldChar w:fldCharType="end"/>
@@ -2352,28 +2401,28 @@
         </w:p>
         <w:p>
           <w:pPr>
-            <w:pStyle w:val="TOC2"/>
+            <w:pStyle w:val="17"/>
             <w:tabs>
               <w:tab w:val="right" w:leader="dot" w:pos="8306"/>
             </w:tabs>
           </w:pPr>
           <w:r>
             <w:rPr>
-              <w:rFonts w:ascii="宋体" w:eastAsia="宋体" w:hAnsi="宋体" w:cs="宋体" w:hint="eastAsia"/>
+              <w:rFonts w:hint="eastAsia" w:ascii="宋体" w:hAnsi="宋体" w:eastAsia="宋体" w:cs="宋体"/>
               <w:szCs w:val="24"/>
             </w:rPr>
             <w:fldChar w:fldCharType="begin"/>
           </w:r>
           <w:r>
             <w:rPr>
-              <w:rFonts w:ascii="宋体" w:eastAsia="宋体" w:hAnsi="宋体" w:cs="宋体" w:hint="eastAsia"/>
-              <w:szCs w:val="24"/>
-            </w:rPr>
-            <w:instrText xml:space="preserve"> HYPERLINK \l _Toc338 </w:instrText>
-          </w:r>
-          <w:r>
-            <w:rPr>
-              <w:rFonts w:ascii="宋体" w:eastAsia="宋体" w:hAnsi="宋体" w:cs="宋体" w:hint="eastAsia"/>
+              <w:rFonts w:hint="eastAsia" w:ascii="宋体" w:hAnsi="宋体" w:eastAsia="宋体" w:cs="宋体"/>
+              <w:szCs w:val="24"/>
+            </w:rPr>
+            <w:instrText xml:space="preserve"> HYPERLINK \l _Toc31164 </w:instrText>
+          </w:r>
+          <w:r>
+            <w:rPr>
+              <w:rFonts w:hint="eastAsia" w:ascii="宋体" w:hAnsi="宋体" w:eastAsia="宋体" w:cs="宋体"/>
               <w:szCs w:val="24"/>
             </w:rPr>
             <w:fldChar w:fldCharType="separate"/>
@@ -2394,7 +2443,7 @@
             <w:fldChar w:fldCharType="begin"/>
           </w:r>
           <w:r>
-            <w:instrText xml:space="preserve"> PAGEREF _Toc338 \h </w:instrText>
+            <w:instrText xml:space="preserve"> PAGEREF _Toc31164 \h </w:instrText>
           </w:r>
           <w:r>
             <w:fldChar w:fldCharType="separate"/>
@@ -2407,7 +2456,7 @@
           </w:r>
           <w:r>
             <w:rPr>
-              <w:rFonts w:ascii="宋体" w:eastAsia="宋体" w:hAnsi="宋体" w:cs="宋体" w:hint="eastAsia"/>
+              <w:rFonts w:hint="eastAsia" w:ascii="宋体" w:hAnsi="宋体" w:eastAsia="宋体" w:cs="宋体"/>
               <w:szCs w:val="24"/>
             </w:rPr>
             <w:fldChar w:fldCharType="end"/>
@@ -2415,28 +2464,28 @@
         </w:p>
         <w:p>
           <w:pPr>
-            <w:pStyle w:val="TOC2"/>
+            <w:pStyle w:val="17"/>
             <w:tabs>
               <w:tab w:val="right" w:leader="dot" w:pos="8306"/>
             </w:tabs>
           </w:pPr>
           <w:r>
             <w:rPr>
-              <w:rFonts w:ascii="宋体" w:eastAsia="宋体" w:hAnsi="宋体" w:cs="宋体" w:hint="eastAsia"/>
+              <w:rFonts w:hint="eastAsia" w:ascii="宋体" w:hAnsi="宋体" w:eastAsia="宋体" w:cs="宋体"/>
               <w:szCs w:val="24"/>
             </w:rPr>
             <w:fldChar w:fldCharType="begin"/>
           </w:r>
           <w:r>
             <w:rPr>
-              <w:rFonts w:ascii="宋体" w:eastAsia="宋体" w:hAnsi="宋体" w:cs="宋体" w:hint="eastAsia"/>
-              <w:szCs w:val="24"/>
-            </w:rPr>
-            <w:instrText xml:space="preserve"> HYPERLINK \l _Toc31763 </w:instrText>
-          </w:r>
-          <w:r>
-            <w:rPr>
-              <w:rFonts w:ascii="宋体" w:eastAsia="宋体" w:hAnsi="宋体" w:cs="宋体" w:hint="eastAsia"/>
+              <w:rFonts w:hint="eastAsia" w:ascii="宋体" w:hAnsi="宋体" w:eastAsia="宋体" w:cs="宋体"/>
+              <w:szCs w:val="24"/>
+            </w:rPr>
+            <w:instrText xml:space="preserve"> HYPERLINK \l _Toc32330 </w:instrText>
+          </w:r>
+          <w:r>
+            <w:rPr>
+              <w:rFonts w:hint="eastAsia" w:ascii="宋体" w:hAnsi="宋体" w:eastAsia="宋体" w:cs="宋体"/>
               <w:szCs w:val="24"/>
             </w:rPr>
             <w:fldChar w:fldCharType="separate"/>
@@ -2457,7 +2506,7 @@
             <w:fldChar w:fldCharType="begin"/>
           </w:r>
           <w:r>
-            <w:instrText xml:space="preserve"> PAGEREF _Toc31763 \h </w:instrText>
+            <w:instrText xml:space="preserve"> PAGEREF _Toc32330 \h </w:instrText>
           </w:r>
           <w:r>
             <w:fldChar w:fldCharType="separate"/>
@@ -2470,7 +2519,7 @@
           </w:r>
           <w:r>
             <w:rPr>
-              <w:rFonts w:ascii="宋体" w:eastAsia="宋体" w:hAnsi="宋体" w:cs="宋体" w:hint="eastAsia"/>
+              <w:rFonts w:hint="eastAsia" w:ascii="宋体" w:hAnsi="宋体" w:eastAsia="宋体" w:cs="宋体"/>
               <w:szCs w:val="24"/>
             </w:rPr>
             <w:fldChar w:fldCharType="end"/>
@@ -2478,28 +2527,28 @@
         </w:p>
         <w:p>
           <w:pPr>
-            <w:pStyle w:val="TOC2"/>
+            <w:pStyle w:val="17"/>
             <w:tabs>
               <w:tab w:val="right" w:leader="dot" w:pos="8306"/>
             </w:tabs>
           </w:pPr>
           <w:r>
             <w:rPr>
-              <w:rFonts w:ascii="宋体" w:eastAsia="宋体" w:hAnsi="宋体" w:cs="宋体" w:hint="eastAsia"/>
+              <w:rFonts w:hint="eastAsia" w:ascii="宋体" w:hAnsi="宋体" w:eastAsia="宋体" w:cs="宋体"/>
               <w:szCs w:val="24"/>
             </w:rPr>
             <w:fldChar w:fldCharType="begin"/>
           </w:r>
           <w:r>
             <w:rPr>
-              <w:rFonts w:ascii="宋体" w:eastAsia="宋体" w:hAnsi="宋体" w:cs="宋体" w:hint="eastAsia"/>
-              <w:szCs w:val="24"/>
-            </w:rPr>
-            <w:instrText xml:space="preserve"> HYPERLINK \l _Toc32393 </w:instrText>
-          </w:r>
-          <w:r>
-            <w:rPr>
-              <w:rFonts w:ascii="宋体" w:eastAsia="宋体" w:hAnsi="宋体" w:cs="宋体" w:hint="eastAsia"/>
+              <w:rFonts w:hint="eastAsia" w:ascii="宋体" w:hAnsi="宋体" w:eastAsia="宋体" w:cs="宋体"/>
+              <w:szCs w:val="24"/>
+            </w:rPr>
+            <w:instrText xml:space="preserve"> HYPERLINK \l _Toc2128 </w:instrText>
+          </w:r>
+          <w:r>
+            <w:rPr>
+              <w:rFonts w:hint="eastAsia" w:ascii="宋体" w:hAnsi="宋体" w:eastAsia="宋体" w:cs="宋体"/>
               <w:szCs w:val="24"/>
             </w:rPr>
             <w:fldChar w:fldCharType="separate"/>
@@ -2520,7 +2569,7 @@
             <w:fldChar w:fldCharType="begin"/>
           </w:r>
           <w:r>
-            <w:instrText xml:space="preserve"> PAGEREF _Toc32393 \h </w:instrText>
+            <w:instrText xml:space="preserve"> PAGEREF _Toc2128 \h </w:instrText>
           </w:r>
           <w:r>
             <w:fldChar w:fldCharType="separate"/>
@@ -2533,7 +2582,7 @@
           </w:r>
           <w:r>
             <w:rPr>
-              <w:rFonts w:ascii="宋体" w:eastAsia="宋体" w:hAnsi="宋体" w:cs="宋体" w:hint="eastAsia"/>
+              <w:rFonts w:hint="eastAsia" w:ascii="宋体" w:hAnsi="宋体" w:eastAsia="宋体" w:cs="宋体"/>
               <w:szCs w:val="24"/>
             </w:rPr>
             <w:fldChar w:fldCharType="end"/>
@@ -2541,28 +2590,28 @@
         </w:p>
         <w:p>
           <w:pPr>
-            <w:pStyle w:val="TOC2"/>
+            <w:pStyle w:val="17"/>
             <w:tabs>
               <w:tab w:val="right" w:leader="dot" w:pos="8306"/>
             </w:tabs>
           </w:pPr>
           <w:r>
             <w:rPr>
-              <w:rFonts w:ascii="宋体" w:eastAsia="宋体" w:hAnsi="宋体" w:cs="宋体" w:hint="eastAsia"/>
+              <w:rFonts w:hint="eastAsia" w:ascii="宋体" w:hAnsi="宋体" w:eastAsia="宋体" w:cs="宋体"/>
               <w:szCs w:val="24"/>
             </w:rPr>
             <w:fldChar w:fldCharType="begin"/>
           </w:r>
           <w:r>
             <w:rPr>
-              <w:rFonts w:ascii="宋体" w:eastAsia="宋体" w:hAnsi="宋体" w:cs="宋体" w:hint="eastAsia"/>
-              <w:szCs w:val="24"/>
-            </w:rPr>
-            <w:instrText xml:space="preserve"> HYPERLINK \l _Toc31207 </w:instrText>
-          </w:r>
-          <w:r>
-            <w:rPr>
-              <w:rFonts w:ascii="宋体" w:eastAsia="宋体" w:hAnsi="宋体" w:cs="宋体" w:hint="eastAsia"/>
+              <w:rFonts w:hint="eastAsia" w:ascii="宋体" w:hAnsi="宋体" w:eastAsia="宋体" w:cs="宋体"/>
+              <w:szCs w:val="24"/>
+            </w:rPr>
+            <w:instrText xml:space="preserve"> HYPERLINK \l _Toc29405 </w:instrText>
+          </w:r>
+          <w:r>
+            <w:rPr>
+              <w:rFonts w:hint="eastAsia" w:ascii="宋体" w:hAnsi="宋体" w:eastAsia="宋体" w:cs="宋体"/>
               <w:szCs w:val="24"/>
             </w:rPr>
             <w:fldChar w:fldCharType="separate"/>
@@ -2583,7 +2632,7 @@
             <w:fldChar w:fldCharType="begin"/>
           </w:r>
           <w:r>
-            <w:instrText xml:space="preserve"> PAGEREF _Toc31207 \h </w:instrText>
+            <w:instrText xml:space="preserve"> PAGEREF _Toc29405 \h </w:instrText>
           </w:r>
           <w:r>
             <w:fldChar w:fldCharType="separate"/>
@@ -2596,7 +2645,7 @@
           </w:r>
           <w:r>
             <w:rPr>
-              <w:rFonts w:ascii="宋体" w:eastAsia="宋体" w:hAnsi="宋体" w:cs="宋体" w:hint="eastAsia"/>
+              <w:rFonts w:hint="eastAsia" w:ascii="宋体" w:hAnsi="宋体" w:eastAsia="宋体" w:cs="宋体"/>
               <w:szCs w:val="24"/>
             </w:rPr>
             <w:fldChar w:fldCharType="end"/>
@@ -2604,42 +2653,42 @@
         </w:p>
         <w:p>
           <w:pPr>
-            <w:pStyle w:val="TOC1"/>
+            <w:pStyle w:val="16"/>
             <w:tabs>
               <w:tab w:val="right" w:leader="dot" w:pos="8306"/>
             </w:tabs>
           </w:pPr>
           <w:r>
             <w:rPr>
-              <w:rFonts w:ascii="宋体" w:eastAsia="宋体" w:hAnsi="宋体" w:cs="宋体" w:hint="eastAsia"/>
+              <w:rFonts w:hint="eastAsia" w:ascii="宋体" w:hAnsi="宋体" w:eastAsia="宋体" w:cs="宋体"/>
               <w:szCs w:val="24"/>
             </w:rPr>
             <w:fldChar w:fldCharType="begin"/>
           </w:r>
           <w:r>
             <w:rPr>
-              <w:rFonts w:ascii="宋体" w:eastAsia="宋体" w:hAnsi="宋体" w:cs="宋体" w:hint="eastAsia"/>
-              <w:szCs w:val="24"/>
-            </w:rPr>
-            <w:instrText xml:space="preserve"> HYPERLINK \l _Toc11960 </w:instrText>
-          </w:r>
-          <w:r>
-            <w:rPr>
-              <w:rFonts w:ascii="宋体" w:eastAsia="宋体" w:hAnsi="宋体" w:cs="宋体" w:hint="eastAsia"/>
+              <w:rFonts w:hint="eastAsia" w:ascii="宋体" w:hAnsi="宋体" w:eastAsia="宋体" w:cs="宋体"/>
+              <w:szCs w:val="24"/>
+            </w:rPr>
+            <w:instrText xml:space="preserve"> HYPERLINK \l _Toc27209 </w:instrText>
+          </w:r>
+          <w:r>
+            <w:rPr>
+              <w:rFonts w:hint="eastAsia" w:ascii="宋体" w:hAnsi="宋体" w:eastAsia="宋体" w:cs="宋体"/>
               <w:szCs w:val="24"/>
             </w:rPr>
             <w:fldChar w:fldCharType="separate"/>
           </w:r>
           <w:r>
             <w:rPr>
-              <w:rFonts w:eastAsia="宋体" w:hint="default"/>
+              <w:rFonts w:hint="default" w:eastAsia="宋体"/>
               <w:lang w:val="en-US" w:eastAsia="zh-CN"/>
             </w:rPr>
             <w:t xml:space="preserve">6. </w:t>
           </w:r>
           <w:r>
             <w:rPr>
-              <w:rFonts w:eastAsia="宋体" w:hint="eastAsia"/>
+              <w:rFonts w:hint="eastAsia" w:eastAsia="宋体"/>
               <w:lang w:val="en-US" w:eastAsia="zh-CN"/>
             </w:rPr>
             <w:t>附则</w:t>
@@ -2651,7 +2700,7 @@
             <w:fldChar w:fldCharType="begin"/>
           </w:r>
           <w:r>
-            <w:instrText xml:space="preserve"> PAGEREF _Toc11960 \h </w:instrText>
+            <w:instrText xml:space="preserve"> PAGEREF _Toc27209 \h </w:instrText>
           </w:r>
           <w:r>
             <w:fldChar w:fldCharType="separate"/>
@@ -2664,7 +2713,7 @@
           </w:r>
           <w:r>
             <w:rPr>
-              <w:rFonts w:ascii="宋体" w:eastAsia="宋体" w:hAnsi="宋体" w:cs="宋体" w:hint="eastAsia"/>
+              <w:rFonts w:hint="eastAsia" w:ascii="宋体" w:hAnsi="宋体" w:eastAsia="宋体" w:cs="宋体"/>
               <w:szCs w:val="24"/>
             </w:rPr>
             <w:fldChar w:fldCharType="end"/>
@@ -2672,28 +2721,28 @@
         </w:p>
         <w:p>
           <w:pPr>
-            <w:pStyle w:val="TOC1"/>
+            <w:pStyle w:val="16"/>
             <w:tabs>
               <w:tab w:val="right" w:leader="dot" w:pos="8306"/>
             </w:tabs>
           </w:pPr>
           <w:r>
             <w:rPr>
-              <w:rFonts w:ascii="宋体" w:eastAsia="宋体" w:hAnsi="宋体" w:cs="宋体" w:hint="eastAsia"/>
+              <w:rFonts w:hint="eastAsia" w:ascii="宋体" w:hAnsi="宋体" w:eastAsia="宋体" w:cs="宋体"/>
               <w:szCs w:val="24"/>
             </w:rPr>
             <w:fldChar w:fldCharType="begin"/>
           </w:r>
           <w:r>
             <w:rPr>
-              <w:rFonts w:ascii="宋体" w:eastAsia="宋体" w:hAnsi="宋体" w:cs="宋体" w:hint="eastAsia"/>
-              <w:szCs w:val="24"/>
-            </w:rPr>
-            <w:instrText xml:space="preserve"> HYPERLINK \l _Toc19959 </w:instrText>
-          </w:r>
-          <w:r>
-            <w:rPr>
-              <w:rFonts w:ascii="宋体" w:eastAsia="宋体" w:hAnsi="宋体" w:cs="宋体" w:hint="eastAsia"/>
+              <w:rFonts w:hint="eastAsia" w:ascii="宋体" w:hAnsi="宋体" w:eastAsia="宋体" w:cs="宋体"/>
+              <w:szCs w:val="24"/>
+            </w:rPr>
+            <w:instrText xml:space="preserve"> HYPERLINK \l _Toc11265 </w:instrText>
+          </w:r>
+          <w:r>
+            <w:rPr>
+              <w:rFonts w:hint="eastAsia" w:ascii="宋体" w:hAnsi="宋体" w:eastAsia="宋体" w:cs="宋体"/>
               <w:szCs w:val="24"/>
             </w:rPr>
             <w:fldChar w:fldCharType="separate"/>
@@ -2719,7 +2768,7 @@
             <w:fldChar w:fldCharType="begin"/>
           </w:r>
           <w:r>
-            <w:instrText xml:space="preserve"> PAGEREF _Toc19959 \h </w:instrText>
+            <w:instrText xml:space="preserve"> PAGEREF _Toc11265 \h </w:instrText>
           </w:r>
           <w:r>
             <w:fldChar w:fldCharType="separate"/>
@@ -2732,7 +2781,7 @@
           </w:r>
           <w:r>
             <w:rPr>
-              <w:rFonts w:ascii="宋体" w:eastAsia="宋体" w:hAnsi="宋体" w:cs="宋体" w:hint="eastAsia"/>
+              <w:rFonts w:hint="eastAsia" w:ascii="宋体" w:hAnsi="宋体" w:eastAsia="宋体" w:cs="宋体"/>
               <w:szCs w:val="24"/>
             </w:rPr>
             <w:fldChar w:fldCharType="end"/>
@@ -2740,28 +2789,28 @@
         </w:p>
         <w:p>
           <w:pPr>
-            <w:pStyle w:val="TOC1"/>
+            <w:pStyle w:val="16"/>
             <w:tabs>
               <w:tab w:val="right" w:leader="dot" w:pos="8306"/>
             </w:tabs>
           </w:pPr>
           <w:r>
             <w:rPr>
-              <w:rFonts w:ascii="宋体" w:eastAsia="宋体" w:hAnsi="宋体" w:cs="宋体" w:hint="eastAsia"/>
+              <w:rFonts w:hint="eastAsia" w:ascii="宋体" w:hAnsi="宋体" w:eastAsia="宋体" w:cs="宋体"/>
               <w:szCs w:val="24"/>
             </w:rPr>
             <w:fldChar w:fldCharType="begin"/>
           </w:r>
           <w:r>
             <w:rPr>
-              <w:rFonts w:ascii="宋体" w:eastAsia="宋体" w:hAnsi="宋体" w:cs="宋体" w:hint="eastAsia"/>
-              <w:szCs w:val="24"/>
-            </w:rPr>
-            <w:instrText xml:space="preserve"> HYPERLINK \l _Toc24530 </w:instrText>
-          </w:r>
-          <w:r>
-            <w:rPr>
-              <w:rFonts w:ascii="宋体" w:eastAsia="宋体" w:hAnsi="宋体" w:cs="宋体" w:hint="eastAsia"/>
+              <w:rFonts w:hint="eastAsia" w:ascii="宋体" w:hAnsi="宋体" w:eastAsia="宋体" w:cs="宋体"/>
+              <w:szCs w:val="24"/>
+            </w:rPr>
+            <w:instrText xml:space="preserve"> HYPERLINK \l _Toc18262 </w:instrText>
+          </w:r>
+          <w:r>
+            <w:rPr>
+              <w:rFonts w:hint="eastAsia" w:ascii="宋体" w:hAnsi="宋体" w:eastAsia="宋体" w:cs="宋体"/>
               <w:szCs w:val="24"/>
             </w:rPr>
             <w:fldChar w:fldCharType="separate"/>
@@ -2787,7 +2836,7 @@
             <w:fldChar w:fldCharType="begin"/>
           </w:r>
           <w:r>
-            <w:instrText xml:space="preserve"> PAGEREF _Toc24530 \h </w:instrText>
+            <w:instrText xml:space="preserve"> PAGEREF _Toc18262 \h </w:instrText>
           </w:r>
           <w:r>
             <w:fldChar w:fldCharType="separate"/>
@@ -2800,7 +2849,7 @@
           </w:r>
           <w:r>
             <w:rPr>
-              <w:rFonts w:ascii="宋体" w:eastAsia="宋体" w:hAnsi="宋体" w:cs="宋体" w:hint="eastAsia"/>
+              <w:rFonts w:hint="eastAsia" w:ascii="宋体" w:hAnsi="宋体" w:eastAsia="宋体" w:cs="宋体"/>
               <w:szCs w:val="24"/>
             </w:rPr>
             <w:fldChar w:fldCharType="end"/>
@@ -2810,7 +2859,7 @@
           <w:pPr>
             <w:bidi w:val="0"/>
             <w:rPr>
-              <w:rFonts w:ascii="宋体" w:eastAsia="宋体" w:hAnsi="宋体" w:cs="宋体" w:hint="eastAsia"/>
+              <w:rFonts w:hint="eastAsia" w:ascii="宋体" w:hAnsi="宋体" w:eastAsia="宋体" w:cs="宋体"/>
               <w:snapToGrid w:val="0"/>
               <w:color w:val="000000"/>
               <w:kern w:val="0"/>
@@ -2821,7 +2870,7 @@
           </w:pPr>
           <w:r>
             <w:rPr>
-              <w:rFonts w:ascii="宋体" w:eastAsia="宋体" w:hAnsi="宋体" w:cs="宋体" w:hint="eastAsia"/>
+              <w:rFonts w:hint="eastAsia" w:ascii="宋体" w:hAnsi="宋体" w:eastAsia="宋体" w:cs="宋体"/>
               <w:szCs w:val="24"/>
             </w:rPr>
             <w:fldChar w:fldCharType="end"/>
@@ -2832,7 +2881,7 @@
     <w:p>
       <w:pPr>
         <w:rPr>
-          <w:rFonts w:ascii="Arial" w:eastAsia="Arial" w:hAnsi="Arial" w:cs="Arial"/>
+          <w:rFonts w:ascii="Arial" w:hAnsi="Arial" w:eastAsia="Arial" w:cs="Arial"/>
           <w:snapToGrid w:val="0"/>
           <w:color w:val="000000"/>
           <w:kern w:val="0"/>
@@ -2843,7 +2892,7 @@
       </w:pPr>
       <w:r>
         <w:rPr>
-          <w:rFonts w:ascii="Arial" w:eastAsia="Arial" w:hAnsi="Arial" w:cs="Arial"/>
+          <w:rFonts w:ascii="Arial" w:hAnsi="Arial" w:eastAsia="Arial" w:cs="Arial"/>
           <w:snapToGrid w:val="0"/>
           <w:color w:val="000000"/>
           <w:kern w:val="0"/>
@@ -2856,23 +2905,23 @@
     </w:p>
     <w:p>
       <w:pPr>
-        <w:pStyle w:val="1"/>
+        <w:pStyle w:val="28"/>
         <w:bidi w:val="0"/>
       </w:pPr>
-      <w:bookmarkStart w:id="3" w:name="_Toc16644"/>
+      <w:bookmarkStart w:id="2" w:name="_Toc14307"/>
       <w:r>
         <w:t>目的</w:t>
       </w:r>
-      <w:bookmarkEnd w:id="3"/>
-    </w:p>
-    <w:p>
-      <w:pPr>
-        <w:pStyle w:val="BodyText"/>
+      <w:bookmarkEnd w:id="2"/>
+    </w:p>
+    <w:p>
+      <w:pPr>
+        <w:pStyle w:val="12"/>
         <w:spacing w:before="229" w:line="361" w:lineRule="auto"/>
         <w:ind w:left="161" w:right="10" w:firstLine="423"/>
         <w:jc w:val="both"/>
         <w:rPr>
-          <w:rFonts w:eastAsia="宋体" w:hint="default"/>
+          <w:rFonts w:hint="default" w:eastAsia="宋体"/>
           <w:sz w:val="24"/>
           <w:szCs w:val="24"/>
           <w:lang w:val="en-US" w:eastAsia="zh-CN"/>
@@ -2880,7 +2929,7 @@
       </w:pPr>
       <w:r>
         <w:rPr>
-          <w:rFonts w:eastAsia="宋体" w:hint="eastAsia"/>
+          <w:rFonts w:hint="eastAsia" w:eastAsia="宋体"/>
           <w:spacing w:val="-1"/>
           <w:sz w:val="24"/>
           <w:szCs w:val="24"/>
@@ -2906,7 +2955,7 @@
       </w:r>
       <w:r>
         <w:rPr>
-          <w:rFonts w:eastAsia="宋体" w:hint="eastAsia"/>
+          <w:rFonts w:hint="eastAsia" w:eastAsia="宋体"/>
           <w:spacing w:val="-2"/>
           <w:sz w:val="24"/>
           <w:szCs w:val="24"/>
@@ -2916,7 +2965,7 @@
       </w:r>
       <w:r>
         <w:rPr>
-          <w:rFonts w:eastAsia="宋体" w:hint="eastAsia"/>
+          <w:rFonts w:hint="eastAsia" w:eastAsia="宋体"/>
           <w:spacing w:val="-2"/>
           <w:sz w:val="24"/>
           <w:szCs w:val="24"/>
@@ -2950,7 +2999,7 @@
       </w:r>
       <w:r>
         <w:rPr>
-          <w:rFonts w:eastAsia="宋体" w:hint="eastAsia"/>
+          <w:rFonts w:hint="eastAsia" w:eastAsia="宋体"/>
           <w:spacing w:val="-2"/>
           <w:sz w:val="24"/>
           <w:szCs w:val="24"/>
@@ -2961,14 +3010,14 @@
     </w:p>
     <w:p>
       <w:pPr>
-        <w:pStyle w:val="1"/>
+        <w:pStyle w:val="28"/>
         <w:bidi w:val="0"/>
         <w:rPr>
           <w:rFonts w:hint="eastAsia"/>
           <w:lang w:val="en-US" w:eastAsia="zh-CN"/>
         </w:rPr>
       </w:pPr>
-      <w:bookmarkStart w:id="4" w:name="_Toc21765"/>
+      <w:bookmarkStart w:id="3" w:name="_Toc30734"/>
       <w:r>
         <w:rPr>
           <w:rFonts w:hint="eastAsia"/>
@@ -2976,16 +3025,16 @@
         </w:rPr>
         <w:t>原则</w:t>
       </w:r>
-      <w:bookmarkEnd w:id="4"/>
-    </w:p>
-    <w:p>
-      <w:pPr>
-        <w:pStyle w:val="a1"/>
+      <w:bookmarkEnd w:id="3"/>
+    </w:p>
+    <w:p>
+      <w:pPr>
+        <w:pStyle w:val="29"/>
         <w:numPr>
           <w:ilvl w:val="0"/>
           <w:numId w:val="2"/>
         </w:numPr>
-        <w:ind w:left="425" w:hanging="425" w:leftChars="0" w:firstLineChars="0"/>
+        <w:ind w:left="425" w:leftChars="0" w:hanging="425" w:firstLineChars="0"/>
         <w:rPr>
           <w:rFonts w:hint="eastAsia"/>
           <w:lang w:val="en-US" w:eastAsia="zh-CN"/>
@@ -3001,12 +3050,8 @@
     </w:p>
     <w:p>
       <w:pPr>
-        <w:pStyle w:val="a1"/>
-        <w:numPr>
-          <w:ilvl w:val="0"/>
-          <w:numId w:val="0"/>
-        </w:numPr>
-        <w:ind w:leftChars="0"/>
+        <w:pStyle w:val="29"/>
+        <w:bidi w:val="0"/>
         <w:rPr>
           <w:rFonts w:hint="eastAsia"/>
           <w:lang w:val="en-US" w:eastAsia="zh-CN"/>
@@ -3022,12 +3067,12 @@
     </w:p>
     <w:p>
       <w:pPr>
-        <w:pStyle w:val="a1"/>
+        <w:pStyle w:val="29"/>
         <w:numPr>
           <w:ilvl w:val="0"/>
           <w:numId w:val="2"/>
         </w:numPr>
-        <w:ind w:left="425" w:hanging="425" w:leftChars="0" w:firstLineChars="0"/>
+        <w:ind w:left="425" w:leftChars="0" w:hanging="425" w:firstLineChars="0"/>
         <w:rPr>
           <w:rFonts w:hint="eastAsia"/>
           <w:lang w:val="en-US" w:eastAsia="zh-CN"/>
@@ -3043,12 +3088,8 @@
     </w:p>
     <w:p>
       <w:pPr>
-        <w:pStyle w:val="a1"/>
-        <w:numPr>
-          <w:ilvl w:val="0"/>
-          <w:numId w:val="0"/>
-        </w:numPr>
-        <w:ind w:leftChars="0"/>
+        <w:pStyle w:val="29"/>
+        <w:bidi w:val="0"/>
         <w:rPr>
           <w:rFonts w:hint="eastAsia"/>
           <w:lang w:val="en-US" w:eastAsia="zh-CN"/>
@@ -3064,10 +3105,10 @@
     </w:p>
     <w:p>
       <w:pPr>
-        <w:pStyle w:val="1"/>
+        <w:pStyle w:val="28"/>
         <w:bidi w:val="0"/>
       </w:pPr>
-      <w:bookmarkStart w:id="5" w:name="_Toc10023"/>
+      <w:bookmarkStart w:id="4" w:name="_Toc14124"/>
       <w:r>
         <w:rPr>
           <w:rFonts w:hint="eastAsia"/>
@@ -3078,99 +3119,99 @@
       <w:r>
         <w:t>范围</w:t>
       </w:r>
+      <w:bookmarkEnd w:id="4"/>
+    </w:p>
+    <w:p>
+      <w:pPr>
+        <w:pStyle w:val="29"/>
+        <w:rPr>
+          <w:rFonts w:hint="eastAsia" w:eastAsia="宋体"/>
+          <w:lang w:eastAsia="zh-CN"/>
+        </w:rPr>
+      </w:pPr>
+      <w:r>
+        <w:rPr>
+          <w:sz w:val="24"/>
+          <w:szCs w:val="24"/>
+        </w:rPr>
+        <w:t>本制度适用于</w:t>
+      </w:r>
+      <w:r>
+        <w:rPr>
+          <w:rFonts w:hint="eastAsia"/>
+          <w:spacing w:val="-1"/>
+          <w:sz w:val="24"/>
+          <w:szCs w:val="24"/>
+          <w:lang w:val="en-US" w:eastAsia="zh-CN"/>
+        </w:rPr>
+        <w:t>运维</w:t>
+      </w:r>
+      <w:r>
+        <w:rPr>
+          <w:spacing w:val="-1"/>
+          <w:sz w:val="24"/>
+          <w:szCs w:val="24"/>
+        </w:rPr>
+        <w:t>管理体</w:t>
+      </w:r>
+      <w:r>
+        <w:rPr>
+          <w:spacing w:val="-2"/>
+          <w:sz w:val="24"/>
+          <w:szCs w:val="24"/>
+        </w:rPr>
+        <w:t>系的能力管理活动</w:t>
+      </w:r>
+      <w:r>
+        <w:rPr>
+          <w:rFonts w:hint="eastAsia"/>
+          <w:spacing w:val="-2"/>
+          <w:sz w:val="24"/>
+          <w:szCs w:val="24"/>
+          <w:lang w:eastAsia="zh-CN"/>
+        </w:rPr>
+        <w:t>。</w:t>
+      </w:r>
+    </w:p>
+    <w:p>
+      <w:pPr>
+        <w:pStyle w:val="28"/>
+        <w:bidi w:val="0"/>
+        <w:rPr>
+          <w:rFonts w:hint="eastAsia"/>
+          <w:lang w:val="en-US" w:eastAsia="zh-CN"/>
+        </w:rPr>
+      </w:pPr>
+      <w:bookmarkStart w:id="5" w:name="_Toc10080"/>
+      <w:r>
+        <w:rPr>
+          <w:rFonts w:hint="eastAsia"/>
+          <w:lang w:val="en-US" w:eastAsia="zh-CN"/>
+        </w:rPr>
+        <w:t>岗位职责</w:t>
+      </w:r>
       <w:bookmarkEnd w:id="5"/>
     </w:p>
     <w:p>
       <w:pPr>
-        <w:pStyle w:val="a1"/>
-        <w:rPr>
-          <w:rFonts w:eastAsia="宋体" w:hint="eastAsia"/>
-          <w:lang w:eastAsia="zh-CN"/>
-        </w:rPr>
-      </w:pPr>
-      <w:r>
-        <w:rPr>
-          <w:sz w:val="24"/>
-          <w:szCs w:val="24"/>
-        </w:rPr>
-        <w:t>本制度适用于</w:t>
-      </w:r>
-      <w:r>
-        <w:rPr>
-          <w:rFonts w:hint="eastAsia"/>
-          <w:spacing w:val="-1"/>
-          <w:sz w:val="24"/>
-          <w:szCs w:val="24"/>
-          <w:lang w:val="en-US" w:eastAsia="zh-CN"/>
-        </w:rPr>
-        <w:t>运维</w:t>
-      </w:r>
-      <w:r>
-        <w:rPr>
-          <w:spacing w:val="-1"/>
-          <w:sz w:val="24"/>
-          <w:szCs w:val="24"/>
-        </w:rPr>
-        <w:t>管理体</w:t>
-      </w:r>
-      <w:r>
-        <w:rPr>
-          <w:spacing w:val="-2"/>
-          <w:sz w:val="24"/>
-          <w:szCs w:val="24"/>
-        </w:rPr>
-        <w:t>系的能力管理活动</w:t>
-      </w:r>
-      <w:r>
-        <w:rPr>
-          <w:rFonts w:hint="eastAsia"/>
-          <w:spacing w:val="-2"/>
-          <w:sz w:val="24"/>
-          <w:szCs w:val="24"/>
-          <w:lang w:eastAsia="zh-CN"/>
-        </w:rPr>
-        <w:t>。</w:t>
-      </w:r>
-    </w:p>
-    <w:p>
-      <w:pPr>
-        <w:pStyle w:val="1"/>
+        <w:pStyle w:val="30"/>
         <w:bidi w:val="0"/>
-        <w:rPr>
-          <w:rFonts w:hint="eastAsia"/>
-          <w:lang w:val="en-US" w:eastAsia="zh-CN"/>
-        </w:rPr>
-      </w:pPr>
-      <w:bookmarkStart w:id="6" w:name="_Toc13062"/>
-      <w:r>
-        <w:rPr>
-          <w:rFonts w:hint="eastAsia"/>
-          <w:lang w:val="en-US" w:eastAsia="zh-CN"/>
-        </w:rPr>
-        <w:t>岗位职责</w:t>
+      </w:pPr>
+      <w:bookmarkStart w:id="6" w:name="_Toc2248"/>
+      <w:r>
+        <w:t>公司总经理</w:t>
       </w:r>
       <w:bookmarkEnd w:id="6"/>
     </w:p>
     <w:p>
       <w:pPr>
-        <w:pStyle w:val="2"/>
-        <w:bidi w:val="0"/>
-      </w:pPr>
-      <w:bookmarkStart w:id="7" w:name="_Toc17030"/>
-      <w:r>
-        <w:t>公司总经理</w:t>
-      </w:r>
-      <w:bookmarkEnd w:id="7"/>
-    </w:p>
-    <w:p>
-      <w:pPr>
-        <w:pStyle w:val="BodyText"/>
+        <w:pStyle w:val="12"/>
         <w:numPr>
           <w:ilvl w:val="0"/>
           <w:numId w:val="3"/>
         </w:numPr>
         <w:spacing w:before="229" w:line="219" w:lineRule="auto"/>
-        <w:ind w:left="425" w:hanging="425" w:leftChars="0" w:firstLineChars="0"/>
+        <w:ind w:left="425" w:leftChars="0" w:hanging="425" w:firstLineChars="0"/>
         <w:rPr>
           <w:sz w:val="24"/>
           <w:szCs w:val="24"/>
@@ -3187,13 +3228,13 @@
     </w:p>
     <w:p>
       <w:pPr>
-        <w:pStyle w:val="BodyText"/>
+        <w:pStyle w:val="12"/>
         <w:numPr>
           <w:ilvl w:val="0"/>
           <w:numId w:val="3"/>
         </w:numPr>
         <w:spacing w:before="184" w:line="219" w:lineRule="auto"/>
-        <w:ind w:left="425" w:hanging="425" w:leftChars="0" w:firstLineChars="0"/>
+        <w:ind w:left="425" w:leftChars="0" w:hanging="425" w:firstLineChars="0"/>
         <w:rPr>
           <w:sz w:val="24"/>
           <w:szCs w:val="24"/>
@@ -3210,26 +3251,26 @@
     </w:p>
     <w:p>
       <w:pPr>
-        <w:pStyle w:val="2"/>
+        <w:pStyle w:val="30"/>
         <w:bidi w:val="0"/>
       </w:pPr>
-      <w:bookmarkStart w:id="8" w:name="bookmark6"/>
+      <w:bookmarkStart w:id="7" w:name="bookmark6"/>
+      <w:bookmarkEnd w:id="7"/>
+      <w:bookmarkStart w:id="8" w:name="_Toc24183"/>
+      <w:r>
+        <w:t>运维部</w:t>
+      </w:r>
       <w:bookmarkEnd w:id="8"/>
-      <w:bookmarkStart w:id="9" w:name="_Toc3291"/>
-      <w:r>
-        <w:t>运维部</w:t>
-      </w:r>
-      <w:bookmarkEnd w:id="9"/>
-    </w:p>
-    <w:p>
-      <w:pPr>
-        <w:pStyle w:val="BodyText"/>
+    </w:p>
+    <w:p>
+      <w:pPr>
+        <w:pStyle w:val="12"/>
         <w:numPr>
           <w:ilvl w:val="0"/>
           <w:numId w:val="4"/>
         </w:numPr>
         <w:spacing w:before="232" w:line="219" w:lineRule="auto"/>
-        <w:ind w:left="425" w:hanging="425" w:leftChars="0" w:firstLineChars="0"/>
+        <w:ind w:left="425" w:leftChars="0" w:hanging="425" w:firstLineChars="0"/>
         <w:rPr>
           <w:sz w:val="24"/>
           <w:szCs w:val="24"/>
@@ -3254,13 +3295,13 @@
     </w:p>
     <w:p>
       <w:pPr>
-        <w:pStyle w:val="BodyText"/>
+        <w:pStyle w:val="12"/>
         <w:numPr>
           <w:ilvl w:val="0"/>
           <w:numId w:val="4"/>
         </w:numPr>
         <w:spacing w:before="183" w:line="219" w:lineRule="auto"/>
-        <w:ind w:left="425" w:hanging="425" w:leftChars="0" w:firstLineChars="0"/>
+        <w:ind w:left="425" w:leftChars="0" w:hanging="425" w:firstLineChars="0"/>
         <w:rPr>
           <w:sz w:val="24"/>
           <w:szCs w:val="24"/>
@@ -3277,30 +3318,30 @@
     </w:p>
     <w:p>
       <w:pPr>
-        <w:pStyle w:val="2"/>
+        <w:pStyle w:val="30"/>
         <w:bidi w:val="0"/>
       </w:pPr>
-      <w:bookmarkStart w:id="10" w:name="bookmark7"/>
+      <w:bookmarkStart w:id="9" w:name="bookmark7"/>
+      <w:bookmarkEnd w:id="9"/>
+      <w:bookmarkStart w:id="10" w:name="_Toc32743"/>
+      <w:r>
+        <w:rPr>
+          <w:rFonts w:hint="eastAsia"/>
+          <w:lang w:val="en-US" w:eastAsia="zh-CN"/>
+        </w:rPr>
+        <w:t>人力部</w:t>
+      </w:r>
       <w:bookmarkEnd w:id="10"/>
-      <w:bookmarkStart w:id="11" w:name="_Toc19665"/>
-      <w:r>
-        <w:rPr>
-          <w:rFonts w:hint="eastAsia"/>
-          <w:lang w:val="en-US" w:eastAsia="zh-CN"/>
-        </w:rPr>
-        <w:t>人力部</w:t>
-      </w:r>
-      <w:bookmarkEnd w:id="11"/>
-    </w:p>
-    <w:p>
-      <w:pPr>
-        <w:pStyle w:val="BodyText"/>
+    </w:p>
+    <w:p>
+      <w:pPr>
+        <w:pStyle w:val="12"/>
         <w:numPr>
           <w:ilvl w:val="0"/>
           <w:numId w:val="5"/>
         </w:numPr>
         <w:spacing w:before="232" w:line="219" w:lineRule="auto"/>
-        <w:ind w:left="425" w:hanging="425" w:leftChars="0" w:firstLineChars="0"/>
+        <w:ind w:left="425" w:leftChars="0" w:hanging="425" w:firstLineChars="0"/>
         <w:rPr>
           <w:sz w:val="24"/>
           <w:szCs w:val="24"/>
@@ -3317,13 +3358,13 @@
     </w:p>
     <w:p>
       <w:pPr>
-        <w:pStyle w:val="BodyText"/>
+        <w:pStyle w:val="12"/>
         <w:numPr>
           <w:ilvl w:val="0"/>
           <w:numId w:val="5"/>
         </w:numPr>
         <w:spacing w:before="183" w:line="219" w:lineRule="auto"/>
-        <w:ind w:left="425" w:hanging="425" w:leftChars="0" w:firstLineChars="0"/>
+        <w:ind w:left="425" w:leftChars="0" w:hanging="425" w:firstLineChars="0"/>
         <w:rPr>
           <w:sz w:val="24"/>
           <w:szCs w:val="24"/>
@@ -3340,30 +3381,30 @@
     </w:p>
     <w:p>
       <w:pPr>
-        <w:pStyle w:val="2"/>
+        <w:pStyle w:val="30"/>
         <w:bidi w:val="0"/>
       </w:pPr>
-      <w:bookmarkStart w:id="12" w:name="bookmark8"/>
+      <w:bookmarkStart w:id="11" w:name="bookmark8"/>
+      <w:bookmarkEnd w:id="11"/>
+      <w:bookmarkStart w:id="12" w:name="_Toc17295"/>
+      <w:r>
+        <w:rPr>
+          <w:rFonts w:hint="eastAsia"/>
+          <w:lang w:val="en-US" w:eastAsia="zh-CN"/>
+        </w:rPr>
+        <w:t>质量部</w:t>
+      </w:r>
       <w:bookmarkEnd w:id="12"/>
-      <w:bookmarkStart w:id="13" w:name="_Toc21439"/>
-      <w:r>
-        <w:rPr>
-          <w:rFonts w:hint="eastAsia"/>
-          <w:lang w:val="en-US" w:eastAsia="zh-CN"/>
-        </w:rPr>
-        <w:t>质量部</w:t>
-      </w:r>
-      <w:bookmarkEnd w:id="13"/>
-    </w:p>
-    <w:p>
-      <w:pPr>
-        <w:pStyle w:val="BodyText"/>
+    </w:p>
+    <w:p>
+      <w:pPr>
+        <w:pStyle w:val="12"/>
         <w:numPr>
           <w:ilvl w:val="0"/>
           <w:numId w:val="6"/>
         </w:numPr>
         <w:spacing w:before="232" w:line="219" w:lineRule="auto"/>
-        <w:ind w:left="425" w:hanging="425" w:leftChars="0" w:firstLineChars="0"/>
+        <w:ind w:left="425" w:leftChars="0" w:hanging="425" w:firstLineChars="0"/>
         <w:rPr>
           <w:sz w:val="24"/>
           <w:szCs w:val="24"/>
@@ -3380,13 +3421,13 @@
     </w:p>
     <w:p>
       <w:pPr>
-        <w:pStyle w:val="BodyText"/>
+        <w:pStyle w:val="12"/>
         <w:numPr>
           <w:ilvl w:val="0"/>
           <w:numId w:val="6"/>
         </w:numPr>
         <w:spacing w:before="183" w:line="218" w:lineRule="auto"/>
-        <w:ind w:left="425" w:hanging="425" w:leftChars="0" w:firstLineChars="0"/>
+        <w:ind w:left="425" w:leftChars="0" w:hanging="425" w:firstLineChars="0"/>
         <w:rPr>
           <w:sz w:val="24"/>
           <w:szCs w:val="24"/>
@@ -3411,30 +3452,30 @@
     </w:p>
     <w:p>
       <w:pPr>
-        <w:pStyle w:val="2"/>
+        <w:pStyle w:val="30"/>
         <w:bidi w:val="0"/>
       </w:pPr>
-      <w:bookmarkStart w:id="14" w:name="bookmark9"/>
+      <w:bookmarkStart w:id="13" w:name="bookmark9"/>
+      <w:bookmarkEnd w:id="13"/>
+      <w:bookmarkStart w:id="14" w:name="_Toc4702"/>
+      <w:r>
+        <w:rPr>
+          <w:rFonts w:hint="eastAsia"/>
+          <w:lang w:val="en-US" w:eastAsia="zh-CN"/>
+        </w:rPr>
+        <w:t>研发部</w:t>
+      </w:r>
       <w:bookmarkEnd w:id="14"/>
-      <w:bookmarkStart w:id="15" w:name="_Toc16243"/>
-      <w:r>
-        <w:rPr>
-          <w:rFonts w:hint="eastAsia"/>
-          <w:lang w:val="en-US" w:eastAsia="zh-CN"/>
-        </w:rPr>
-        <w:t>研发部</w:t>
-      </w:r>
-      <w:bookmarkEnd w:id="15"/>
-    </w:p>
-    <w:p>
-      <w:pPr>
-        <w:pStyle w:val="BodyText"/>
+    </w:p>
+    <w:p>
+      <w:pPr>
+        <w:pStyle w:val="12"/>
         <w:numPr>
           <w:ilvl w:val="0"/>
           <w:numId w:val="7"/>
         </w:numPr>
         <w:spacing w:before="232" w:line="219" w:lineRule="auto"/>
-        <w:ind w:left="425" w:hanging="425" w:leftChars="0" w:firstLineChars="0"/>
+        <w:ind w:left="425" w:leftChars="0" w:hanging="425" w:firstLineChars="0"/>
         <w:rPr>
           <w:spacing w:val="-2"/>
           <w:sz w:val="24"/>
@@ -3452,13 +3493,13 @@
     </w:p>
     <w:p>
       <w:pPr>
-        <w:pStyle w:val="BodyText"/>
+        <w:pStyle w:val="12"/>
         <w:numPr>
           <w:ilvl w:val="0"/>
           <w:numId w:val="7"/>
         </w:numPr>
         <w:spacing w:before="232" w:line="219" w:lineRule="auto"/>
-        <w:ind w:left="425" w:hanging="425" w:leftChars="0" w:firstLineChars="0"/>
+        <w:ind w:left="425" w:leftChars="0" w:hanging="425" w:firstLineChars="0"/>
         <w:rPr>
           <w:rFonts w:hint="eastAsia"/>
           <w:spacing w:val="-2"/>
@@ -3477,7 +3518,7 @@
       </w:r>
       <w:r>
         <w:rPr>
-          <w:rFonts w:eastAsia="宋体" w:hint="eastAsia"/>
+          <w:rFonts w:hint="eastAsia" w:eastAsia="宋体"/>
           <w:spacing w:val="-2"/>
           <w:sz w:val="24"/>
           <w:szCs w:val="24"/>
@@ -3488,14 +3529,14 @@
     </w:p>
     <w:p>
       <w:pPr>
-        <w:pStyle w:val="2"/>
+        <w:pStyle w:val="30"/>
         <w:bidi w:val="0"/>
         <w:rPr>
           <w:rFonts w:hint="eastAsia"/>
           <w:lang w:val="en-US" w:eastAsia="zh-CN"/>
         </w:rPr>
       </w:pPr>
-      <w:bookmarkStart w:id="16" w:name="_Toc15371"/>
+      <w:bookmarkStart w:id="15" w:name="_Toc25485"/>
       <w:r>
         <w:rPr>
           <w:rFonts w:hint="eastAsia"/>
@@ -3503,17 +3544,17 @@
         </w:rPr>
         <w:t>采购部</w:t>
       </w:r>
-      <w:bookmarkEnd w:id="16"/>
-    </w:p>
-    <w:p>
-      <w:pPr>
-        <w:pStyle w:val="BodyText"/>
+      <w:bookmarkEnd w:id="15"/>
+    </w:p>
+    <w:p>
+      <w:pPr>
+        <w:pStyle w:val="12"/>
         <w:numPr>
           <w:ilvl w:val="0"/>
           <w:numId w:val="8"/>
         </w:numPr>
         <w:spacing w:before="232" w:line="360" w:lineRule="auto"/>
-        <w:ind w:left="425" w:hanging="425" w:leftChars="0" w:firstLineChars="0"/>
+        <w:ind w:left="425" w:leftChars="0" w:hanging="425" w:firstLineChars="0"/>
         <w:rPr>
           <w:sz w:val="24"/>
           <w:szCs w:val="24"/>
@@ -3529,7 +3570,7 @@
       </w:r>
       <w:r>
         <w:rPr>
-          <w:rFonts w:eastAsia="宋体" w:hint="eastAsia"/>
+          <w:rFonts w:hint="eastAsia" w:eastAsia="宋体"/>
           <w:spacing w:val="-2"/>
           <w:sz w:val="24"/>
           <w:szCs w:val="24"/>
@@ -3548,13 +3589,13 @@
     </w:p>
     <w:p>
       <w:pPr>
-        <w:pStyle w:val="a1"/>
+        <w:pStyle w:val="29"/>
         <w:numPr>
           <w:ilvl w:val="0"/>
           <w:numId w:val="8"/>
         </w:numPr>
         <w:spacing w:line="360" w:lineRule="auto"/>
-        <w:ind w:left="425" w:hanging="425" w:leftChars="0" w:firstLineChars="0"/>
+        <w:ind w:left="425" w:leftChars="0" w:hanging="425" w:firstLineChars="0"/>
         <w:rPr>
           <w:rFonts w:hint="eastAsia"/>
           <w:lang w:val="en-US" w:eastAsia="zh-CN"/>
@@ -3599,14 +3640,14 @@
     </w:p>
     <w:p>
       <w:pPr>
-        <w:pStyle w:val="1"/>
+        <w:pStyle w:val="28"/>
         <w:bidi w:val="0"/>
         <w:rPr>
           <w:rFonts w:hint="default"/>
           <w:lang w:val="en-US" w:eastAsia="zh-CN"/>
         </w:rPr>
       </w:pPr>
-      <w:bookmarkStart w:id="17" w:name="_Toc919"/>
+      <w:bookmarkStart w:id="16" w:name="_Toc22103"/>
       <w:r>
         <w:rPr>
           <w:rFonts w:hint="eastAsia"/>
@@ -3614,233 +3655,242 @@
         </w:rPr>
         <w:t>运维服务能力管理实施</w:t>
       </w:r>
+      <w:bookmarkEnd w:id="16"/>
+    </w:p>
+    <w:p>
+      <w:pPr>
+        <w:pStyle w:val="30"/>
+        <w:bidi w:val="0"/>
+      </w:pPr>
+      <w:bookmarkStart w:id="17" w:name="bookmark11"/>
       <w:bookmarkEnd w:id="17"/>
-    </w:p>
-    <w:p>
-      <w:pPr>
-        <w:pStyle w:val="2"/>
+      <w:bookmarkStart w:id="18" w:name="_Toc11623"/>
+      <w:r>
+        <w:t>制定运维服务能力管理计划</w:t>
+      </w:r>
+      <w:bookmarkEnd w:id="18"/>
+    </w:p>
+    <w:p>
+      <w:pPr>
+        <w:pStyle w:val="29"/>
         <w:bidi w:val="0"/>
       </w:pPr>
-      <w:bookmarkStart w:id="18" w:name="bookmark11"/>
-      <w:bookmarkEnd w:id="18"/>
-      <w:bookmarkStart w:id="19" w:name="_Toc16297"/>
-      <w:r>
-        <w:t>制定运维服务能力管理计划</w:t>
-      </w:r>
-      <w:bookmarkEnd w:id="19"/>
-    </w:p>
-    <w:p>
-      <w:pPr>
-        <w:pStyle w:val="a1"/>
+      <w:r>
+        <w:rPr>
+          <w:rFonts w:hint="eastAsia"/>
+          <w:lang w:val="en-US" w:eastAsia="zh-CN"/>
+        </w:rPr>
+        <w:t>质量部</w:t>
+      </w:r>
+      <w:r>
+        <w:t>在每</w:t>
+      </w:r>
+      <w:r>
+        <w:rPr>
+          <w:rFonts w:hint="eastAsia"/>
+          <w:lang w:val="en-US" w:eastAsia="zh-CN"/>
+        </w:rPr>
+        <w:t>年度末</w:t>
+      </w:r>
+      <w:r>
+        <w:t>组织</w:t>
+      </w:r>
+      <w:r>
+        <w:rPr>
+          <w:rFonts w:hint="eastAsia"/>
+          <w:lang w:eastAsia="zh-CN"/>
+        </w:rPr>
+        <w:t>人力部</w:t>
+      </w:r>
+      <w:r>
+        <w:t>、</w:t>
+      </w:r>
+      <w:r>
+        <w:rPr>
+          <w:rFonts w:hint="eastAsia"/>
+          <w:lang w:val="en-US" w:eastAsia="zh-CN"/>
+        </w:rPr>
+        <w:t>运维部</w:t>
+      </w:r>
+      <w:r>
+        <w:t>等相关部门制定下一年度的《运维服务能力管理计划》，经会议讨论通过后报公司总经理审批。</w:t>
+      </w:r>
+    </w:p>
+    <w:p>
+      <w:pPr>
+        <w:pStyle w:val="29"/>
         <w:bidi w:val="0"/>
-      </w:pPr>
-      <w:r>
-        <w:rPr>
-          <w:rFonts w:hint="eastAsia"/>
-          <w:lang w:val="en-US" w:eastAsia="zh-CN"/>
-        </w:rPr>
-        <w:t>质量部</w:t>
-      </w:r>
-      <w:r>
-        <w:t>在每</w:t>
-      </w:r>
-      <w:r>
-        <w:rPr>
-          <w:rFonts w:hint="eastAsia"/>
-          <w:lang w:val="en-US" w:eastAsia="zh-CN"/>
-        </w:rPr>
-        <w:t>年度末</w:t>
-      </w:r>
-      <w:r>
-        <w:t>组织</w:t>
-      </w:r>
-      <w:r>
         <w:rPr>
           <w:rFonts w:hint="eastAsia"/>
           <w:lang w:eastAsia="zh-CN"/>
         </w:rPr>
-        <w:t>人力部</w:t>
-      </w:r>
-      <w:r>
-        <w:t>、</w:t>
-      </w:r>
-      <w:r>
-        <w:rPr>
-          <w:rFonts w:hint="eastAsia"/>
-          <w:lang w:val="en-US" w:eastAsia="zh-CN"/>
-        </w:rPr>
-        <w:t>运维部</w:t>
-      </w:r>
-      <w:r>
-        <w:t>等相关部门制定下一年度的《运维服务能力管理计划》，经会议讨论通过后报公司总经理审批。</w:t>
-      </w:r>
-    </w:p>
-    <w:p>
-      <w:pPr>
-        <w:pStyle w:val="a1"/>
-        <w:bidi w:val="0"/>
+      </w:pPr>
+      <w:r>
         <w:rPr>
           <w:rFonts w:hint="eastAsia"/>
           <w:lang w:eastAsia="zh-CN"/>
         </w:rPr>
-      </w:pPr>
-      <w:r>
-        <w:rPr>
-          <w:rFonts w:hint="eastAsia"/>
-          <w:lang w:eastAsia="zh-CN"/>
-        </w:rPr>
         <w:t>《运维服务能力管理计划》应包含：</w:t>
       </w:r>
     </w:p>
     <w:p>
       <w:pPr>
-        <w:pStyle w:val="BodyText"/>
+        <w:pStyle w:val="40"/>
         <w:numPr>
           <w:ilvl w:val="0"/>
           <w:numId w:val="9"/>
         </w:numPr>
-        <w:spacing w:before="195" w:line="220" w:lineRule="auto"/>
-        <w:ind w:left="425" w:hanging="425" w:leftChars="0" w:firstLineChars="0"/>
-        <w:rPr>
-          <w:sz w:val="22"/>
-          <w:szCs w:val="22"/>
-        </w:rPr>
-      </w:pPr>
-      <w:r>
-        <w:rPr>
-          <w:rFonts w:eastAsia="宋体" w:hint="eastAsia"/>
-          <w:spacing w:val="-2"/>
-          <w:sz w:val="22"/>
-          <w:szCs w:val="22"/>
+        <w:bidi w:val="0"/>
+        <w:ind w:left="425" w:leftChars="0" w:hanging="425" w:firstLineChars="0"/>
+      </w:pPr>
+      <w:r>
+        <w:rPr>
+          <w:rFonts w:hint="eastAsia"/>
           <w:lang w:val="en-US" w:eastAsia="zh-CN"/>
         </w:rPr>
         <w:t>本</w:t>
       </w:r>
       <w:r>
-        <w:rPr>
-          <w:spacing w:val="-2"/>
-          <w:sz w:val="22"/>
-          <w:szCs w:val="22"/>
-        </w:rPr>
         <w:t>年度工作回顾及存在问题。</w:t>
       </w:r>
     </w:p>
     <w:p>
       <w:pPr>
-        <w:pStyle w:val="BodyText"/>
+        <w:pStyle w:val="40"/>
         <w:numPr>
           <w:ilvl w:val="0"/>
           <w:numId w:val="9"/>
         </w:numPr>
-        <w:spacing w:before="206" w:line="220" w:lineRule="auto"/>
-        <w:ind w:left="425" w:hanging="425" w:leftChars="0" w:firstLineChars="0"/>
-        <w:rPr>
-          <w:sz w:val="22"/>
-          <w:szCs w:val="22"/>
-        </w:rPr>
-      </w:pPr>
-      <w:r>
-        <w:rPr>
-          <w:spacing w:val="-1"/>
-          <w:sz w:val="22"/>
-          <w:szCs w:val="22"/>
-        </w:rPr>
+        <w:bidi w:val="0"/>
+        <w:ind w:left="425" w:leftChars="0" w:hanging="425" w:firstLineChars="0"/>
+      </w:pPr>
+      <w:r>
         <w:t>下年度公司在人员、技术、资源</w:t>
       </w:r>
       <w:r>
         <w:rPr>
-          <w:rFonts w:eastAsia="宋体" w:hint="eastAsia"/>
-          <w:spacing w:val="-1"/>
-          <w:sz w:val="22"/>
-          <w:szCs w:val="22"/>
+          <w:rFonts w:hint="eastAsia"/>
           <w:lang w:eastAsia="zh-CN"/>
         </w:rPr>
         <w:t>、</w:t>
       </w:r>
       <w:r>
-        <w:rPr>
-          <w:spacing w:val="-1"/>
-          <w:sz w:val="22"/>
-          <w:szCs w:val="22"/>
-        </w:rPr>
         <w:t>过程</w:t>
       </w:r>
       <w:r>
         <w:rPr>
-          <w:rFonts w:eastAsia="宋体" w:hint="eastAsia"/>
-          <w:spacing w:val="-1"/>
-          <w:sz w:val="22"/>
-          <w:szCs w:val="22"/>
+          <w:rFonts w:hint="eastAsia"/>
           <w:lang w:eastAsia="zh-CN"/>
         </w:rPr>
         <w:t>、</w:t>
       </w:r>
       <w:r>
         <w:rPr>
-          <w:rFonts w:eastAsia="宋体" w:hint="eastAsia"/>
-          <w:spacing w:val="-1"/>
-          <w:sz w:val="22"/>
-          <w:szCs w:val="22"/>
+          <w:rFonts w:hint="eastAsia"/>
           <w:lang w:val="en-US" w:eastAsia="zh-CN"/>
         </w:rPr>
-        <w:t>交付和应急</w:t>
-      </w:r>
-      <w:r>
-        <w:rPr>
-          <w:spacing w:val="-1"/>
-          <w:sz w:val="22"/>
-          <w:szCs w:val="22"/>
-        </w:rPr>
+        <w:t>质量、交付和应急</w:t>
+      </w:r>
+      <w:r>
         <w:t>领域的能力规划。</w:t>
       </w:r>
     </w:p>
     <w:p>
       <w:pPr>
-        <w:pStyle w:val="BodyText"/>
+        <w:pStyle w:val="40"/>
         <w:numPr>
           <w:ilvl w:val="0"/>
           <w:numId w:val="9"/>
         </w:numPr>
-        <w:spacing w:before="205" w:line="220" w:lineRule="auto"/>
-        <w:ind w:left="425" w:hanging="425" w:leftChars="0" w:firstLineChars="0"/>
-        <w:rPr>
-          <w:sz w:val="22"/>
-          <w:szCs w:val="22"/>
-        </w:rPr>
-      </w:pPr>
-      <w:r>
-        <w:rPr>
-          <w:spacing w:val="-1"/>
-          <w:sz w:val="22"/>
-          <w:szCs w:val="22"/>
-        </w:rPr>
-        <w:t>下年度服务能力计划执行情况的跟</w:t>
-      </w:r>
-      <w:r>
-        <w:rPr>
-          <w:spacing w:val="-2"/>
-          <w:sz w:val="22"/>
-          <w:szCs w:val="22"/>
-        </w:rPr>
-        <w:t>踪计划。</w:t>
-      </w:r>
-    </w:p>
-    <w:p>
-      <w:pPr>
-        <w:pStyle w:val="2"/>
         <w:bidi w:val="0"/>
-      </w:pPr>
-      <w:bookmarkStart w:id="20" w:name="bookmark12"/>
+        <w:ind w:left="425" w:leftChars="0" w:hanging="425" w:firstLineChars="0"/>
+      </w:pPr>
+      <w:r>
+        <w:t>下年度服务能力计划执行情况的跟踪计划。</w:t>
+      </w:r>
+    </w:p>
+    <w:p>
+      <w:pPr>
+        <w:pStyle w:val="30"/>
+        <w:bidi w:val="0"/>
+      </w:pPr>
+      <w:bookmarkStart w:id="19" w:name="bookmark12"/>
+      <w:bookmarkEnd w:id="19"/>
+      <w:bookmarkStart w:id="20" w:name="_Toc12957"/>
+      <w:r>
+        <w:t>制定运维服务KPI指标体系</w:t>
+      </w:r>
       <w:bookmarkEnd w:id="20"/>
-      <w:bookmarkStart w:id="21" w:name="_Toc13118"/>
-      <w:r>
-        <w:t>制定运维服务KPI指标体系</w:t>
-      </w:r>
+    </w:p>
+    <w:p>
+      <w:pPr>
+        <w:pStyle w:val="29"/>
+        <w:bidi w:val="0"/>
+      </w:pPr>
+      <w:r>
+        <w:rPr>
+          <w:rFonts w:hint="eastAsia"/>
+          <w:lang w:eastAsia="zh-CN"/>
+        </w:rPr>
+        <w:t>质量部</w:t>
+      </w:r>
+      <w:r>
+        <w:t>根据《运维服务能力管理计划》组织</w:t>
+      </w:r>
+      <w:r>
+        <w:rPr>
+          <w:rFonts w:hint="eastAsia"/>
+          <w:lang w:eastAsia="zh-CN"/>
+        </w:rPr>
+        <w:t>人力部</w:t>
+      </w:r>
+      <w:r>
+        <w:t>、运维部、</w:t>
+      </w:r>
+      <w:r>
+        <w:rPr>
+          <w:rFonts w:hint="eastAsia"/>
+          <w:lang w:eastAsia="zh-CN"/>
+        </w:rPr>
+        <w:t>研发部、</w:t>
+      </w:r>
+      <w:r>
+        <w:rPr>
+          <w:rFonts w:hint="eastAsia"/>
+          <w:lang w:val="en-US" w:eastAsia="zh-CN"/>
+        </w:rPr>
+        <w:t>采购部</w:t>
+      </w:r>
+      <w:r>
+        <w:t>等相关部门共同制定《</w:t>
+      </w:r>
+      <w:r>
+        <w:rPr>
+          <w:rFonts w:hint="eastAsia"/>
+          <w:lang w:val="en-US" w:eastAsia="zh-CN"/>
+        </w:rPr>
+        <w:t>运维服务能力指标体系</w:t>
+      </w:r>
+      <w:r>
+        <w:t>》。</w:t>
+      </w:r>
+    </w:p>
+    <w:p>
+      <w:pPr>
+        <w:pStyle w:val="30"/>
+        <w:bidi w:val="0"/>
+      </w:pPr>
+      <w:bookmarkStart w:id="21" w:name="bookmark13"/>
       <w:bookmarkEnd w:id="21"/>
-    </w:p>
-    <w:p>
-      <w:pPr>
-        <w:pStyle w:val="a1"/>
+      <w:bookmarkStart w:id="22" w:name="_Toc31164"/>
+      <w:r>
+        <w:t>制定部门工作详细计划</w:t>
+      </w:r>
+      <w:bookmarkEnd w:id="22"/>
+    </w:p>
+    <w:p>
+      <w:pPr>
+        <w:pStyle w:val="29"/>
         <w:bidi w:val="0"/>
       </w:pPr>
       <w:r>
@@ -3848,37 +3898,120 @@
           <w:rFonts w:hint="eastAsia"/>
           <w:lang w:eastAsia="zh-CN"/>
         </w:rPr>
+        <w:t>人力部</w:t>
+      </w:r>
+      <w:r>
+        <w:t>、运维部、</w:t>
+      </w:r>
+      <w:r>
+        <w:rPr>
+          <w:rFonts w:hint="eastAsia"/>
+          <w:lang w:eastAsia="zh-CN"/>
+        </w:rPr>
+        <w:t>研发部、</w:t>
+      </w:r>
+      <w:r>
+        <w:rPr>
+          <w:rFonts w:hint="eastAsia"/>
+          <w:lang w:val="en-US" w:eastAsia="zh-CN"/>
+        </w:rPr>
+        <w:t>质量部和采购部</w:t>
+      </w:r>
+      <w:r>
+        <w:t>等相关部门根据《</w:t>
+      </w:r>
+      <w:r>
+        <w:rPr>
+          <w:rFonts w:hint="eastAsia"/>
+          <w:lang w:val="en-US" w:eastAsia="zh-CN"/>
+        </w:rPr>
+        <w:t>运维服务能力指标体系</w:t>
+      </w:r>
+      <w:r>
+        <w:t>》制定自己部门的详细工作计划。</w:t>
+      </w:r>
+    </w:p>
+    <w:p>
+      <w:pPr>
+        <w:pStyle w:val="30"/>
+        <w:bidi w:val="0"/>
+      </w:pPr>
+      <w:bookmarkStart w:id="23" w:name="_Toc32330"/>
+      <w:r>
+        <w:t>实施能力计划</w:t>
+      </w:r>
+      <w:bookmarkEnd w:id="23"/>
+    </w:p>
+    <w:p>
+      <w:pPr>
+        <w:pStyle w:val="29"/>
+        <w:bidi w:val="0"/>
+      </w:pPr>
+      <w:r>
+        <w:rPr>
+          <w:rFonts w:hint="eastAsia"/>
+          <w:lang w:eastAsia="zh-CN"/>
+        </w:rPr>
+        <w:t>人力部</w:t>
+      </w:r>
+      <w:r>
+        <w:t>、运维部、</w:t>
+      </w:r>
+      <w:r>
+        <w:rPr>
+          <w:rFonts w:hint="eastAsia"/>
+          <w:lang w:eastAsia="zh-CN"/>
+        </w:rPr>
+        <w:t>研发部、</w:t>
+      </w:r>
+      <w:r>
+        <w:rPr>
+          <w:rFonts w:hint="eastAsia"/>
+          <w:lang w:val="en-US" w:eastAsia="zh-CN"/>
+        </w:rPr>
+        <w:t>质量部和采购部</w:t>
+      </w:r>
+      <w:r>
+        <w:t>等相关部门按照自己部门的详细工作计划进行实施。</w:t>
+      </w:r>
+    </w:p>
+    <w:p>
+      <w:pPr>
+        <w:pStyle w:val="30"/>
+        <w:bidi w:val="0"/>
+      </w:pPr>
+      <w:bookmarkStart w:id="24" w:name="bookmark15"/>
+      <w:bookmarkEnd w:id="24"/>
+      <w:bookmarkStart w:id="25" w:name="_Toc2128"/>
+      <w:r>
+        <w:t>跟踪检查</w:t>
+      </w:r>
+      <w:bookmarkEnd w:id="25"/>
+    </w:p>
+    <w:p>
+      <w:pPr>
+        <w:pStyle w:val="29"/>
+        <w:bidi w:val="0"/>
+      </w:pPr>
+      <w:r>
+        <w:rPr>
+          <w:rFonts w:hint="eastAsia"/>
+          <w:lang w:eastAsia="zh-CN"/>
+        </w:rPr>
         <w:t>质量部</w:t>
       </w:r>
       <w:r>
-        <w:t>根据《运维服务能力管理计划》组织</w:t>
-      </w:r>
-      <w:r>
-        <w:rPr>
-          <w:rFonts w:hint="eastAsia"/>
-          <w:lang w:eastAsia="zh-CN"/>
-        </w:rPr>
-        <w:t>人力部</w:t>
-      </w:r>
-      <w:r>
-        <w:t>、运维部、</w:t>
-      </w:r>
-      <w:r>
-        <w:rPr>
-          <w:rFonts w:hint="eastAsia"/>
-          <w:lang w:eastAsia="zh-CN"/>
-        </w:rPr>
-        <w:t>研发部、</w:t>
+        <w:t>根据《</w:t>
       </w:r>
       <w:r>
         <w:rPr>
           <w:rFonts w:hint="eastAsia"/>
           <w:lang w:val="en-US" w:eastAsia="zh-CN"/>
         </w:rPr>
-        <w:t>采购部</w:t>
-      </w:r>
-      <w:r>
-        <w:t>等相关部门共同制定《</w:t>
+        <w:t>运维服务能力指标体系</w:t>
+      </w:r>
+      <w:r>
+        <w:t>》和《</w:t>
       </w:r>
       <w:r>
         <w:rPr>
@@ -3888,174 +4021,25 @@
         <w:t>运维服务能力指标体系</w:t>
       </w:r>
       <w:r>
-        <w:t>》。</w:t>
-      </w:r>
-    </w:p>
-    <w:p>
-      <w:pPr>
-        <w:pStyle w:val="2"/>
+        <w:t>跟踪表》进行跟踪检查。</w:t>
+      </w:r>
+    </w:p>
+    <w:p>
+      <w:pPr>
+        <w:pStyle w:val="30"/>
         <w:bidi w:val="0"/>
       </w:pPr>
-      <w:bookmarkStart w:id="22" w:name="bookmark13"/>
-      <w:bookmarkEnd w:id="22"/>
-      <w:bookmarkStart w:id="23" w:name="_Toc338"/>
-      <w:r>
-        <w:t>制定部门工作详细计划</w:t>
-      </w:r>
-      <w:bookmarkEnd w:id="23"/>
-    </w:p>
-    <w:p>
-      <w:pPr>
-        <w:pStyle w:val="a1"/>
-        <w:bidi w:val="0"/>
-      </w:pPr>
-      <w:r>
-        <w:rPr>
-          <w:rFonts w:hint="eastAsia"/>
-          <w:lang w:eastAsia="zh-CN"/>
-        </w:rPr>
-        <w:t>人力部</w:t>
-      </w:r>
-      <w:r>
-        <w:t>、运维部、</w:t>
-      </w:r>
-      <w:r>
-        <w:rPr>
-          <w:rFonts w:hint="eastAsia"/>
-          <w:lang w:eastAsia="zh-CN"/>
-        </w:rPr>
-        <w:t>研发部、</w:t>
-      </w:r>
-      <w:r>
-        <w:rPr>
-          <w:rFonts w:hint="eastAsia"/>
-          <w:lang w:val="en-US" w:eastAsia="zh-CN"/>
-        </w:rPr>
-        <w:t>质量部和采购部</w:t>
-      </w:r>
-      <w:r>
-        <w:t>等相关部门根据《</w:t>
-      </w:r>
-      <w:r>
-        <w:rPr>
-          <w:rFonts w:hint="eastAsia"/>
-          <w:lang w:val="en-US" w:eastAsia="zh-CN"/>
-        </w:rPr>
-        <w:t>运维服务能力指标体系</w:t>
-      </w:r>
-      <w:r>
-        <w:t>》制定自己部门的详细工作计划。</w:t>
-      </w:r>
-    </w:p>
-    <w:p>
-      <w:pPr>
-        <w:pStyle w:val="2"/>
-        <w:bidi w:val="0"/>
-      </w:pPr>
-      <w:bookmarkStart w:id="24" w:name="_Toc31763"/>
-      <w:r>
-        <w:t>实施能力计划</w:t>
-      </w:r>
-      <w:bookmarkEnd w:id="24"/>
-    </w:p>
-    <w:p>
-      <w:pPr>
-        <w:pStyle w:val="a1"/>
-        <w:bidi w:val="0"/>
-      </w:pPr>
-      <w:r>
-        <w:rPr>
-          <w:rFonts w:hint="eastAsia"/>
-          <w:lang w:eastAsia="zh-CN"/>
-        </w:rPr>
-        <w:t>人力部</w:t>
-      </w:r>
-      <w:r>
-        <w:t>、运维部、</w:t>
-      </w:r>
-      <w:r>
-        <w:rPr>
-          <w:rFonts w:hint="eastAsia"/>
-          <w:lang w:eastAsia="zh-CN"/>
-        </w:rPr>
-        <w:t>研发部、</w:t>
-      </w:r>
-      <w:r>
-        <w:rPr>
-          <w:rFonts w:hint="eastAsia"/>
-          <w:lang w:val="en-US" w:eastAsia="zh-CN"/>
-        </w:rPr>
-        <w:t>质量部和采购部</w:t>
-      </w:r>
-      <w:r>
-        <w:t>等相关部门按照自己部门的详细工作计划进行实施。</w:t>
-      </w:r>
-    </w:p>
-    <w:p>
-      <w:pPr>
-        <w:pStyle w:val="2"/>
-        <w:bidi w:val="0"/>
-      </w:pPr>
-      <w:bookmarkStart w:id="25" w:name="bookmark15"/>
-      <w:bookmarkEnd w:id="25"/>
-      <w:bookmarkStart w:id="26" w:name="_Toc32393"/>
-      <w:r>
-        <w:t>跟踪检查</w:t>
-      </w:r>
+      <w:bookmarkStart w:id="26" w:name="bookmark16"/>
       <w:bookmarkEnd w:id="26"/>
-    </w:p>
-    <w:p>
-      <w:pPr>
-        <w:pStyle w:val="a1"/>
-        <w:bidi w:val="0"/>
-      </w:pPr>
-      <w:r>
-        <w:rPr>
-          <w:rFonts w:hint="eastAsia"/>
-          <w:lang w:eastAsia="zh-CN"/>
-        </w:rPr>
-        <w:t>质量部</w:t>
-      </w:r>
-      <w:r>
-        <w:t>根据《</w:t>
-      </w:r>
-      <w:r>
-        <w:rPr>
-          <w:rFonts w:hint="eastAsia"/>
-          <w:lang w:val="en-US" w:eastAsia="zh-CN"/>
-        </w:rPr>
-        <w:t>运维服务能力指标体系</w:t>
-      </w:r>
-      <w:r>
-        <w:t>》和《</w:t>
-      </w:r>
-      <w:r>
-        <w:rPr>
-          <w:rFonts w:hint="eastAsia"/>
-          <w:lang w:val="en-US" w:eastAsia="zh-CN"/>
-        </w:rPr>
-        <w:t>运维服务能力指标体系</w:t>
-      </w:r>
-      <w:r>
-        <w:t>跟踪表》进行跟踪检查。</w:t>
-      </w:r>
-    </w:p>
-    <w:p>
-      <w:pPr>
-        <w:pStyle w:val="2"/>
-        <w:bidi w:val="0"/>
-      </w:pPr>
-      <w:bookmarkStart w:id="27" w:name="bookmark16"/>
+      <w:bookmarkStart w:id="27" w:name="_Toc29405"/>
+      <w:r>
+        <w:t>评估及改进</w:t>
+      </w:r>
       <w:bookmarkEnd w:id="27"/>
-      <w:bookmarkStart w:id="28" w:name="_Toc31207"/>
-      <w:r>
-        <w:t>评估及改进</w:t>
-      </w:r>
-      <w:bookmarkEnd w:id="28"/>
-    </w:p>
-    <w:p>
-      <w:pPr>
-        <w:pStyle w:val="a1"/>
+    </w:p>
+    <w:p>
+      <w:pPr>
+        <w:pStyle w:val="29"/>
         <w:bidi w:val="0"/>
         <w:rPr>
           <w:rFonts w:hint="default"/>
@@ -4086,28 +4070,28 @@
     </w:p>
     <w:p>
       <w:pPr>
-        <w:pStyle w:val="1"/>
+        <w:pStyle w:val="28"/>
         <w:bidi w:val="0"/>
         <w:rPr>
-          <w:rStyle w:val="1Char"/>
-          <w:rFonts w:eastAsia="宋体" w:hint="default"/>
+          <w:rStyle w:val="38"/>
+          <w:rFonts w:hint="default" w:eastAsia="宋体"/>
           <w:lang w:val="en-US" w:eastAsia="zh-CN"/>
         </w:rPr>
       </w:pPr>
-      <w:bookmarkStart w:id="29" w:name="bookmark3"/>
+      <w:bookmarkStart w:id="28" w:name="bookmark3"/>
+      <w:bookmarkEnd w:id="28"/>
+      <w:bookmarkStart w:id="29" w:name="_Toc17424"/>
+      <w:bookmarkStart w:id="30" w:name="_Toc27209"/>
+      <w:r>
+        <w:rPr>
+          <w:rStyle w:val="38"/>
+          <w:rFonts w:hint="eastAsia" w:eastAsia="宋体"/>
+          <w:lang w:val="en-US" w:eastAsia="zh-CN"/>
+        </w:rPr>
+        <w:t>附则</w:t>
+      </w:r>
       <w:bookmarkEnd w:id="29"/>
-      <w:bookmarkStart w:id="30" w:name="_Toc17424"/>
-      <w:bookmarkStart w:id="31" w:name="_Toc11960"/>
-      <w:r>
-        <w:rPr>
-          <w:rStyle w:val="1Char"/>
-          <w:rFonts w:eastAsia="宋体" w:hint="eastAsia"/>
-          <w:lang w:val="en-US" w:eastAsia="zh-CN"/>
-        </w:rPr>
-        <w:t>附则</w:t>
-      </w:r>
       <w:bookmarkEnd w:id="30"/>
-      <w:bookmarkEnd w:id="31"/>
     </w:p>
     <w:p>
       <w:pPr>
@@ -4129,17 +4113,17 @@
         <w:adjustRightInd w:val="0"/>
         <w:snapToGrid w:val="0"/>
         <w:spacing w:line="360" w:lineRule="auto"/>
-        <w:ind w:left="425" w:hanging="425" w:leftChars="0" w:firstLineChars="0"/>
+        <w:ind w:left="425" w:leftChars="0" w:hanging="425" w:firstLineChars="0"/>
         <w:textAlignment w:val="baseline"/>
         <w:rPr>
-          <w:rFonts w:ascii="宋体" w:eastAsia="宋体" w:hAnsi="宋体" w:cs="宋体"/>
-          <w:sz w:val="24"/>
-          <w:szCs w:val="24"/>
-        </w:rPr>
-      </w:pPr>
-      <w:r>
-        <w:rPr>
-          <w:rFonts w:ascii="宋体" w:eastAsia="宋体" w:hAnsi="宋体" w:cs="宋体"/>
+          <w:rFonts w:ascii="宋体" w:hAnsi="宋体" w:eastAsia="宋体" w:cs="宋体"/>
+          <w:sz w:val="24"/>
+          <w:szCs w:val="24"/>
+        </w:rPr>
+      </w:pPr>
+      <w:r>
+        <w:rPr>
+          <w:rFonts w:ascii="宋体" w:hAnsi="宋体" w:eastAsia="宋体" w:cs="宋体"/>
           <w:spacing w:val="-1"/>
           <w:sz w:val="24"/>
           <w:szCs w:val="24"/>
@@ -4148,7 +4132,7 @@
       </w:r>
       <w:r>
         <w:rPr>
-          <w:rFonts w:ascii="宋体" w:eastAsia="宋体" w:hAnsi="宋体" w:cs="宋体" w:hint="eastAsia"/>
+          <w:rFonts w:hint="eastAsia" w:ascii="宋体" w:hAnsi="宋体" w:eastAsia="宋体" w:cs="宋体"/>
           <w:spacing w:val="-1"/>
           <w:sz w:val="24"/>
           <w:szCs w:val="24"/>
@@ -4158,7 +4142,7 @@
       </w:r>
       <w:r>
         <w:rPr>
-          <w:rFonts w:ascii="宋体" w:eastAsia="宋体" w:hAnsi="宋体" w:cs="宋体"/>
+          <w:rFonts w:ascii="宋体" w:hAnsi="宋体" w:eastAsia="宋体" w:cs="宋体"/>
           <w:spacing w:val="-1"/>
           <w:sz w:val="24"/>
           <w:szCs w:val="24"/>
@@ -4186,7 +4170,7 @@
         <w:adjustRightInd w:val="0"/>
         <w:snapToGrid w:val="0"/>
         <w:spacing w:line="360" w:lineRule="auto"/>
-        <w:ind w:left="425" w:hanging="425" w:leftChars="0" w:firstLineChars="0"/>
+        <w:ind w:left="425" w:leftChars="0" w:hanging="425" w:firstLineChars="0"/>
         <w:textAlignment w:val="baseline"/>
         <w:rPr>
           <w:rFonts w:hint="default"/>
@@ -4195,7 +4179,7 @@
       </w:pPr>
       <w:r>
         <w:rPr>
-          <w:rFonts w:ascii="宋体" w:eastAsia="宋体" w:hAnsi="宋体" w:cs="宋体"/>
+          <w:rFonts w:ascii="宋体" w:hAnsi="宋体" w:eastAsia="宋体" w:cs="宋体"/>
           <w:spacing w:val="-2"/>
           <w:sz w:val="24"/>
           <w:szCs w:val="24"/>
@@ -4205,132 +4189,182 @@
     </w:p>
     <w:p>
       <w:pPr>
-        <w:pStyle w:val="1"/>
+        <w:pStyle w:val="28"/>
         <w:bidi w:val="0"/>
         <w:rPr>
           <w:rFonts w:hint="default"/>
           <w:lang w:val="en-US" w:eastAsia="zh-CN"/>
         </w:rPr>
       </w:pPr>
-      <w:bookmarkStart w:id="32" w:name="bookmark14"/>
+      <w:bookmarkStart w:id="31" w:name="bookmark14"/>
+      <w:bookmarkEnd w:id="31"/>
+      <w:bookmarkStart w:id="32" w:name="_Toc11265"/>
+      <w:r>
+        <w:rPr>
+          <w:rFonts w:hint="eastAsia"/>
+          <w:lang w:val="en-US" w:eastAsia="zh-CN"/>
+        </w:rPr>
+        <w:t>附件</w:t>
+      </w:r>
       <w:bookmarkEnd w:id="32"/>
-      <w:bookmarkStart w:id="33" w:name="_Toc19959"/>
-      <w:r>
+    </w:p>
+    <w:p>
+      <w:pPr>
+        <w:pStyle w:val="28"/>
+        <w:bidi w:val="0"/>
         <w:rPr>
           <w:rFonts w:hint="eastAsia"/>
           <w:lang w:val="en-US" w:eastAsia="zh-CN"/>
         </w:rPr>
-        <w:t>附件</w:t>
+      </w:pPr>
+      <w:bookmarkStart w:id="33" w:name="_Toc18262"/>
+      <w:r>
+        <w:rPr>
+          <w:rFonts w:hint="eastAsia"/>
+          <w:lang w:val="en-US" w:eastAsia="zh-CN"/>
+        </w:rPr>
+        <w:t>记录</w:t>
       </w:r>
       <w:bookmarkEnd w:id="33"/>
     </w:p>
     <w:p>
       <w:pPr>
-        <w:pStyle w:val="1"/>
+        <w:pStyle w:val="40"/>
         <w:bidi w:val="0"/>
+      </w:pPr>
+      <w:r>
+        <w:t>《运维服务能力管理计划》</w:t>
+      </w:r>
+    </w:p>
+    <w:p>
+      <w:pPr>
+        <w:pStyle w:val="40"/>
+        <w:bidi w:val="0"/>
+      </w:pPr>
+      <w:r>
+        <w:t>《运维</w:t>
+      </w:r>
+      <w:r>
         <w:rPr>
           <w:rFonts w:hint="eastAsia"/>
           <w:lang w:val="en-US" w:eastAsia="zh-CN"/>
         </w:rPr>
-      </w:pPr>
-      <w:bookmarkStart w:id="34" w:name="_Toc24530"/>
+        <w:t>服务能力</w:t>
+      </w:r>
+      <w:r>
+        <w:t>指标体系》</w:t>
+      </w:r>
+    </w:p>
+    <w:p>
+      <w:pPr>
+        <w:pStyle w:val="40"/>
+        <w:bidi w:val="0"/>
+      </w:pPr>
+      <w:r>
+        <w:t>《运维服务</w:t>
+      </w:r>
       <w:r>
         <w:rPr>
           <w:rFonts w:hint="eastAsia"/>
           <w:lang w:val="en-US" w:eastAsia="zh-CN"/>
         </w:rPr>
-        <w:t>记录</w:t>
-      </w:r>
-      <w:bookmarkEnd w:id="34"/>
-    </w:p>
-    <w:p>
-      <w:pPr>
-        <w:pStyle w:val="a3"/>
+        <w:t>能力</w:t>
+      </w:r>
+      <w:r>
+        <w:t>指标体系跟踪表》</w:t>
+      </w:r>
+    </w:p>
+    <w:p>
+      <w:pPr>
+        <w:pStyle w:val="40"/>
         <w:bidi w:val="0"/>
-      </w:pPr>
-      <w:r>
-        <w:t>《运维服务能力管理计划》</w:t>
-      </w:r>
-    </w:p>
-    <w:p>
-      <w:pPr>
-        <w:pStyle w:val="a3"/>
-        <w:bidi w:val="0"/>
-      </w:pPr>
-      <w:r>
-        <w:t>《运维</w:t>
-      </w:r>
-      <w:r>
         <w:rPr>
           <w:rFonts w:hint="eastAsia"/>
           <w:lang w:val="en-US" w:eastAsia="zh-CN"/>
         </w:rPr>
-        <w:t>服务能力</w:t>
-      </w:r>
-      <w:r>
-        <w:t>指标体系》</w:t>
-      </w:r>
-    </w:p>
-    <w:p>
-      <w:pPr>
-        <w:pStyle w:val="a3"/>
-        <w:bidi w:val="0"/>
-      </w:pPr>
-      <w:r>
-        <w:t>《运维服务</w:t>
-      </w:r>
-      <w:r>
-        <w:rPr>
-          <w:rFonts w:hint="eastAsia"/>
-          <w:lang w:val="en-US" w:eastAsia="zh-CN"/>
-        </w:rPr>
-        <w:t>能力</w:t>
-      </w:r>
-      <w:r>
-        <w:t>指标体系跟踪表》</w:t>
-      </w:r>
-    </w:p>
-    <w:p>
-      <w:pPr>
-        <w:pStyle w:val="a3"/>
-        <w:bidi w:val="0"/>
-        <w:rPr>
-          <w:rFonts w:hint="eastAsia"/>
-          <w:lang w:val="en-US" w:eastAsia="zh-CN"/>
-        </w:rPr>
       </w:pPr>
       <w:r>
         <w:t>《运维服务能力管理报告》</w:t>
       </w:r>
     </w:p>
     <w:sectPr>
-      <w:headerReference w:type="default" r:id="rId4"/>
+      <w:headerReference r:id="rId5" w:type="default"/>
       <w:pgSz w:w="11906" w:h="16838"/>
       <w:pgMar w:top="1417" w:right="1800" w:bottom="1440" w:left="1800" w:header="1140" w:footer="992" w:gutter="0"/>
-      <w:cols w:num="1" w:space="425"/>
+      <w:cols w:space="425" w:num="1"/>
       <w:docGrid w:type="lines" w:linePitch="312" w:charSpace="0"/>
     </w:sectPr>
   </w:body>
 </w:document>
 </file>
 
+<file path=word/endnotes.xml><?xml version="1.0" encoding="utf-8"?>
+<w:endnotes xmlns:wpc="http://schemas.microsoft.com/office/word/2010/wordprocessingCanvas" xmlns:mc="http://schemas.openxmlformats.org/markup-compatibility/2006" xmlns:o="urn:schemas-microsoft-com:office:office" xmlns:r="http://schemas.openxmlformats.org/officeDocument/2006/relationships" xmlns:m="http://schemas.openxmlformats.org/officeDocument/2006/math" xmlns:v="urn:schemas-microsoft-com:vml" xmlns:wp14="http://schemas.microsoft.com/office/word/2010/wordprocessingDrawing" xmlns:wp="http://schemas.openxmlformats.org/drawingml/2006/wordprocessingDrawing" xmlns:w="http://schemas.openxmlformats.org/wordprocessingml/2006/main" xmlns:w14="http://schemas.microsoft.com/office/word/2010/wordml" xmlns:w15="http://schemas.microsoft.com/office/word/2012/wordml" xmlns:w10="urn:schemas-microsoft-com:office:word" xmlns:wpg="http://schemas.microsoft.com/office/word/2010/wordprocessingGroup" xmlns:wpi="http://schemas.microsoft.com/office/word/2010/wordprocessingInk" xmlns:wne="http://schemas.microsoft.com/office/word/2006/wordml" xmlns:wps="http://schemas.microsoft.com/office/word/2010/wordprocessingShape" xmlns:wpsCustomData="http://www.wps.cn/officeDocument/2013/wpsCustomData" mc:Ignorable="w14 w15 wp14">
+  <w:endnote w:type="separator" w:id="0">
+    <w:p>
+      <w:pPr>
+        <w:spacing w:line="240" w:lineRule="auto"/>
+      </w:pPr>
+      <w:r>
+        <w:separator/>
+      </w:r>
+    </w:p>
+  </w:endnote>
+  <w:endnote w:type="continuationSeparator" w:id="1">
+    <w:p>
+      <w:pPr>
+        <w:spacing w:line="240" w:lineRule="auto"/>
+      </w:pPr>
+      <w:r>
+        <w:continuationSeparator/>
+      </w:r>
+    </w:p>
+  </w:endnote>
+</w:endnotes>
+</file>
+
+<file path=word/footnotes.xml><?xml version="1.0" encoding="utf-8"?>
+<w:footnotes xmlns:wpc="http://schemas.microsoft.com/office/word/2010/wordprocessingCanvas" xmlns:mc="http://schemas.openxmlformats.org/markup-compatibility/2006" xmlns:o="urn:schemas-microsoft-com:office:office" xmlns:r="http://schemas.openxmlformats.org/officeDocument/2006/relationships" xmlns:m="http://schemas.openxmlformats.org/officeDocument/2006/math" xmlns:v="urn:schemas-microsoft-com:vml" xmlns:wp14="http://schemas.microsoft.com/office/word/2010/wordprocessingDrawing" xmlns:wp="http://schemas.openxmlformats.org/drawingml/2006/wordprocessingDrawing" xmlns:w="http://schemas.openxmlformats.org/wordprocessingml/2006/main" xmlns:w14="http://schemas.microsoft.com/office/word/2010/wordml" xmlns:w15="http://schemas.microsoft.com/office/word/2012/wordml" xmlns:w10="urn:schemas-microsoft-com:office:word" xmlns:wpg="http://schemas.microsoft.com/office/word/2010/wordprocessingGroup" xmlns:wpi="http://schemas.microsoft.com/office/word/2010/wordprocessingInk" xmlns:wne="http://schemas.microsoft.com/office/word/2006/wordml" xmlns:wps="http://schemas.microsoft.com/office/word/2010/wordprocessingShape" xmlns:wpsCustomData="http://www.wps.cn/officeDocument/2013/wpsCustomData" mc:Ignorable="w14 w15 wp14">
+  <w:footnote w:type="separator" w:id="0">
+    <w:p>
+      <w:pPr>
+        <w:spacing w:line="360" w:lineRule="auto"/>
+      </w:pPr>
+      <w:r>
+        <w:separator/>
+      </w:r>
+    </w:p>
+  </w:footnote>
+  <w:footnote w:type="continuationSeparator" w:id="1">
+    <w:p>
+      <w:pPr>
+        <w:spacing w:line="360" w:lineRule="auto"/>
+      </w:pPr>
+      <w:r>
+        <w:continuationSeparator/>
+      </w:r>
+    </w:p>
+  </w:footnote>
+</w:footnotes>
+</file>
+
 <file path=word/header1.xml><?xml version="1.0" encoding="utf-8"?>
-<w:hdr xmlns:wpc="http://schemas.microsoft.com/office/word/2010/wordprocessingCanvas" xmlns:mc="http://schemas.openxmlformats.org/markup-compatibility/2006" xmlns:o="urn:schemas-microsoft-com:office:office" xmlns:r="http://schemas.openxmlformats.org/officeDocument/2006/relationships" xmlns:m="http://schemas.openxmlformats.org/officeDocument/2006/math" xmlns:v="urn:schemas-microsoft-com:vml" xmlns:wp14="http://schemas.microsoft.com/office/word/2010/wordprocessingDrawing" xmlns:wp="http://schemas.openxmlformats.org/drawingml/2006/wordprocessingDrawing" xmlns:w10="urn:schemas-microsoft-com:office:word" xmlns:w="http://schemas.openxmlformats.org/wordprocessingml/2006/main" xmlns:w14="http://schemas.microsoft.com/office/word/2010/wordml" xmlns:w15="http://schemas.microsoft.com/office/word/2012/wordml" xmlns:wne="http://schemas.microsoft.com/office/word/2006/wordml" xmlns:wpg="http://schemas.microsoft.com/office/word/2010/wordprocessingGroup" xmlns:wpi="http://schemas.microsoft.com/office/word/2010/wordprocessingInk" xmlns:wps="http://schemas.microsoft.com/office/word/2010/wordprocessingShape" mc:Ignorable="w14 w15 wp14">
+<w:hdr xmlns:wpc="http://schemas.microsoft.com/office/word/2010/wordprocessingCanvas" xmlns:mc="http://schemas.openxmlformats.org/markup-compatibility/2006" xmlns:o="urn:schemas-microsoft-com:office:office" xmlns:r="http://schemas.openxmlformats.org/officeDocument/2006/relationships" xmlns:m="http://schemas.openxmlformats.org/officeDocument/2006/math" xmlns:v="urn:schemas-microsoft-com:vml" xmlns:wp14="http://schemas.microsoft.com/office/word/2010/wordprocessingDrawing" xmlns:wp="http://schemas.openxmlformats.org/drawingml/2006/wordprocessingDrawing" xmlns:w10="urn:schemas-microsoft-com:office:word" xmlns:w="http://schemas.openxmlformats.org/wordprocessingml/2006/main" xmlns:w14="http://schemas.microsoft.com/office/word/2010/wordml" xmlns:w15="http://schemas.microsoft.com/office/word/2012/wordml" xmlns:wpg="http://schemas.microsoft.com/office/word/2010/wordprocessingGroup" xmlns:wpi="http://schemas.microsoft.com/office/word/2010/wordprocessingInk" xmlns:wne="http://schemas.microsoft.com/office/word/2006/wordml" xmlns:wps="http://schemas.microsoft.com/office/word/2010/wordprocessingShape" xmlns:wpsCustomData="http://www.wps.cn/officeDocument/2013/wpsCustomData" mc:Ignorable="w14 w15 wp14">
   <w:p>
     <w:pPr>
-      <w:pStyle w:val="Header"/>
+      <w:pStyle w:val="15"/>
       <w:pBdr>
-        <w:bottom w:val="single" w:sz="4" w:space="1" w:color="auto"/>
+        <w:bottom w:val="single" w:color="auto" w:sz="4" w:space="1"/>
       </w:pBdr>
       <w:jc w:val="right"/>
       <w:rPr>
-        <w:rFonts w:eastAsiaTheme="minorEastAsia" w:hint="eastAsia"/>
+        <w:rFonts w:hint="eastAsia" w:eastAsiaTheme="minorEastAsia"/>
         <w:lang w:eastAsia="zh-CN"/>
       </w:rPr>
     </w:pPr>
     <w:r>
       <w:rPr>
-        <w:rFonts w:eastAsiaTheme="minorEastAsia" w:hint="eastAsia"/>
+        <w:rFonts w:hint="eastAsia" w:eastAsiaTheme="minorEastAsia"/>
         <w:lang w:eastAsia="zh-CN"/>
       </w:rPr>
       <w:t>天津通海信息技术有限公司</w:t>
@@ -4340,15 +4374,15 @@
 </file>
 
 <file path=word/numbering.xml><?xml version="1.0" encoding="utf-8"?>
-<w:numbering xmlns:wpc="http://schemas.microsoft.com/office/word/2010/wordprocessingCanvas" xmlns:mc="http://schemas.openxmlformats.org/markup-compatibility/2006" xmlns:o="urn:schemas-microsoft-com:office:office" xmlns:r="http://schemas.openxmlformats.org/officeDocument/2006/relationships" xmlns:m="http://schemas.openxmlformats.org/officeDocument/2006/math" xmlns:v="urn:schemas-microsoft-com:vml" xmlns:wp14="http://schemas.microsoft.com/office/word/2010/wordprocessingDrawing" xmlns:wp="http://schemas.openxmlformats.org/drawingml/2006/wordprocessingDrawing" xmlns:w10="urn:schemas-microsoft-com:office:word" xmlns:w="http://schemas.openxmlformats.org/wordprocessingml/2006/main" xmlns:w14="http://schemas.microsoft.com/office/word/2010/wordml" xmlns:w15="http://schemas.microsoft.com/office/word/2012/wordml" xmlns:wne="http://schemas.microsoft.com/office/word/2006/wordml" xmlns:wpg="http://schemas.microsoft.com/office/word/2010/wordprocessingGroup" xmlns:wpi="http://schemas.microsoft.com/office/word/2010/wordprocessingInk" xmlns:wps="http://schemas.microsoft.com/office/word/2010/wordprocessingShape" mc:Ignorable="w14 w15 wp14">
+<w:numbering xmlns:wpc="http://schemas.microsoft.com/office/word/2010/wordprocessingCanvas" xmlns:mc="http://schemas.openxmlformats.org/markup-compatibility/2006" xmlns:o="urn:schemas-microsoft-com:office:office" xmlns:r="http://schemas.openxmlformats.org/officeDocument/2006/relationships" xmlns:m="http://schemas.openxmlformats.org/officeDocument/2006/math" xmlns:v="urn:schemas-microsoft-com:vml" xmlns:wp14="http://schemas.microsoft.com/office/word/2010/wordprocessingDrawing" xmlns:wp="http://schemas.openxmlformats.org/drawingml/2006/wordprocessingDrawing" xmlns:w10="urn:schemas-microsoft-com:office:word" xmlns:w="http://schemas.openxmlformats.org/wordprocessingml/2006/main" xmlns:w14="http://schemas.microsoft.com/office/word/2010/wordml" xmlns:wpg="http://schemas.microsoft.com/office/word/2010/wordprocessingGroup" xmlns:wpi="http://schemas.microsoft.com/office/word/2010/wordprocessingInk" xmlns:wne="http://schemas.microsoft.com/office/word/2006/wordml" xmlns:wps="http://schemas.microsoft.com/office/word/2010/wordprocessingShape" xmlns:wpsCustomData="http://www.wps.cn/officeDocument/2013/wpsCustomData" mc:Ignorable="w14 wp14">
   <w:abstractNum w:abstractNumId="0">
     <w:nsid w:val="8E964DCE"/>
     <w:multiLevelType w:val="multilevel"/>
     <w:tmpl w:val="8E964DCE"/>
-    <w:lvl w:ilvl="0">
+    <w:lvl w:ilvl="0" w:tentative="0">
       <w:start w:val="1"/>
       <w:numFmt w:val="decimal"/>
-      <w:pStyle w:val="Heading1"/>
+      <w:pStyle w:val="2"/>
       <w:lvlText w:val="%1."/>
       <w:lvlJc w:val="left"/>
       <w:pPr>
@@ -4358,10 +4392,10 @@
         <w:rFonts w:hint="default"/>
       </w:rPr>
     </w:lvl>
-    <w:lvl w:ilvl="1">
+    <w:lvl w:ilvl="1" w:tentative="0">
       <w:start w:val="1"/>
       <w:numFmt w:val="decimal"/>
-      <w:pStyle w:val="Heading2"/>
+      <w:pStyle w:val="3"/>
       <w:lvlText w:val="%1.%2."/>
       <w:lvlJc w:val="left"/>
       <w:pPr>
@@ -4371,10 +4405,10 @@
         <w:rFonts w:hint="default"/>
       </w:rPr>
     </w:lvl>
-    <w:lvl w:ilvl="2">
+    <w:lvl w:ilvl="2" w:tentative="0">
       <w:start w:val="1"/>
       <w:numFmt w:val="decimal"/>
-      <w:pStyle w:val="Heading3"/>
+      <w:pStyle w:val="4"/>
       <w:lvlText w:val="%1.%2.%3."/>
       <w:lvlJc w:val="left"/>
       <w:pPr>
@@ -4384,10 +4418,10 @@
         <w:rFonts w:hint="default"/>
       </w:rPr>
     </w:lvl>
-    <w:lvl w:ilvl="3">
+    <w:lvl w:ilvl="3" w:tentative="0">
       <w:start w:val="1"/>
       <w:numFmt w:val="decimal"/>
-      <w:pStyle w:val="Heading4"/>
+      <w:pStyle w:val="5"/>
       <w:lvlText w:val="%1.%2.%3.%4."/>
       <w:lvlJc w:val="left"/>
       <w:pPr>
@@ -4397,10 +4431,10 @@
         <w:rFonts w:hint="default"/>
       </w:rPr>
     </w:lvl>
-    <w:lvl w:ilvl="4">
+    <w:lvl w:ilvl="4" w:tentative="0">
       <w:start w:val="1"/>
       <w:numFmt w:val="decimal"/>
-      <w:pStyle w:val="Heading5"/>
+      <w:pStyle w:val="6"/>
       <w:lvlText w:val="%1.%2.%3.%4.%5."/>
       <w:lvlJc w:val="left"/>
       <w:pPr>
@@ -4410,10 +4444,10 @@
         <w:rFonts w:hint="default"/>
       </w:rPr>
     </w:lvl>
-    <w:lvl w:ilvl="5">
+    <w:lvl w:ilvl="5" w:tentative="0">
       <w:start w:val="1"/>
       <w:numFmt w:val="decimal"/>
-      <w:pStyle w:val="Heading6"/>
+      <w:pStyle w:val="7"/>
       <w:lvlText w:val="%1.%2.%3.%4.%5.%6."/>
       <w:lvlJc w:val="left"/>
       <w:pPr>
@@ -4423,10 +4457,10 @@
         <w:rFonts w:hint="default"/>
       </w:rPr>
     </w:lvl>
-    <w:lvl w:ilvl="6">
+    <w:lvl w:ilvl="6" w:tentative="0">
       <w:start w:val="1"/>
       <w:numFmt w:val="decimal"/>
-      <w:pStyle w:val="Heading7"/>
+      <w:pStyle w:val="8"/>
       <w:lvlText w:val="%1.%2.%3.%4.%5.%6.%7."/>
       <w:lvlJc w:val="left"/>
       <w:pPr>
@@ -4436,10 +4470,10 @@
         <w:rFonts w:hint="default"/>
       </w:rPr>
     </w:lvl>
-    <w:lvl w:ilvl="7">
+    <w:lvl w:ilvl="7" w:tentative="0">
       <w:start w:val="1"/>
       <w:numFmt w:val="decimal"/>
-      <w:pStyle w:val="Heading8"/>
+      <w:pStyle w:val="9"/>
       <w:lvlText w:val="%1.%2.%3.%4.%5.%6.%7.%8."/>
       <w:lvlJc w:val="left"/>
       <w:pPr>
@@ -4449,10 +4483,10 @@
         <w:rFonts w:hint="default"/>
       </w:rPr>
     </w:lvl>
-    <w:lvl w:ilvl="8">
+    <w:lvl w:ilvl="8" w:tentative="0">
       <w:start w:val="1"/>
       <w:numFmt w:val="decimal"/>
-      <w:pStyle w:val="Heading9"/>
+      <w:pStyle w:val="10"/>
       <w:lvlText w:val="%1.%2.%3.%4.%5.%6.%7.%8.%9."/>
       <w:lvlJc w:val="left"/>
       <w:pPr>
@@ -4467,7 +4501,7 @@
     <w:nsid w:val="97D13B28"/>
     <w:multiLevelType w:val="singleLevel"/>
     <w:tmpl w:val="97D13B28"/>
-    <w:lvl w:ilvl="0">
+    <w:lvl w:ilvl="0" w:tentative="0">
       <w:start w:val="1"/>
       <w:numFmt w:val="decimal"/>
       <w:lvlText w:val="%1."/>
@@ -4484,7 +4518,7 @@
     <w:nsid w:val="9D4FEA89"/>
     <w:multiLevelType w:val="singleLevel"/>
     <w:tmpl w:val="9D4FEA89"/>
-    <w:lvl w:ilvl="0">
+    <w:lvl w:ilvl="0" w:tentative="0">
       <w:start w:val="1"/>
       <w:numFmt w:val="decimal"/>
       <w:lvlText w:val="%1."/>
@@ -4501,7 +4535,7 @@
     <w:nsid w:val="9D93219D"/>
     <w:multiLevelType w:val="singleLevel"/>
     <w:tmpl w:val="9D93219D"/>
-    <w:lvl w:ilvl="0">
+    <w:lvl w:ilvl="0" w:tentative="0">
       <w:start w:val="1"/>
       <w:numFmt w:val="decimal"/>
       <w:lvlText w:val="%1."/>
@@ -4518,7 +4552,7 @@
     <w:nsid w:val="DB5403E5"/>
     <w:multiLevelType w:val="singleLevel"/>
     <w:tmpl w:val="DB5403E5"/>
-    <w:lvl w:ilvl="0">
+    <w:lvl w:ilvl="0" w:tentative="0">
       <w:start w:val="1"/>
       <w:numFmt w:val="decimal"/>
       <w:lvlText w:val="%1."/>
@@ -4535,7 +4569,7 @@
     <w:nsid w:val="F9539CF3"/>
     <w:multiLevelType w:val="singleLevel"/>
     <w:tmpl w:val="F9539CF3"/>
-    <w:lvl w:ilvl="0">
+    <w:lvl w:ilvl="0" w:tentative="0">
       <w:start w:val="1"/>
       <w:numFmt w:val="decimal"/>
       <w:lvlText w:val="%1."/>
@@ -4552,7 +4586,7 @@
     <w:nsid w:val="FBAEE6C9"/>
     <w:multiLevelType w:val="singleLevel"/>
     <w:tmpl w:val="FBAEE6C9"/>
-    <w:lvl w:ilvl="0">
+    <w:lvl w:ilvl="0" w:tentative="0">
       <w:start w:val="1"/>
       <w:numFmt w:val="decimal"/>
       <w:lvlText w:val="%1."/>
@@ -4569,7 +4603,7 @@
     <w:nsid w:val="1BF71FDC"/>
     <w:multiLevelType w:val="singleLevel"/>
     <w:tmpl w:val="1BF71FDC"/>
-    <w:lvl w:ilvl="0">
+    <w:lvl w:ilvl="0" w:tentative="0">
       <w:start w:val="1"/>
       <w:numFmt w:val="decimal"/>
       <w:lvlText w:val="%1."/>
@@ -4583,10 +4617,10 @@
     </w:lvl>
   </w:abstractNum>
   <w:abstractNum w:abstractNumId="8">
-    <w:nsid w:val="2EB7E365"/>
+    <w:nsid w:val="4AEEBF3E"/>
     <w:multiLevelType w:val="singleLevel"/>
-    <w:tmpl w:val="2EB7E365"/>
-    <w:lvl w:ilvl="0">
+    <w:tmpl w:val="4AEEBF3E"/>
+    <w:lvl w:ilvl="0" w:tentative="0">
       <w:start w:val="1"/>
       <w:numFmt w:val="decimal"/>
       <w:lvlText w:val="%1."/>
@@ -4600,10 +4634,10 @@
     </w:lvl>
   </w:abstractNum>
   <w:abstractNum w:abstractNumId="9">
-    <w:nsid w:val="4AEEBF3E"/>
+    <w:nsid w:val="5F776357"/>
     <w:multiLevelType w:val="singleLevel"/>
-    <w:tmpl w:val="4AEEBF3E"/>
-    <w:lvl w:ilvl="0">
+    <w:tmpl w:val="5F776357"/>
+    <w:lvl w:ilvl="0" w:tentative="0">
       <w:start w:val="1"/>
       <w:numFmt w:val="decimal"/>
       <w:lvlText w:val="%1."/>
@@ -4620,7 +4654,7 @@
     <w:abstractNumId w:val="0"/>
   </w:num>
   <w:num w:numId="2">
-    <w:abstractNumId w:val="9"/>
+    <w:abstractNumId w:val="8"/>
   </w:num>
   <w:num w:numId="3">
     <w:abstractNumId w:val="1"/>
@@ -4641,7 +4675,7 @@
     <w:abstractNumId w:val="4"/>
   </w:num>
   <w:num w:numId="9">
-    <w:abstractNumId w:val="8"/>
+    <w:abstractNumId w:val="9"/>
   </w:num>
   <w:num w:numId="10">
     <w:abstractNumId w:val="5"/>
@@ -4650,267 +4684,269 @@
 </file>
 
 <file path=word/styles.xml><?xml version="1.0" encoding="utf-8"?>
-<w:styles xmlns:mc="http://schemas.openxmlformats.org/markup-compatibility/2006" xmlns:r="http://schemas.openxmlformats.org/officeDocument/2006/relationships" xmlns:w="http://schemas.openxmlformats.org/wordprocessingml/2006/main" xmlns:w14="http://schemas.microsoft.com/office/word/2010/wordml" xmlns:w15="http://schemas.microsoft.com/office/word/2012/wordml" mc:Ignorable="w14 w15">
+<w:styles xmlns:mc="http://schemas.openxmlformats.org/markup-compatibility/2006" xmlns:o="urn:schemas-microsoft-com:office:office" xmlns:r="http://schemas.openxmlformats.org/officeDocument/2006/relationships" xmlns:m="http://schemas.openxmlformats.org/officeDocument/2006/math" xmlns:v="urn:schemas-microsoft-com:vml" xmlns:w="http://schemas.openxmlformats.org/wordprocessingml/2006/main" xmlns:w14="http://schemas.microsoft.com/office/word/2010/wordml" xmlns:w10="urn:schemas-microsoft-com:office:word" xmlns:sl="http://schemas.openxmlformats.org/schemaLibrary/2006/main" xmlns:wpsCustomData="http://www.wps.cn/officeDocument/2013/wpsCustomData" mc:Ignorable="w14">
   <w:docDefaults>
     <w:rPrDefault>
       <w:rPr>
-        <w:rFonts w:ascii="Times New Roman" w:eastAsia="宋体" w:hAnsi="Times New Roman" w:cs="Times New Roman"/>
+        <w:rFonts w:ascii="Times New Roman" w:hAnsi="Times New Roman" w:eastAsia="宋体" w:cs="Times New Roman"/>
       </w:rPr>
     </w:rPrDefault>
     <w:pPrDefault/>
   </w:docDefaults>
-  <w:latentStyles w:defLockedState="0" w:defUIPriority="99" w:defSemiHidden="1" w:defUnhideWhenUsed="1" w:defQFormat="0" w:count="260">
-    <w:lsdException w:name="Normal" w:semiHidden="0" w:uiPriority="0" w:unhideWhenUsed="0" w:qFormat="1"/>
-    <w:lsdException w:name="heading 1" w:semiHidden="0" w:uiPriority="0" w:unhideWhenUsed="0" w:qFormat="1"/>
-    <w:lsdException w:name="heading 2" w:semiHidden="0" w:uiPriority="0" w:qFormat="1"/>
-    <w:lsdException w:name="heading 3" w:uiPriority="0" w:qFormat="1"/>
-    <w:lsdException w:name="heading 4" w:semiHidden="0" w:uiPriority="0" w:qFormat="1"/>
-    <w:lsdException w:name="heading 5" w:uiPriority="0" w:qFormat="1"/>
-    <w:lsdException w:name="heading 6" w:uiPriority="0" w:qFormat="1"/>
-    <w:lsdException w:name="heading 7" w:uiPriority="0" w:qFormat="1"/>
-    <w:lsdException w:name="heading 8" w:uiPriority="0" w:qFormat="1"/>
-    <w:lsdException w:name="heading 9" w:uiPriority="0" w:qFormat="1"/>
-    <w:lsdException w:name="index 1" w:semiHidden="0" w:uiPriority="0" w:unhideWhenUsed="0"/>
-    <w:lsdException w:name="index 2" w:semiHidden="0" w:uiPriority="0" w:unhideWhenUsed="0"/>
-    <w:lsdException w:name="index 3" w:semiHidden="0" w:uiPriority="0" w:unhideWhenUsed="0"/>
-    <w:lsdException w:name="index 4" w:semiHidden="0" w:uiPriority="0" w:unhideWhenUsed="0"/>
-    <w:lsdException w:name="index 5" w:semiHidden="0" w:uiPriority="0" w:unhideWhenUsed="0"/>
-    <w:lsdException w:name="index 6" w:semiHidden="0" w:uiPriority="0" w:unhideWhenUsed="0"/>
-    <w:lsdException w:name="index 7" w:semiHidden="0" w:uiPriority="0" w:unhideWhenUsed="0"/>
-    <w:lsdException w:name="index 8" w:semiHidden="0" w:uiPriority="0" w:unhideWhenUsed="0"/>
-    <w:lsdException w:name="index 9" w:semiHidden="0" w:uiPriority="0" w:unhideWhenUsed="0"/>
-    <w:lsdException w:name="toc 1" w:semiHidden="0" w:uiPriority="0" w:unhideWhenUsed="0" w:qFormat="1"/>
-    <w:lsdException w:name="toc 2" w:semiHidden="0" w:uiPriority="0" w:unhideWhenUsed="0" w:qFormat="1"/>
-    <w:lsdException w:name="toc 3" w:semiHidden="0" w:uiPriority="0" w:unhideWhenUsed="0" w:qFormat="1"/>
-    <w:lsdException w:name="toc 4" w:semiHidden="0" w:uiPriority="0" w:unhideWhenUsed="0"/>
-    <w:lsdException w:name="toc 5" w:semiHidden="0" w:uiPriority="0" w:unhideWhenUsed="0"/>
-    <w:lsdException w:name="toc 6" w:semiHidden="0" w:uiPriority="0" w:unhideWhenUsed="0"/>
-    <w:lsdException w:name="toc 7" w:semiHidden="0" w:uiPriority="0" w:unhideWhenUsed="0"/>
-    <w:lsdException w:name="toc 8" w:semiHidden="0" w:uiPriority="0" w:unhideWhenUsed="0"/>
-    <w:lsdException w:name="toc 9" w:semiHidden="0" w:uiPriority="0" w:unhideWhenUsed="0"/>
-    <w:lsdException w:name="Normal Indent" w:semiHidden="0" w:uiPriority="0" w:unhideWhenUsed="0"/>
-    <w:lsdException w:name="footnote text" w:semiHidden="0" w:uiPriority="0" w:unhideWhenUsed="0"/>
-    <w:lsdException w:name="annotation text" w:semiHidden="0" w:uiPriority="0" w:unhideWhenUsed="0" w:qFormat="1"/>
-    <w:lsdException w:name="header" w:semiHidden="0" w:uiPriority="0" w:unhideWhenUsed="0" w:qFormat="1"/>
-    <w:lsdException w:name="footer" w:semiHidden="0" w:uiPriority="0" w:unhideWhenUsed="0" w:qFormat="1"/>
-    <w:lsdException w:name="index heading" w:semiHidden="0" w:uiPriority="0" w:unhideWhenUsed="0"/>
-    <w:lsdException w:name="caption" w:uiPriority="0" w:qFormat="1"/>
-    <w:lsdException w:name="table of figures" w:semiHidden="0" w:uiPriority="0" w:unhideWhenUsed="0"/>
-    <w:lsdException w:name="envelope address" w:semiHidden="0" w:uiPriority="0" w:unhideWhenUsed="0"/>
-    <w:lsdException w:name="envelope return" w:semiHidden="0" w:uiPriority="0" w:unhideWhenUsed="0"/>
-    <w:lsdException w:name="footnote reference" w:semiHidden="0" w:uiPriority="0" w:unhideWhenUsed="0"/>
-    <w:lsdException w:name="annotation reference" w:semiHidden="0" w:uiPriority="0" w:unhideWhenUsed="0"/>
-    <w:lsdException w:name="line number" w:semiHidden="0" w:uiPriority="0" w:unhideWhenUsed="0"/>
-    <w:lsdException w:name="page number" w:semiHidden="0" w:uiPriority="0" w:unhideWhenUsed="0"/>
-    <w:lsdException w:name="endnote reference" w:semiHidden="0" w:uiPriority="0" w:unhideWhenUsed="0"/>
-    <w:lsdException w:name="endnote text" w:semiHidden="0" w:uiPriority="0" w:unhideWhenUsed="0"/>
-    <w:lsdException w:name="table of authorities" w:semiHidden="0" w:uiPriority="0" w:unhideWhenUsed="0"/>
-    <w:lsdException w:name="macro" w:semiHidden="0" w:uiPriority="0" w:unhideWhenUsed="0"/>
-    <w:lsdException w:name="toa heading" w:semiHidden="0" w:uiPriority="0" w:unhideWhenUsed="0"/>
-    <w:lsdException w:name="List" w:semiHidden="0" w:uiPriority="0" w:unhideWhenUsed="0"/>
-    <w:lsdException w:name="List Bullet" w:semiHidden="0" w:uiPriority="0" w:unhideWhenUsed="0"/>
-    <w:lsdException w:name="List Number" w:semiHidden="0" w:uiPriority="0" w:unhideWhenUsed="0"/>
-    <w:lsdException w:name="List 2" w:semiHidden="0" w:uiPriority="0" w:unhideWhenUsed="0"/>
-    <w:lsdException w:name="List 3" w:semiHidden="0" w:uiPriority="0" w:unhideWhenUsed="0"/>
-    <w:lsdException w:name="List 4" w:semiHidden="0" w:uiPriority="0" w:unhideWhenUsed="0"/>
-    <w:lsdException w:name="List 5" w:semiHidden="0" w:uiPriority="0" w:unhideWhenUsed="0"/>
-    <w:lsdException w:name="List Bullet 2" w:semiHidden="0" w:uiPriority="0" w:unhideWhenUsed="0"/>
-    <w:lsdException w:name="List Bullet 3" w:semiHidden="0" w:uiPriority="0" w:unhideWhenUsed="0"/>
-    <w:lsdException w:name="List Bullet 4" w:semiHidden="0" w:uiPriority="0" w:unhideWhenUsed="0"/>
-    <w:lsdException w:name="List Bullet 5" w:semiHidden="0" w:uiPriority="0" w:unhideWhenUsed="0"/>
-    <w:lsdException w:name="List Number 2" w:semiHidden="0" w:uiPriority="0" w:unhideWhenUsed="0"/>
-    <w:lsdException w:name="List Number 3" w:semiHidden="0" w:uiPriority="0" w:unhideWhenUsed="0"/>
-    <w:lsdException w:name="List Number 4" w:semiHidden="0" w:uiPriority="0" w:unhideWhenUsed="0"/>
-    <w:lsdException w:name="List Number 5" w:semiHidden="0" w:uiPriority="0" w:unhideWhenUsed="0"/>
-    <w:lsdException w:name="Title" w:semiHidden="0" w:uiPriority="0" w:unhideWhenUsed="0" w:qFormat="1"/>
-    <w:lsdException w:name="Closing" w:semiHidden="0" w:uiPriority="0" w:unhideWhenUsed="0"/>
-    <w:lsdException w:name="Signature" w:semiHidden="0" w:uiPriority="0" w:unhideWhenUsed="0"/>
-    <w:lsdException w:name="Default Paragraph Font" w:uiPriority="0" w:unhideWhenUsed="0" w:qFormat="1"/>
-    <w:lsdException w:name="Body Text" w:uiPriority="0" w:unhideWhenUsed="0" w:qFormat="1"/>
-    <w:lsdException w:name="Body Text Indent" w:semiHidden="0" w:uiPriority="0" w:unhideWhenUsed="0"/>
-    <w:lsdException w:name="List Continue" w:semiHidden="0" w:uiPriority="0" w:unhideWhenUsed="0"/>
-    <w:lsdException w:name="List Continue 2" w:semiHidden="0" w:uiPriority="0" w:unhideWhenUsed="0"/>
-    <w:lsdException w:name="List Continue 3" w:semiHidden="0" w:uiPriority="0" w:unhideWhenUsed="0"/>
-    <w:lsdException w:name="List Continue 4" w:semiHidden="0" w:uiPriority="0" w:unhideWhenUsed="0"/>
-    <w:lsdException w:name="List Continue 5" w:semiHidden="0" w:uiPriority="0" w:unhideWhenUsed="0"/>
-    <w:lsdException w:name="Message Header" w:semiHidden="0" w:uiPriority="0" w:unhideWhenUsed="0"/>
-    <w:lsdException w:name="Subtitle" w:semiHidden="0" w:uiPriority="0" w:unhideWhenUsed="0" w:qFormat="1"/>
-    <w:lsdException w:name="Salutation" w:semiHidden="0" w:uiPriority="0" w:unhideWhenUsed="0"/>
-    <w:lsdException w:name="Date" w:semiHidden="0" w:uiPriority="0" w:unhideWhenUsed="0"/>
-    <w:lsdException w:name="Body Text First Indent" w:semiHidden="0" w:uiPriority="0" w:unhideWhenUsed="0"/>
-    <w:lsdException w:name="Body Text First Indent 2" w:semiHidden="0" w:uiPriority="0" w:unhideWhenUsed="0"/>
-    <w:lsdException w:name="Body Text 2" w:semiHidden="0" w:uiPriority="0" w:unhideWhenUsed="0"/>
-    <w:lsdException w:name="Body Text 3" w:semiHidden="0" w:uiPriority="0" w:unhideWhenUsed="0"/>
-    <w:lsdException w:name="Body Text Indent 2" w:semiHidden="0" w:uiPriority="0" w:unhideWhenUsed="0"/>
-    <w:lsdException w:name="Body Text Indent 3" w:semiHidden="0" w:uiPriority="0" w:unhideWhenUsed="0"/>
-    <w:lsdException w:name="Block Text" w:semiHidden="0" w:uiPriority="0" w:unhideWhenUsed="0"/>
-    <w:lsdException w:name="Hyperlink" w:semiHidden="0" w:uiPriority="0" w:unhideWhenUsed="0"/>
-    <w:lsdException w:name="FollowedHyperlink" w:semiHidden="0" w:uiPriority="0" w:unhideWhenUsed="0"/>
-    <w:lsdException w:name="Strong" w:semiHidden="0" w:uiPriority="0" w:unhideWhenUsed="0" w:qFormat="1"/>
-    <w:lsdException w:name="Emphasis" w:semiHidden="0" w:uiPriority="0" w:unhideWhenUsed="0" w:qFormat="1"/>
-    <w:lsdException w:name="Document Map" w:semiHidden="0" w:uiPriority="0" w:unhideWhenUsed="0"/>
-    <w:lsdException w:name="Plain Text" w:semiHidden="0" w:uiPriority="0" w:unhideWhenUsed="0"/>
-    <w:lsdException w:name="E-mail Signature" w:semiHidden="0" w:uiPriority="0" w:unhideWhenUsed="0"/>
-    <w:lsdException w:name="Normal (Web)" w:semiHidden="0" w:uiPriority="0" w:unhideWhenUsed="0" w:qFormat="1"/>
-    <w:lsdException w:name="HTML Acronym" w:semiHidden="0" w:uiPriority="0" w:unhideWhenUsed="0"/>
-    <w:lsdException w:name="HTML Address" w:semiHidden="0" w:uiPriority="0" w:unhideWhenUsed="0"/>
-    <w:lsdException w:name="HTML Cite" w:semiHidden="0" w:uiPriority="0" w:unhideWhenUsed="0"/>
-    <w:lsdException w:name="HTML Code" w:semiHidden="0" w:uiPriority="0" w:unhideWhenUsed="0"/>
-    <w:lsdException w:name="HTML Definition" w:semiHidden="0" w:uiPriority="0" w:unhideWhenUsed="0"/>
-    <w:lsdException w:name="HTML Keyboard" w:semiHidden="0" w:uiPriority="0" w:unhideWhenUsed="0"/>
-    <w:lsdException w:name="HTML Preformatted" w:semiHidden="0" w:uiPriority="0" w:unhideWhenUsed="0"/>
-    <w:lsdException w:name="HTML Sample" w:semiHidden="0" w:uiPriority="0" w:unhideWhenUsed="0"/>
-    <w:lsdException w:name="HTML Typewriter" w:semiHidden="0" w:uiPriority="0" w:unhideWhenUsed="0"/>
-    <w:lsdException w:name="HTML Variable" w:semiHidden="0" w:uiPriority="0" w:unhideWhenUsed="0"/>
-    <w:lsdException w:name="Normal Table" w:uiPriority="0" w:unhideWhenUsed="0" w:qFormat="1"/>
-    <w:lsdException w:name="annotation subject" w:semiHidden="0" w:uiPriority="0" w:unhideWhenUsed="0"/>
-    <w:lsdException w:name="Table Simple 1" w:semiHidden="0" w:uiPriority="0" w:unhideWhenUsed="0"/>
-    <w:lsdException w:name="Table Simple 2" w:semiHidden="0" w:uiPriority="0" w:unhideWhenUsed="0"/>
-    <w:lsdException w:name="Table Simple 3" w:semiHidden="0" w:uiPriority="0" w:unhideWhenUsed="0"/>
-    <w:lsdException w:name="Table Classic 1" w:semiHidden="0" w:uiPriority="0" w:unhideWhenUsed="0"/>
-    <w:lsdException w:name="Table Classic 2" w:semiHidden="0" w:uiPriority="0" w:unhideWhenUsed="0"/>
-    <w:lsdException w:name="Table Classic 3" w:semiHidden="0" w:uiPriority="0" w:unhideWhenUsed="0"/>
-    <w:lsdException w:name="Table Classic 4" w:semiHidden="0" w:uiPriority="0" w:unhideWhenUsed="0"/>
-    <w:lsdException w:name="Table Colorful 1" w:semiHidden="0" w:uiPriority="0" w:unhideWhenUsed="0"/>
-    <w:lsdException w:name="Table Colorful 2" w:semiHidden="0" w:uiPriority="0" w:unhideWhenUsed="0"/>
-    <w:lsdException w:name="Table Colorful 3" w:semiHidden="0" w:uiPriority="0" w:unhideWhenUsed="0"/>
-    <w:lsdException w:name="Table Columns 1" w:semiHidden="0" w:uiPriority="0" w:unhideWhenUsed="0"/>
-    <w:lsdException w:name="Table Columns 2" w:semiHidden="0" w:uiPriority="0" w:unhideWhenUsed="0"/>
-    <w:lsdException w:name="Table Columns 3" w:semiHidden="0" w:uiPriority="0" w:unhideWhenUsed="0"/>
-    <w:lsdException w:name="Table Columns 4" w:semiHidden="0" w:uiPriority="0" w:unhideWhenUsed="0"/>
-    <w:lsdException w:name="Table Columns 5" w:semiHidden="0" w:uiPriority="0" w:unhideWhenUsed="0"/>
-    <w:lsdException w:name="Table Grid 1" w:semiHidden="0" w:uiPriority="0" w:unhideWhenUsed="0"/>
-    <w:lsdException w:name="Table Grid 2" w:semiHidden="0" w:uiPriority="0" w:unhideWhenUsed="0"/>
-    <w:lsdException w:name="Table Grid 3" w:semiHidden="0" w:uiPriority="0" w:unhideWhenUsed="0"/>
-    <w:lsdException w:name="Table Grid 4" w:semiHidden="0" w:uiPriority="0" w:unhideWhenUsed="0"/>
-    <w:lsdException w:name="Table Grid 5" w:semiHidden="0" w:uiPriority="0" w:unhideWhenUsed="0"/>
-    <w:lsdException w:name="Table Grid 6" w:semiHidden="0" w:uiPriority="0" w:unhideWhenUsed="0"/>
-    <w:lsdException w:name="Table Grid 7" w:semiHidden="0" w:uiPriority="0" w:unhideWhenUsed="0"/>
-    <w:lsdException w:name="Table Grid 8" w:semiHidden="0" w:uiPriority="0" w:unhideWhenUsed="0"/>
-    <w:lsdException w:name="Table List 1" w:semiHidden="0" w:uiPriority="0" w:unhideWhenUsed="0"/>
-    <w:lsdException w:name="Table List 2" w:semiHidden="0" w:uiPriority="0" w:unhideWhenUsed="0"/>
-    <w:lsdException w:name="Table List 3" w:semiHidden="0" w:uiPriority="0" w:unhideWhenUsed="0"/>
-    <w:lsdException w:name="Table List 4" w:semiHidden="0" w:uiPriority="0" w:unhideWhenUsed="0"/>
-    <w:lsdException w:name="Table List 5" w:semiHidden="0" w:uiPriority="0" w:unhideWhenUsed="0"/>
-    <w:lsdException w:name="Table List 6" w:semiHidden="0" w:uiPriority="0" w:unhideWhenUsed="0"/>
-    <w:lsdException w:name="Table List 7" w:semiHidden="0" w:uiPriority="0" w:unhideWhenUsed="0"/>
-    <w:lsdException w:name="Table List 8" w:semiHidden="0" w:uiPriority="0" w:unhideWhenUsed="0"/>
-    <w:lsdException w:name="Table 3D effects 1" w:semiHidden="0" w:uiPriority="0" w:unhideWhenUsed="0"/>
-    <w:lsdException w:name="Table 3D effects 2" w:semiHidden="0" w:uiPriority="0" w:unhideWhenUsed="0"/>
-    <w:lsdException w:name="Table 3D effects 3" w:semiHidden="0" w:uiPriority="0" w:unhideWhenUsed="0"/>
-    <w:lsdException w:name="Table Contemporary" w:semiHidden="0" w:uiPriority="0" w:unhideWhenUsed="0"/>
-    <w:lsdException w:name="Table Elegant" w:semiHidden="0" w:uiPriority="0" w:unhideWhenUsed="0"/>
-    <w:lsdException w:name="Table Professional" w:semiHidden="0" w:uiPriority="0" w:unhideWhenUsed="0"/>
-    <w:lsdException w:name="Table Subtle 1" w:semiHidden="0" w:uiPriority="0" w:unhideWhenUsed="0"/>
-    <w:lsdException w:name="Table Subtle 2" w:semiHidden="0" w:uiPriority="0" w:unhideWhenUsed="0"/>
-    <w:lsdException w:name="Table Web 1" w:semiHidden="0" w:uiPriority="0" w:unhideWhenUsed="0"/>
-    <w:lsdException w:name="Table Web 2" w:semiHidden="0" w:uiPriority="0" w:unhideWhenUsed="0"/>
-    <w:lsdException w:name="Table Web 3" w:semiHidden="0" w:uiPriority="0" w:unhideWhenUsed="0"/>
-    <w:lsdException w:name="Balloon Text" w:semiHidden="0" w:uiPriority="0" w:unhideWhenUsed="0"/>
-    <w:lsdException w:name="Table Grid" w:semiHidden="0" w:uiPriority="0" w:unhideWhenUsed="0" w:qFormat="1"/>
-    <w:lsdException w:name="Table Theme" w:semiHidden="0" w:uiPriority="0" w:unhideWhenUsed="0"/>
-    <w:lsdException w:name="Light Shading" w:semiHidden="0" w:uiPriority="60" w:unhideWhenUsed="0"/>
-    <w:lsdException w:name="Light List" w:semiHidden="0" w:uiPriority="61" w:unhideWhenUsed="0"/>
-    <w:lsdException w:name="Light Grid" w:semiHidden="0" w:uiPriority="62" w:unhideWhenUsed="0"/>
-    <w:lsdException w:name="Medium Shading 1" w:semiHidden="0" w:uiPriority="63" w:unhideWhenUsed="0"/>
-    <w:lsdException w:name="Medium Shading 2" w:semiHidden="0" w:uiPriority="64" w:unhideWhenUsed="0"/>
-    <w:lsdException w:name="Medium List 1" w:semiHidden="0" w:uiPriority="65" w:unhideWhenUsed="0"/>
-    <w:lsdException w:name="Medium List 2" w:semiHidden="0" w:uiPriority="66" w:unhideWhenUsed="0"/>
-    <w:lsdException w:name="Medium Grid 1" w:semiHidden="0" w:uiPriority="67" w:unhideWhenUsed="0"/>
-    <w:lsdException w:name="Medium Grid 2" w:semiHidden="0" w:uiPriority="68" w:unhideWhenUsed="0"/>
-    <w:lsdException w:name="Medium Grid 3" w:semiHidden="0" w:uiPriority="69" w:unhideWhenUsed="0"/>
-    <w:lsdException w:name="Dark List" w:semiHidden="0" w:uiPriority="70" w:unhideWhenUsed="0"/>
-    <w:lsdException w:name="Colorful Shading" w:semiHidden="0" w:uiPriority="71" w:unhideWhenUsed="0"/>
-    <w:lsdException w:name="Colorful List" w:semiHidden="0" w:uiPriority="72" w:unhideWhenUsed="0"/>
-    <w:lsdException w:name="Colorful Grid" w:semiHidden="0" w:uiPriority="73" w:unhideWhenUsed="0"/>
-    <w:lsdException w:name="Light Shading Accent 1" w:semiHidden="0" w:uiPriority="60" w:unhideWhenUsed="0"/>
-    <w:lsdException w:name="Light List Accent 1" w:semiHidden="0" w:uiPriority="61" w:unhideWhenUsed="0"/>
-    <w:lsdException w:name="Light Grid Accent 1" w:semiHidden="0" w:uiPriority="62" w:unhideWhenUsed="0"/>
-    <w:lsdException w:name="Medium Shading 1 Accent 1" w:semiHidden="0" w:uiPriority="63" w:unhideWhenUsed="0"/>
-    <w:lsdException w:name="Medium Shading 2 Accent 1" w:semiHidden="0" w:uiPriority="64" w:unhideWhenUsed="0"/>
-    <w:lsdException w:name="Medium List 1 Accent 1" w:semiHidden="0" w:uiPriority="65" w:unhideWhenUsed="0"/>
-    <w:lsdException w:name="Medium List 2 Accent 1" w:semiHidden="0" w:uiPriority="66" w:unhideWhenUsed="0"/>
-    <w:lsdException w:name="Medium Grid 1 Accent 1" w:semiHidden="0" w:uiPriority="67" w:unhideWhenUsed="0"/>
-    <w:lsdException w:name="Medium Grid 2 Accent 1" w:semiHidden="0" w:uiPriority="68" w:unhideWhenUsed="0"/>
-    <w:lsdException w:name="Medium Grid 3 Accent 1" w:semiHidden="0" w:uiPriority="69" w:unhideWhenUsed="0"/>
-    <w:lsdException w:name="Dark List Accent 1" w:semiHidden="0" w:uiPriority="70" w:unhideWhenUsed="0"/>
-    <w:lsdException w:name="Colorful Shading Accent 1" w:semiHidden="0" w:uiPriority="71" w:unhideWhenUsed="0"/>
-    <w:lsdException w:name="Colorful List Accent 1" w:semiHidden="0" w:uiPriority="72" w:unhideWhenUsed="0"/>
-    <w:lsdException w:name="Colorful Grid Accent 1" w:semiHidden="0" w:uiPriority="73" w:unhideWhenUsed="0"/>
-    <w:lsdException w:name="Light Shading Accent 2" w:semiHidden="0" w:uiPriority="60" w:unhideWhenUsed="0"/>
-    <w:lsdException w:name="Light List Accent 2" w:semiHidden="0" w:uiPriority="61" w:unhideWhenUsed="0"/>
-    <w:lsdException w:name="Light Grid Accent 2" w:semiHidden="0" w:uiPriority="62" w:unhideWhenUsed="0"/>
-    <w:lsdException w:name="Medium Shading 1 Accent 2" w:semiHidden="0" w:uiPriority="63" w:unhideWhenUsed="0"/>
-    <w:lsdException w:name="Medium Shading 2 Accent 2" w:semiHidden="0" w:uiPriority="64" w:unhideWhenUsed="0"/>
-    <w:lsdException w:name="Medium List 1 Accent 2" w:semiHidden="0" w:uiPriority="65" w:unhideWhenUsed="0"/>
-    <w:lsdException w:name="Medium List 2 Accent 2" w:semiHidden="0" w:uiPriority="66" w:unhideWhenUsed="0"/>
-    <w:lsdException w:name="Medium Grid 1 Accent 2" w:semiHidden="0" w:uiPriority="67" w:unhideWhenUsed="0"/>
-    <w:lsdException w:name="Medium Grid 2 Accent 2" w:semiHidden="0" w:uiPriority="68" w:unhideWhenUsed="0"/>
-    <w:lsdException w:name="Medium Grid 3 Accent 2" w:semiHidden="0" w:uiPriority="69" w:unhideWhenUsed="0"/>
-    <w:lsdException w:name="Dark List Accent 2" w:semiHidden="0" w:uiPriority="70" w:unhideWhenUsed="0"/>
-    <w:lsdException w:name="Colorful Shading Accent 2" w:semiHidden="0" w:uiPriority="71" w:unhideWhenUsed="0"/>
-    <w:lsdException w:name="Colorful List Accent 2" w:semiHidden="0" w:uiPriority="72" w:unhideWhenUsed="0"/>
-    <w:lsdException w:name="Colorful Grid Accent 2" w:semiHidden="0" w:uiPriority="73" w:unhideWhenUsed="0"/>
-    <w:lsdException w:name="Light Shading Accent 3" w:semiHidden="0" w:uiPriority="60" w:unhideWhenUsed="0"/>
-    <w:lsdException w:name="Light List Accent 3" w:semiHidden="0" w:uiPriority="61" w:unhideWhenUsed="0"/>
-    <w:lsdException w:name="Light Grid Accent 3" w:semiHidden="0" w:uiPriority="62" w:unhideWhenUsed="0"/>
-    <w:lsdException w:name="Medium Shading 1 Accent 3" w:semiHidden="0" w:uiPriority="63" w:unhideWhenUsed="0"/>
-    <w:lsdException w:name="Medium Shading 2 Accent 3" w:semiHidden="0" w:uiPriority="64" w:unhideWhenUsed="0"/>
-    <w:lsdException w:name="Medium List 1 Accent 3" w:semiHidden="0" w:uiPriority="65" w:unhideWhenUsed="0"/>
-    <w:lsdException w:name="Medium List 2 Accent 3" w:semiHidden="0" w:uiPriority="66" w:unhideWhenUsed="0"/>
-    <w:lsdException w:name="Medium Grid 1 Accent 3" w:semiHidden="0" w:uiPriority="67" w:unhideWhenUsed="0"/>
-    <w:lsdException w:name="Medium Grid 2 Accent 3" w:semiHidden="0" w:uiPriority="68" w:unhideWhenUsed="0"/>
-    <w:lsdException w:name="Medium Grid 3 Accent 3" w:semiHidden="0" w:uiPriority="69" w:unhideWhenUsed="0"/>
-    <w:lsdException w:name="Dark List Accent 3" w:semiHidden="0" w:uiPriority="70" w:unhideWhenUsed="0"/>
-    <w:lsdException w:name="Colorful Shading Accent 3" w:semiHidden="0" w:uiPriority="71" w:unhideWhenUsed="0"/>
-    <w:lsdException w:name="Colorful List Accent 3" w:semiHidden="0" w:uiPriority="72" w:unhideWhenUsed="0"/>
-    <w:lsdException w:name="Colorful Grid Accent 3" w:semiHidden="0" w:uiPriority="73" w:unhideWhenUsed="0"/>
-    <w:lsdException w:name="Light Shading Accent 4" w:semiHidden="0" w:uiPriority="60" w:unhideWhenUsed="0"/>
-    <w:lsdException w:name="Light List Accent 4" w:semiHidden="0" w:uiPriority="61" w:unhideWhenUsed="0"/>
-    <w:lsdException w:name="Light Grid Accent 4" w:semiHidden="0" w:uiPriority="62" w:unhideWhenUsed="0"/>
-    <w:lsdException w:name="Medium Shading 1 Accent 4" w:semiHidden="0" w:uiPriority="63" w:unhideWhenUsed="0"/>
-    <w:lsdException w:name="Medium Shading 2 Accent 4" w:semiHidden="0" w:uiPriority="64" w:unhideWhenUsed="0"/>
-    <w:lsdException w:name="Medium List 1 Accent 4" w:semiHidden="0" w:uiPriority="65" w:unhideWhenUsed="0"/>
-    <w:lsdException w:name="Medium List 2 Accent 4" w:semiHidden="0" w:uiPriority="66" w:unhideWhenUsed="0"/>
-    <w:lsdException w:name="Medium Grid 1 Accent 4" w:semiHidden="0" w:uiPriority="67" w:unhideWhenUsed="0"/>
-    <w:lsdException w:name="Medium Grid 2 Accent 4" w:semiHidden="0" w:uiPriority="68" w:unhideWhenUsed="0"/>
-    <w:lsdException w:name="Medium Grid 3 Accent 4" w:semiHidden="0" w:uiPriority="69" w:unhideWhenUsed="0"/>
-    <w:lsdException w:name="Dark List Accent 4" w:semiHidden="0" w:uiPriority="70" w:unhideWhenUsed="0"/>
-    <w:lsdException w:name="Colorful Shading Accent 4" w:semiHidden="0" w:uiPriority="71" w:unhideWhenUsed="0"/>
-    <w:lsdException w:name="Colorful List Accent 4" w:semiHidden="0" w:uiPriority="72" w:unhideWhenUsed="0"/>
-    <w:lsdException w:name="Colorful Grid Accent 4" w:semiHidden="0" w:uiPriority="73" w:unhideWhenUsed="0"/>
-    <w:lsdException w:name="Light Shading Accent 5" w:semiHidden="0" w:uiPriority="60" w:unhideWhenUsed="0"/>
-    <w:lsdException w:name="Light List Accent 5" w:semiHidden="0" w:uiPriority="61" w:unhideWhenUsed="0"/>
-    <w:lsdException w:name="Light Grid Accent 5" w:semiHidden="0" w:uiPriority="62" w:unhideWhenUsed="0"/>
-    <w:lsdException w:name="Medium Shading 1 Accent 5" w:semiHidden="0" w:uiPriority="63" w:unhideWhenUsed="0"/>
-    <w:lsdException w:name="Medium Shading 2 Accent 5" w:semiHidden="0" w:uiPriority="64" w:unhideWhenUsed="0"/>
-    <w:lsdException w:name="Medium List 1 Accent 5" w:semiHidden="0" w:uiPriority="65" w:unhideWhenUsed="0"/>
-    <w:lsdException w:name="Medium List 2 Accent 5" w:semiHidden="0" w:uiPriority="66" w:unhideWhenUsed="0"/>
-    <w:lsdException w:name="Medium Grid 1 Accent 5" w:semiHidden="0" w:uiPriority="67" w:unhideWhenUsed="0"/>
-    <w:lsdException w:name="Medium Grid 2 Accent 5" w:semiHidden="0" w:uiPriority="68" w:unhideWhenUsed="0"/>
-    <w:lsdException w:name="Medium Grid 3 Accent 5" w:semiHidden="0" w:uiPriority="69" w:unhideWhenUsed="0"/>
-    <w:lsdException w:name="Dark List Accent 5" w:semiHidden="0" w:uiPriority="70" w:unhideWhenUsed="0"/>
-    <w:lsdException w:name="Colorful Shading Accent 5" w:semiHidden="0" w:uiPriority="71" w:unhideWhenUsed="0"/>
-    <w:lsdException w:name="Colorful List Accent 5" w:semiHidden="0" w:uiPriority="72" w:unhideWhenUsed="0"/>
-    <w:lsdException w:name="Colorful Grid Accent 5" w:semiHidden="0" w:uiPriority="73" w:unhideWhenUsed="0"/>
-    <w:lsdException w:name="Light Shading Accent 6" w:semiHidden="0" w:uiPriority="60" w:unhideWhenUsed="0"/>
-    <w:lsdException w:name="Light List Accent 6" w:semiHidden="0" w:uiPriority="61" w:unhideWhenUsed="0"/>
-    <w:lsdException w:name="Light Grid Accent 6" w:semiHidden="0" w:uiPriority="62" w:unhideWhenUsed="0"/>
-    <w:lsdException w:name="Medium Shading 1 Accent 6" w:semiHidden="0" w:uiPriority="63" w:unhideWhenUsed="0"/>
-    <w:lsdException w:name="Medium Shading 2 Accent 6" w:semiHidden="0" w:uiPriority="64" w:unhideWhenUsed="0"/>
-    <w:lsdException w:name="Medium List 1 Accent 6" w:semiHidden="0" w:uiPriority="65" w:unhideWhenUsed="0"/>
-    <w:lsdException w:name="Medium List 2 Accent 6" w:semiHidden="0" w:uiPriority="66" w:unhideWhenUsed="0"/>
-    <w:lsdException w:name="Medium Grid 1 Accent 6" w:semiHidden="0" w:uiPriority="67" w:unhideWhenUsed="0"/>
-    <w:lsdException w:name="Medium Grid 2 Accent 6" w:semiHidden="0" w:uiPriority="68" w:unhideWhenUsed="0"/>
-    <w:lsdException w:name="Medium Grid 3 Accent 6" w:semiHidden="0" w:uiPriority="69" w:unhideWhenUsed="0"/>
-    <w:lsdException w:name="Dark List Accent 6" w:semiHidden="0" w:uiPriority="70" w:unhideWhenUsed="0"/>
-    <w:lsdException w:name="Colorful Shading Accent 6" w:semiHidden="0" w:uiPriority="71" w:unhideWhenUsed="0"/>
-    <w:lsdException w:name="Colorful List Accent 6" w:semiHidden="0" w:uiPriority="72" w:unhideWhenUsed="0"/>
-    <w:lsdException w:name="Colorful Grid Accent 6" w:semiHidden="0" w:uiPriority="73" w:unhideWhenUsed="0"/>
+  <w:latentStyles w:count="260" w:defQFormat="0" w:defUnhideWhenUsed="1" w:defSemiHidden="1" w:defUIPriority="99" w:defLockedState="0">
+    <w:lsdException w:qFormat="1" w:unhideWhenUsed="0" w:uiPriority="0" w:semiHidden="0" w:name="Normal"/>
+    <w:lsdException w:qFormat="1" w:unhideWhenUsed="0" w:uiPriority="0" w:semiHidden="0" w:name="heading 1"/>
+    <w:lsdException w:qFormat="1" w:uiPriority="0" w:semiHidden="0" w:name="heading 2"/>
+    <w:lsdException w:qFormat="1" w:uiPriority="0" w:name="heading 3"/>
+    <w:lsdException w:qFormat="1" w:uiPriority="0" w:semiHidden="0" w:name="heading 4"/>
+    <w:lsdException w:qFormat="1" w:uiPriority="0" w:name="heading 5"/>
+    <w:lsdException w:qFormat="1" w:uiPriority="0" w:name="heading 6"/>
+    <w:lsdException w:qFormat="1" w:uiPriority="0" w:name="heading 7"/>
+    <w:lsdException w:qFormat="1" w:uiPriority="0" w:name="heading 8"/>
+    <w:lsdException w:qFormat="1" w:uiPriority="0" w:name="heading 9"/>
+    <w:lsdException w:unhideWhenUsed="0" w:uiPriority="0" w:semiHidden="0" w:name="index 1"/>
+    <w:lsdException w:unhideWhenUsed="0" w:uiPriority="0" w:semiHidden="0" w:name="index 2"/>
+    <w:lsdException w:unhideWhenUsed="0" w:uiPriority="0" w:semiHidden="0" w:name="index 3"/>
+    <w:lsdException w:unhideWhenUsed="0" w:uiPriority="0" w:semiHidden="0" w:name="index 4"/>
+    <w:lsdException w:unhideWhenUsed="0" w:uiPriority="0" w:semiHidden="0" w:name="index 5"/>
+    <w:lsdException w:unhideWhenUsed="0" w:uiPriority="0" w:semiHidden="0" w:name="index 6"/>
+    <w:lsdException w:unhideWhenUsed="0" w:uiPriority="0" w:semiHidden="0" w:name="index 7"/>
+    <w:lsdException w:unhideWhenUsed="0" w:uiPriority="0" w:semiHidden="0" w:name="index 8"/>
+    <w:lsdException w:unhideWhenUsed="0" w:uiPriority="0" w:semiHidden="0" w:name="index 9"/>
+    <w:lsdException w:qFormat="1" w:unhideWhenUsed="0" w:uiPriority="0" w:semiHidden="0" w:name="toc 1"/>
+    <w:lsdException w:qFormat="1" w:unhideWhenUsed="0" w:uiPriority="0" w:semiHidden="0" w:name="toc 2"/>
+    <w:lsdException w:qFormat="1" w:unhideWhenUsed="0" w:uiPriority="0" w:semiHidden="0" w:name="toc 3"/>
+    <w:lsdException w:unhideWhenUsed="0" w:uiPriority="0" w:semiHidden="0" w:name="toc 4"/>
+    <w:lsdException w:unhideWhenUsed="0" w:uiPriority="0" w:semiHidden="0" w:name="toc 5"/>
+    <w:lsdException w:unhideWhenUsed="0" w:uiPriority="0" w:semiHidden="0" w:name="toc 6"/>
+    <w:lsdException w:unhideWhenUsed="0" w:uiPriority="0" w:semiHidden="0" w:name="toc 7"/>
+    <w:lsdException w:unhideWhenUsed="0" w:uiPriority="0" w:semiHidden="0" w:name="toc 8"/>
+    <w:lsdException w:unhideWhenUsed="0" w:uiPriority="0" w:semiHidden="0" w:name="toc 9"/>
+    <w:lsdException w:unhideWhenUsed="0" w:uiPriority="0" w:semiHidden="0" w:name="Normal Indent"/>
+    <w:lsdException w:unhideWhenUsed="0" w:uiPriority="0" w:semiHidden="0" w:name="footnote text"/>
+    <w:lsdException w:qFormat="1" w:unhideWhenUsed="0" w:uiPriority="0" w:semiHidden="0" w:name="annotation text"/>
+    <w:lsdException w:qFormat="1" w:unhideWhenUsed="0" w:uiPriority="0" w:semiHidden="0" w:name="header"/>
+    <w:lsdException w:qFormat="1" w:unhideWhenUsed="0" w:uiPriority="0" w:semiHidden="0" w:name="footer"/>
+    <w:lsdException w:unhideWhenUsed="0" w:uiPriority="0" w:semiHidden="0" w:name="index heading"/>
+    <w:lsdException w:qFormat="1" w:uiPriority="0" w:name="caption"/>
+    <w:lsdException w:unhideWhenUsed="0" w:uiPriority="0" w:semiHidden="0" w:name="table of figures"/>
+    <w:lsdException w:unhideWhenUsed="0" w:uiPriority="0" w:semiHidden="0" w:name="envelope address"/>
+    <w:lsdException w:unhideWhenUsed="0" w:uiPriority="0" w:semiHidden="0" w:name="envelope return"/>
+    <w:lsdException w:unhideWhenUsed="0" w:uiPriority="0" w:semiHidden="0" w:name="footnote reference"/>
+    <w:lsdException w:unhideWhenUsed="0" w:uiPriority="0" w:semiHidden="0" w:name="annotation reference"/>
+    <w:lsdException w:unhideWhenUsed="0" w:uiPriority="0" w:semiHidden="0" w:name="line number"/>
+    <w:lsdException w:unhideWhenUsed="0" w:uiPriority="0" w:semiHidden="0" w:name="page number"/>
+    <w:lsdException w:unhideWhenUsed="0" w:uiPriority="0" w:semiHidden="0" w:name="endnote reference"/>
+    <w:lsdException w:unhideWhenUsed="0" w:uiPriority="0" w:semiHidden="0" w:name="endnote text"/>
+    <w:lsdException w:unhideWhenUsed="0" w:uiPriority="0" w:semiHidden="0" w:name="table of authorities"/>
+    <w:lsdException w:unhideWhenUsed="0" w:uiPriority="0" w:semiHidden="0" w:name="macro"/>
+    <w:lsdException w:unhideWhenUsed="0" w:uiPriority="0" w:semiHidden="0" w:name="toa heading"/>
+    <w:lsdException w:unhideWhenUsed="0" w:uiPriority="0" w:semiHidden="0" w:name="List"/>
+    <w:lsdException w:unhideWhenUsed="0" w:uiPriority="0" w:semiHidden="0" w:name="List Bullet"/>
+    <w:lsdException w:unhideWhenUsed="0" w:uiPriority="0" w:semiHidden="0" w:name="List Number"/>
+    <w:lsdException w:unhideWhenUsed="0" w:uiPriority="0" w:semiHidden="0" w:name="List 2"/>
+    <w:lsdException w:unhideWhenUsed="0" w:uiPriority="0" w:semiHidden="0" w:name="List 3"/>
+    <w:lsdException w:unhideWhenUsed="0" w:uiPriority="0" w:semiHidden="0" w:name="List 4"/>
+    <w:lsdException w:unhideWhenUsed="0" w:uiPriority="0" w:semiHidden="0" w:name="List 5"/>
+    <w:lsdException w:unhideWhenUsed="0" w:uiPriority="0" w:semiHidden="0" w:name="List Bullet 2"/>
+    <w:lsdException w:unhideWhenUsed="0" w:uiPriority="0" w:semiHidden="0" w:name="List Bullet 3"/>
+    <w:lsdException w:unhideWhenUsed="0" w:uiPriority="0" w:semiHidden="0" w:name="List Bullet 4"/>
+    <w:lsdException w:unhideWhenUsed="0" w:uiPriority="0" w:semiHidden="0" w:name="List Bullet 5"/>
+    <w:lsdException w:unhideWhenUsed="0" w:uiPriority="0" w:semiHidden="0" w:name="List Number 2"/>
+    <w:lsdException w:unhideWhenUsed="0" w:uiPriority="0" w:semiHidden="0" w:name="List Number 3"/>
+    <w:lsdException w:unhideWhenUsed="0" w:uiPriority="0" w:semiHidden="0" w:name="List Number 4"/>
+    <w:lsdException w:unhideWhenUsed="0" w:uiPriority="0" w:semiHidden="0" w:name="List Number 5"/>
+    <w:lsdException w:qFormat="1" w:unhideWhenUsed="0" w:uiPriority="0" w:semiHidden="0" w:name="Title"/>
+    <w:lsdException w:unhideWhenUsed="0" w:uiPriority="0" w:semiHidden="0" w:name="Closing"/>
+    <w:lsdException w:unhideWhenUsed="0" w:uiPriority="0" w:semiHidden="0" w:name="Signature"/>
+    <w:lsdException w:qFormat="1" w:unhideWhenUsed="0" w:uiPriority="0" w:name="Default Paragraph Font"/>
+    <w:lsdException w:qFormat="1" w:unhideWhenUsed="0" w:uiPriority="0" w:name="Body Text"/>
+    <w:lsdException w:unhideWhenUsed="0" w:uiPriority="0" w:semiHidden="0" w:name="Body Text Indent"/>
+    <w:lsdException w:unhideWhenUsed="0" w:uiPriority="0" w:semiHidden="0" w:name="List Continue"/>
+    <w:lsdException w:unhideWhenUsed="0" w:uiPriority="0" w:semiHidden="0" w:name="List Continue 2"/>
+    <w:lsdException w:unhideWhenUsed="0" w:uiPriority="0" w:semiHidden="0" w:name="List Continue 3"/>
+    <w:lsdException w:unhideWhenUsed="0" w:uiPriority="0" w:semiHidden="0" w:name="List Continue 4"/>
+    <w:lsdException w:unhideWhenUsed="0" w:uiPriority="0" w:semiHidden="0" w:name="List Continue 5"/>
+    <w:lsdException w:unhideWhenUsed="0" w:uiPriority="0" w:semiHidden="0" w:name="Message Header"/>
+    <w:lsdException w:qFormat="1" w:unhideWhenUsed="0" w:uiPriority="0" w:semiHidden="0" w:name="Subtitle"/>
+    <w:lsdException w:unhideWhenUsed="0" w:uiPriority="0" w:semiHidden="0" w:name="Salutation"/>
+    <w:lsdException w:unhideWhenUsed="0" w:uiPriority="0" w:semiHidden="0" w:name="Date"/>
+    <w:lsdException w:unhideWhenUsed="0" w:uiPriority="0" w:semiHidden="0" w:name="Body Text First Indent"/>
+    <w:lsdException w:unhideWhenUsed="0" w:uiPriority="0" w:semiHidden="0" w:name="Body Text First Indent 2"/>
+    <w:lsdException w:uiPriority="99" w:name="Note Heading"/>
+    <w:lsdException w:unhideWhenUsed="0" w:uiPriority="0" w:semiHidden="0" w:name="Body Text 2"/>
+    <w:lsdException w:unhideWhenUsed="0" w:uiPriority="0" w:semiHidden="0" w:name="Body Text 3"/>
+    <w:lsdException w:unhideWhenUsed="0" w:uiPriority="0" w:semiHidden="0" w:name="Body Text Indent 2"/>
+    <w:lsdException w:unhideWhenUsed="0" w:uiPriority="0" w:semiHidden="0" w:name="Body Text Indent 3"/>
+    <w:lsdException w:unhideWhenUsed="0" w:uiPriority="0" w:semiHidden="0" w:name="Block Text"/>
+    <w:lsdException w:unhideWhenUsed="0" w:uiPriority="0" w:semiHidden="0" w:name="Hyperlink"/>
+    <w:lsdException w:unhideWhenUsed="0" w:uiPriority="0" w:semiHidden="0" w:name="FollowedHyperlink"/>
+    <w:lsdException w:qFormat="1" w:unhideWhenUsed="0" w:uiPriority="0" w:semiHidden="0" w:name="Strong"/>
+    <w:lsdException w:qFormat="1" w:unhideWhenUsed="0" w:uiPriority="0" w:semiHidden="0" w:name="Emphasis"/>
+    <w:lsdException w:unhideWhenUsed="0" w:uiPriority="0" w:semiHidden="0" w:name="Document Map"/>
+    <w:lsdException w:unhideWhenUsed="0" w:uiPriority="0" w:semiHidden="0" w:name="Plain Text"/>
+    <w:lsdException w:unhideWhenUsed="0" w:uiPriority="0" w:semiHidden="0" w:name="E-mail Signature"/>
+    <w:lsdException w:qFormat="1" w:unhideWhenUsed="0" w:uiPriority="0" w:semiHidden="0" w:name="Normal (Web)"/>
+    <w:lsdException w:unhideWhenUsed="0" w:uiPriority="0" w:semiHidden="0" w:name="HTML Acronym"/>
+    <w:lsdException w:unhideWhenUsed="0" w:uiPriority="0" w:semiHidden="0" w:name="HTML Address"/>
+    <w:lsdException w:unhideWhenUsed="0" w:uiPriority="0" w:semiHidden="0" w:name="HTML Cite"/>
+    <w:lsdException w:unhideWhenUsed="0" w:uiPriority="0" w:semiHidden="0" w:name="HTML Code"/>
+    <w:lsdException w:unhideWhenUsed="0" w:uiPriority="0" w:semiHidden="0" w:name="HTML Definition"/>
+    <w:lsdException w:unhideWhenUsed="0" w:uiPriority="0" w:semiHidden="0" w:name="HTML Keyboard"/>
+    <w:lsdException w:unhideWhenUsed="0" w:uiPriority="0" w:semiHidden="0" w:name="HTML Preformatted"/>
+    <w:lsdException w:unhideWhenUsed="0" w:uiPriority="0" w:semiHidden="0" w:name="HTML Sample"/>
+    <w:lsdException w:unhideWhenUsed="0" w:uiPriority="0" w:semiHidden="0" w:name="HTML Typewriter"/>
+    <w:lsdException w:unhideWhenUsed="0" w:uiPriority="0" w:semiHidden="0" w:name="HTML Variable"/>
+    <w:lsdException w:qFormat="1" w:unhideWhenUsed="0" w:uiPriority="0" w:name="Normal Table"/>
+    <w:lsdException w:unhideWhenUsed="0" w:uiPriority="0" w:semiHidden="0" w:name="annotation subject"/>
+    <w:lsdException w:unhideWhenUsed="0" w:uiPriority="0" w:semiHidden="0" w:name="Table Simple 1"/>
+    <w:lsdException w:unhideWhenUsed="0" w:uiPriority="0" w:semiHidden="0" w:name="Table Simple 2"/>
+    <w:lsdException w:unhideWhenUsed="0" w:uiPriority="0" w:semiHidden="0" w:name="Table Simple 3"/>
+    <w:lsdException w:unhideWhenUsed="0" w:uiPriority="0" w:semiHidden="0" w:name="Table Classic 1"/>
+    <w:lsdException w:unhideWhenUsed="0" w:uiPriority="0" w:semiHidden="0" w:name="Table Classic 2"/>
+    <w:lsdException w:unhideWhenUsed="0" w:uiPriority="0" w:semiHidden="0" w:name="Table Classic 3"/>
+    <w:lsdException w:unhideWhenUsed="0" w:uiPriority="0" w:semiHidden="0" w:name="Table Classic 4"/>
+    <w:lsdException w:unhideWhenUsed="0" w:uiPriority="0" w:semiHidden="0" w:name="Table Colorful 1"/>
+    <w:lsdException w:unhideWhenUsed="0" w:uiPriority="0" w:semiHidden="0" w:name="Table Colorful 2"/>
+    <w:lsdException w:unhideWhenUsed="0" w:uiPriority="0" w:semiHidden="0" w:name="Table Colorful 3"/>
+    <w:lsdException w:unhideWhenUsed="0" w:uiPriority="0" w:semiHidden="0" w:name="Table Columns 1"/>
+    <w:lsdException w:unhideWhenUsed="0" w:uiPriority="0" w:semiHidden="0" w:name="Table Columns 2"/>
+    <w:lsdException w:unhideWhenUsed="0" w:uiPriority="0" w:semiHidden="0" w:name="Table Columns 3"/>
+    <w:lsdException w:unhideWhenUsed="0" w:uiPriority="0" w:semiHidden="0" w:name="Table Columns 4"/>
+    <w:lsdException w:unhideWhenUsed="0" w:uiPriority="0" w:semiHidden="0" w:name="Table Columns 5"/>
+    <w:lsdException w:unhideWhenUsed="0" w:uiPriority="0" w:semiHidden="0" w:name="Table Grid 1"/>
+    <w:lsdException w:unhideWhenUsed="0" w:uiPriority="0" w:semiHidden="0" w:name="Table Grid 2"/>
+    <w:lsdException w:unhideWhenUsed="0" w:uiPriority="0" w:semiHidden="0" w:name="Table Grid 3"/>
+    <w:lsdException w:unhideWhenUsed="0" w:uiPriority="0" w:semiHidden="0" w:name="Table Grid 4"/>
+    <w:lsdException w:unhideWhenUsed="0" w:uiPriority="0" w:semiHidden="0" w:name="Table Grid 5"/>
+    <w:lsdException w:unhideWhenUsed="0" w:uiPriority="0" w:semiHidden="0" w:name="Table Grid 6"/>
+    <w:lsdException w:unhideWhenUsed="0" w:uiPriority="0" w:semiHidden="0" w:name="Table Grid 7"/>
+    <w:lsdException w:unhideWhenUsed="0" w:uiPriority="0" w:semiHidden="0" w:name="Table Grid 8"/>
+    <w:lsdException w:unhideWhenUsed="0" w:uiPriority="0" w:semiHidden="0" w:name="Table List 1"/>
+    <w:lsdException w:unhideWhenUsed="0" w:uiPriority="0" w:semiHidden="0" w:name="Table List 2"/>
+    <w:lsdException w:unhideWhenUsed="0" w:uiPriority="0" w:semiHidden="0" w:name="Table List 3"/>
+    <w:lsdException w:unhideWhenUsed="0" w:uiPriority="0" w:semiHidden="0" w:name="Table List 4"/>
+    <w:lsdException w:unhideWhenUsed="0" w:uiPriority="0" w:semiHidden="0" w:name="Table List 5"/>
+    <w:lsdException w:unhideWhenUsed="0" w:uiPriority="0" w:semiHidden="0" w:name="Table List 6"/>
+    <w:lsdException w:unhideWhenUsed="0" w:uiPriority="0" w:semiHidden="0" w:name="Table List 7"/>
+    <w:lsdException w:unhideWhenUsed="0" w:uiPriority="0" w:semiHidden="0" w:name="Table List 8"/>
+    <w:lsdException w:unhideWhenUsed="0" w:uiPriority="0" w:semiHidden="0" w:name="Table 3D effects 1"/>
+    <w:lsdException w:unhideWhenUsed="0" w:uiPriority="0" w:semiHidden="0" w:name="Table 3D effects 2"/>
+    <w:lsdException w:unhideWhenUsed="0" w:uiPriority="0" w:semiHidden="0" w:name="Table 3D effects 3"/>
+    <w:lsdException w:unhideWhenUsed="0" w:uiPriority="0" w:semiHidden="0" w:name="Table Contemporary"/>
+    <w:lsdException w:unhideWhenUsed="0" w:uiPriority="0" w:semiHidden="0" w:name="Table Elegant"/>
+    <w:lsdException w:unhideWhenUsed="0" w:uiPriority="0" w:semiHidden="0" w:name="Table Professional"/>
+    <w:lsdException w:unhideWhenUsed="0" w:uiPriority="0" w:semiHidden="0" w:name="Table Subtle 1"/>
+    <w:lsdException w:unhideWhenUsed="0" w:uiPriority="0" w:semiHidden="0" w:name="Table Subtle 2"/>
+    <w:lsdException w:unhideWhenUsed="0" w:uiPriority="0" w:semiHidden="0" w:name="Table Web 1"/>
+    <w:lsdException w:unhideWhenUsed="0" w:uiPriority="0" w:semiHidden="0" w:name="Table Web 2"/>
+    <w:lsdException w:unhideWhenUsed="0" w:uiPriority="0" w:semiHidden="0" w:name="Table Web 3"/>
+    <w:lsdException w:unhideWhenUsed="0" w:uiPriority="0" w:semiHidden="0" w:name="Balloon Text"/>
+    <w:lsdException w:qFormat="1" w:unhideWhenUsed="0" w:uiPriority="0" w:semiHidden="0" w:name="Table Grid"/>
+    <w:lsdException w:unhideWhenUsed="0" w:uiPriority="0" w:semiHidden="0" w:name="Table Theme"/>
+    <w:lsdException w:unhideWhenUsed="0" w:uiPriority="60" w:semiHidden="0" w:name="Light Shading"/>
+    <w:lsdException w:unhideWhenUsed="0" w:uiPriority="61" w:semiHidden="0" w:name="Light List"/>
+    <w:lsdException w:unhideWhenUsed="0" w:uiPriority="62" w:semiHidden="0" w:name="Light Grid"/>
+    <w:lsdException w:unhideWhenUsed="0" w:uiPriority="63" w:semiHidden="0" w:name="Medium Shading 1"/>
+    <w:lsdException w:unhideWhenUsed="0" w:uiPriority="64" w:semiHidden="0" w:name="Medium Shading 2"/>
+    <w:lsdException w:unhideWhenUsed="0" w:uiPriority="65" w:semiHidden="0" w:name="Medium List 1"/>
+    <w:lsdException w:unhideWhenUsed="0" w:uiPriority="66" w:semiHidden="0" w:name="Medium List 2"/>
+    <w:lsdException w:unhideWhenUsed="0" w:uiPriority="67" w:semiHidden="0" w:name="Medium Grid 1"/>
+    <w:lsdException w:unhideWhenUsed="0" w:uiPriority="68" w:semiHidden="0" w:name="Medium Grid 2"/>
+    <w:lsdException w:unhideWhenUsed="0" w:uiPriority="69" w:semiHidden="0" w:name="Medium Grid 3"/>
+    <w:lsdException w:unhideWhenUsed="0" w:uiPriority="70" w:semiHidden="0" w:name="Dark List"/>
+    <w:lsdException w:unhideWhenUsed="0" w:uiPriority="71" w:semiHidden="0" w:name="Colorful Shading"/>
+    <w:lsdException w:unhideWhenUsed="0" w:uiPriority="72" w:semiHidden="0" w:name="Colorful List"/>
+    <w:lsdException w:unhideWhenUsed="0" w:uiPriority="73" w:semiHidden="0" w:name="Colorful Grid"/>
+    <w:lsdException w:unhideWhenUsed="0" w:uiPriority="60" w:semiHidden="0" w:name="Light Shading Accent 1"/>
+    <w:lsdException w:unhideWhenUsed="0" w:uiPriority="61" w:semiHidden="0" w:name="Light List Accent 1"/>
+    <w:lsdException w:unhideWhenUsed="0" w:uiPriority="62" w:semiHidden="0" w:name="Light Grid Accent 1"/>
+    <w:lsdException w:unhideWhenUsed="0" w:uiPriority="63" w:semiHidden="0" w:name="Medium Shading 1 Accent 1"/>
+    <w:lsdException w:unhideWhenUsed="0" w:uiPriority="64" w:semiHidden="0" w:name="Medium Shading 2 Accent 1"/>
+    <w:lsdException w:unhideWhenUsed="0" w:uiPriority="65" w:semiHidden="0" w:name="Medium List 1 Accent 1"/>
+    <w:lsdException w:unhideWhenUsed="0" w:uiPriority="66" w:semiHidden="0" w:name="Medium List 2 Accent 1"/>
+    <w:lsdException w:unhideWhenUsed="0" w:uiPriority="67" w:semiHidden="0" w:name="Medium Grid 1 Accent 1"/>
+    <w:lsdException w:unhideWhenUsed="0" w:uiPriority="68" w:semiHidden="0" w:name="Medium Grid 2 Accent 1"/>
+    <w:lsdException w:unhideWhenUsed="0" w:uiPriority="69" w:semiHidden="0" w:name="Medium Grid 3 Accent 1"/>
+    <w:lsdException w:unhideWhenUsed="0" w:uiPriority="70" w:semiHidden="0" w:name="Dark List Accent 1"/>
+    <w:lsdException w:unhideWhenUsed="0" w:uiPriority="71" w:semiHidden="0" w:name="Colorful Shading Accent 1"/>
+    <w:lsdException w:unhideWhenUsed="0" w:uiPriority="72" w:semiHidden="0" w:name="Colorful List Accent 1"/>
+    <w:lsdException w:unhideWhenUsed="0" w:uiPriority="73" w:semiHidden="0" w:name="Colorful Grid Accent 1"/>
+    <w:lsdException w:unhideWhenUsed="0" w:uiPriority="60" w:semiHidden="0" w:name="Light Shading Accent 2"/>
+    <w:lsdException w:unhideWhenUsed="0" w:uiPriority="61" w:semiHidden="0" w:name="Light List Accent 2"/>
+    <w:lsdException w:unhideWhenUsed="0" w:uiPriority="62" w:semiHidden="0" w:name="Light Grid Accent 2"/>
+    <w:lsdException w:unhideWhenUsed="0" w:uiPriority="63" w:semiHidden="0" w:name="Medium Shading 1 Accent 2"/>
+    <w:lsdException w:unhideWhenUsed="0" w:uiPriority="64" w:semiHidden="0" w:name="Medium Shading 2 Accent 2"/>
+    <w:lsdException w:unhideWhenUsed="0" w:uiPriority="65" w:semiHidden="0" w:name="Medium List 1 Accent 2"/>
+    <w:lsdException w:unhideWhenUsed="0" w:uiPriority="66" w:semiHidden="0" w:name="Medium List 2 Accent 2"/>
+    <w:lsdException w:unhideWhenUsed="0" w:uiPriority="67" w:semiHidden="0" w:name="Medium Grid 1 Accent 2"/>
+    <w:lsdException w:unhideWhenUsed="0" w:uiPriority="68" w:semiHidden="0" w:name="Medium Grid 2 Accent 2"/>
+    <w:lsdException w:unhideWhenUsed="0" w:uiPriority="69" w:semiHidden="0" w:name="Medium Grid 3 Accent 2"/>
+    <w:lsdException w:unhideWhenUsed="0" w:uiPriority="70" w:semiHidden="0" w:name="Dark List Accent 2"/>
+    <w:lsdException w:unhideWhenUsed="0" w:uiPriority="71" w:semiHidden="0" w:name="Colorful Shading Accent 2"/>
+    <w:lsdException w:unhideWhenUsed="0" w:uiPriority="72" w:semiHidden="0" w:name="Colorful List Accent 2"/>
+    <w:lsdException w:unhideWhenUsed="0" w:uiPriority="73" w:semiHidden="0" w:name="Colorful Grid Accent 2"/>
+    <w:lsdException w:unhideWhenUsed="0" w:uiPriority="60" w:semiHidden="0" w:name="Light Shading Accent 3"/>
+    <w:lsdException w:unhideWhenUsed="0" w:uiPriority="61" w:semiHidden="0" w:name="Light List Accent 3"/>
+    <w:lsdException w:unhideWhenUsed="0" w:uiPriority="62" w:semiHidden="0" w:name="Light Grid Accent 3"/>
+    <w:lsdException w:unhideWhenUsed="0" w:uiPriority="63" w:semiHidden="0" w:name="Medium Shading 1 Accent 3"/>
+    <w:lsdException w:unhideWhenUsed="0" w:uiPriority="64" w:semiHidden="0" w:name="Medium Shading 2 Accent 3"/>
+    <w:lsdException w:unhideWhenUsed="0" w:uiPriority="65" w:semiHidden="0" w:name="Medium List 1 Accent 3"/>
+    <w:lsdException w:unhideWhenUsed="0" w:uiPriority="66" w:semiHidden="0" w:name="Medium List 2 Accent 3"/>
+    <w:lsdException w:unhideWhenUsed="0" w:uiPriority="67" w:semiHidden="0" w:name="Medium Grid 1 Accent 3"/>
+    <w:lsdException w:unhideWhenUsed="0" w:uiPriority="68" w:semiHidden="0" w:name="Medium Grid 2 Accent 3"/>
+    <w:lsdException w:unhideWhenUsed="0" w:uiPriority="69" w:semiHidden="0" w:name="Medium Grid 3 Accent 3"/>
+    <w:lsdException w:unhideWhenUsed="0" w:uiPriority="70" w:semiHidden="0" w:name="Dark List Accent 3"/>
+    <w:lsdException w:unhideWhenUsed="0" w:uiPriority="71" w:semiHidden="0" w:name="Colorful Shading Accent 3"/>
+    <w:lsdException w:unhideWhenUsed="0" w:uiPriority="72" w:semiHidden="0" w:name="Colorful List Accent 3"/>
+    <w:lsdException w:unhideWhenUsed="0" w:uiPriority="73" w:semiHidden="0" w:name="Colorful Grid Accent 3"/>
+    <w:lsdException w:unhideWhenUsed="0" w:uiPriority="60" w:semiHidden="0" w:name="Light Shading Accent 4"/>
+    <w:lsdException w:unhideWhenUsed="0" w:uiPriority="61" w:semiHidden="0" w:name="Light List Accent 4"/>
+    <w:lsdException w:unhideWhenUsed="0" w:uiPriority="62" w:semiHidden="0" w:name="Light Grid Accent 4"/>
+    <w:lsdException w:unhideWhenUsed="0" w:uiPriority="63" w:semiHidden="0" w:name="Medium Shading 1 Accent 4"/>
+    <w:lsdException w:unhideWhenUsed="0" w:uiPriority="64" w:semiHidden="0" w:name="Medium Shading 2 Accent 4"/>
+    <w:lsdException w:unhideWhenUsed="0" w:uiPriority="65" w:semiHidden="0" w:name="Medium List 1 Accent 4"/>
+    <w:lsdException w:unhideWhenUsed="0" w:uiPriority="66" w:semiHidden="0" w:name="Medium List 2 Accent 4"/>
+    <w:lsdException w:unhideWhenUsed="0" w:uiPriority="67" w:semiHidden="0" w:name="Medium Grid 1 Accent 4"/>
+    <w:lsdException w:unhideWhenUsed="0" w:uiPriority="68" w:semiHidden="0" w:name="Medium Grid 2 Accent 4"/>
+    <w:lsdException w:unhideWhenUsed="0" w:uiPriority="69" w:semiHidden="0" w:name="Medium Grid 3 Accent 4"/>
+    <w:lsdException w:unhideWhenUsed="0" w:uiPriority="70" w:semiHidden="0" w:name="Dark List Accent 4"/>
+    <w:lsdException w:unhideWhenUsed="0" w:uiPriority="71" w:semiHidden="0" w:name="Colorful Shading Accent 4"/>
+    <w:lsdException w:unhideWhenUsed="0" w:uiPriority="72" w:semiHidden="0" w:name="Colorful List Accent 4"/>
+    <w:lsdException w:unhideWhenUsed="0" w:uiPriority="73" w:semiHidden="0" w:name="Colorful Grid Accent 4"/>
+    <w:lsdException w:unhideWhenUsed="0" w:uiPriority="60" w:semiHidden="0" w:name="Light Shading Accent 5"/>
+    <w:lsdException w:unhideWhenUsed="0" w:uiPriority="61" w:semiHidden="0" w:name="Light List Accent 5"/>
+    <w:lsdException w:unhideWhenUsed="0" w:uiPriority="62" w:semiHidden="0" w:name="Light Grid Accent 5"/>
+    <w:lsdException w:unhideWhenUsed="0" w:uiPriority="63" w:semiHidden="0" w:name="Medium Shading 1 Accent 5"/>
+    <w:lsdException w:unhideWhenUsed="0" w:uiPriority="64" w:semiHidden="0" w:name="Medium Shading 2 Accent 5"/>
+    <w:lsdException w:unhideWhenUsed="0" w:uiPriority="65" w:semiHidden="0" w:name="Medium List 1 Accent 5"/>
+    <w:lsdException w:unhideWhenUsed="0" w:uiPriority="66" w:semiHidden="0" w:name="Medium List 2 Accent 5"/>
+    <w:lsdException w:unhideWhenUsed="0" w:uiPriority="67" w:semiHidden="0" w:name="Medium Grid 1 Accent 5"/>
+    <w:lsdException w:unhideWhenUsed="0" w:uiPriority="68" w:semiHidden="0" w:name="Medium Grid 2 Accent 5"/>
+    <w:lsdException w:unhideWhenUsed="0" w:uiPriority="69" w:semiHidden="0" w:name="Medium Grid 3 Accent 5"/>
+    <w:lsdException w:unhideWhenUsed="0" w:uiPriority="70" w:semiHidden="0" w:name="Dark List Accent 5"/>
+    <w:lsdException w:unhideWhenUsed="0" w:uiPriority="71" w:semiHidden="0" w:name="Colorful Shading Accent 5"/>
+    <w:lsdException w:unhideWhenUsed="0" w:uiPriority="72" w:semiHidden="0" w:name="Colorful List Accent 5"/>
+    <w:lsdException w:unhideWhenUsed="0" w:uiPriority="73" w:semiHidden="0" w:name="Colorful Grid Accent 5"/>
+    <w:lsdException w:unhideWhenUsed="0" w:uiPriority="60" w:semiHidden="0" w:name="Light Shading Accent 6"/>
+    <w:lsdException w:unhideWhenUsed="0" w:uiPriority="61" w:semiHidden="0" w:name="Light List Accent 6"/>
+    <w:lsdException w:unhideWhenUsed="0" w:uiPriority="62" w:semiHidden="0" w:name="Light Grid Accent 6"/>
+    <w:lsdException w:unhideWhenUsed="0" w:uiPriority="63" w:semiHidden="0" w:name="Medium Shading 1 Accent 6"/>
+    <w:lsdException w:unhideWhenUsed="0" w:uiPriority="64" w:semiHidden="0" w:name="Medium Shading 2 Accent 6"/>
+    <w:lsdException w:unhideWhenUsed="0" w:uiPriority="65" w:semiHidden="0" w:name="Medium List 1 Accent 6"/>
+    <w:lsdException w:unhideWhenUsed="0" w:uiPriority="66" w:semiHidden="0" w:name="Medium List 2 Accent 6"/>
+    <w:lsdException w:unhideWhenUsed="0" w:uiPriority="67" w:semiHidden="0" w:name="Medium Grid 1 Accent 6"/>
+    <w:lsdException w:unhideWhenUsed="0" w:uiPriority="68" w:semiHidden="0" w:name="Medium Grid 2 Accent 6"/>
+    <w:lsdException w:unhideWhenUsed="0" w:uiPriority="69" w:semiHidden="0" w:name="Medium Grid 3 Accent 6"/>
+    <w:lsdException w:unhideWhenUsed="0" w:uiPriority="70" w:semiHidden="0" w:name="Dark List Accent 6"/>
+    <w:lsdException w:unhideWhenUsed="0" w:uiPriority="71" w:semiHidden="0" w:name="Colorful Shading Accent 6"/>
+    <w:lsdException w:unhideWhenUsed="0" w:uiPriority="72" w:semiHidden="0" w:name="Colorful List Accent 6"/>
+    <w:lsdException w:unhideWhenUsed="0" w:uiPriority="73" w:semiHidden="0" w:name="Colorful Grid Accent 6"/>
   </w:latentStyles>
-  <w:style w:type="paragraph" w:default="1" w:styleId="Normal">
+  <w:style w:type="paragraph" w:default="1" w:styleId="1">
     <w:name w:val="Normal"/>
     <w:qFormat/>
+    <w:uiPriority w:val="0"/>
     <w:pPr>
       <w:kinsoku w:val="0"/>
       <w:autoSpaceDE w:val="0"/>
@@ -4922,7 +4958,7 @@
       <w:textAlignment w:val="baseline"/>
     </w:pPr>
     <w:rPr>
-      <w:rFonts w:ascii="Arial" w:eastAsia="宋体" w:hAnsi="Arial" w:cs="Arial"/>
+      <w:rFonts w:ascii="Arial" w:hAnsi="Arial" w:eastAsia="宋体" w:cs="Arial"/>
       <w:snapToGrid w:val="0"/>
       <w:color w:val="000000"/>
       <w:kern w:val="0"/>
@@ -4931,11 +4967,12 @@
       <w:lang w:val="en-US" w:eastAsia="en-US" w:bidi="ar-SA"/>
     </w:rPr>
   </w:style>
-  <w:style w:type="paragraph" w:styleId="Heading1">
+  <w:style w:type="paragraph" w:styleId="2">
     <w:name w:val="heading 1"/>
-    <w:basedOn w:val="Normal"/>
-    <w:next w:val="Normal"/>
+    <w:basedOn w:val="1"/>
+    <w:next w:val="1"/>
     <w:qFormat/>
+    <w:uiPriority w:val="0"/>
     <w:pPr>
       <w:keepNext/>
       <w:keepLines/>
@@ -4953,12 +4990,13 @@
       <w:sz w:val="44"/>
     </w:rPr>
   </w:style>
-  <w:style w:type="paragraph" w:styleId="Heading2">
+  <w:style w:type="paragraph" w:styleId="3">
     <w:name w:val="heading 2"/>
-    <w:basedOn w:val="Normal"/>
-    <w:next w:val="Normal"/>
+    <w:basedOn w:val="1"/>
+    <w:next w:val="1"/>
     <w:unhideWhenUsed/>
     <w:qFormat/>
+    <w:uiPriority w:val="0"/>
     <w:pPr>
       <w:keepNext/>
       <w:keepLines/>
@@ -4971,18 +5009,19 @@
       <w:outlineLvl w:val="1"/>
     </w:pPr>
     <w:rPr>
-      <w:rFonts w:ascii="Arial" w:eastAsia="黑体" w:hAnsi="Arial"/>
+      <w:rFonts w:ascii="Arial" w:hAnsi="Arial" w:eastAsia="黑体"/>
       <w:b/>
       <w:sz w:val="32"/>
     </w:rPr>
   </w:style>
-  <w:style w:type="paragraph" w:styleId="Heading3">
+  <w:style w:type="paragraph" w:styleId="4">
     <w:name w:val="heading 3"/>
-    <w:basedOn w:val="Normal"/>
-    <w:next w:val="Normal"/>
+    <w:basedOn w:val="1"/>
+    <w:next w:val="1"/>
     <w:semiHidden/>
     <w:unhideWhenUsed/>
     <w:qFormat/>
+    <w:uiPriority w:val="0"/>
     <w:pPr>
       <w:keepNext/>
       <w:keepLines/>
@@ -4999,12 +5038,13 @@
       <w:sz w:val="32"/>
     </w:rPr>
   </w:style>
-  <w:style w:type="paragraph" w:styleId="Heading4">
+  <w:style w:type="paragraph" w:styleId="5">
     <w:name w:val="heading 4"/>
-    <w:basedOn w:val="Normal"/>
-    <w:next w:val="Normal"/>
+    <w:basedOn w:val="1"/>
+    <w:next w:val="1"/>
     <w:unhideWhenUsed/>
     <w:qFormat/>
+    <w:uiPriority w:val="0"/>
     <w:pPr>
       <w:keepNext/>
       <w:keepLines/>
@@ -5017,18 +5057,19 @@
       <w:outlineLvl w:val="3"/>
     </w:pPr>
     <w:rPr>
-      <w:rFonts w:ascii="Arial" w:eastAsia="黑体" w:hAnsi="Arial"/>
+      <w:rFonts w:ascii="Arial" w:hAnsi="Arial" w:eastAsia="黑体"/>
       <w:b/>
       <w:sz w:val="28"/>
     </w:rPr>
   </w:style>
-  <w:style w:type="paragraph" w:styleId="Heading5">
+  <w:style w:type="paragraph" w:styleId="6">
     <w:name w:val="heading 5"/>
-    <w:basedOn w:val="Normal"/>
-    <w:next w:val="Normal"/>
+    <w:basedOn w:val="1"/>
+    <w:next w:val="1"/>
     <w:semiHidden/>
     <w:unhideWhenUsed/>
     <w:qFormat/>
+    <w:uiPriority w:val="0"/>
     <w:pPr>
       <w:keepNext/>
       <w:keepLines/>
@@ -5045,13 +5086,14 @@
       <w:sz w:val="28"/>
     </w:rPr>
   </w:style>
-  <w:style w:type="paragraph" w:styleId="Heading6">
+  <w:style w:type="paragraph" w:styleId="7">
     <w:name w:val="heading 6"/>
-    <w:basedOn w:val="Normal"/>
-    <w:next w:val="Normal"/>
+    <w:basedOn w:val="1"/>
+    <w:next w:val="1"/>
     <w:semiHidden/>
     <w:unhideWhenUsed/>
     <w:qFormat/>
+    <w:uiPriority w:val="0"/>
     <w:pPr>
       <w:keepNext/>
       <w:keepLines/>
@@ -5064,18 +5106,19 @@
       <w:outlineLvl w:val="5"/>
     </w:pPr>
     <w:rPr>
-      <w:rFonts w:ascii="Arial" w:eastAsia="黑体" w:hAnsi="Arial"/>
+      <w:rFonts w:ascii="Arial" w:hAnsi="Arial" w:eastAsia="黑体"/>
       <w:b/>
       <w:sz w:val="24"/>
     </w:rPr>
   </w:style>
-  <w:style w:type="paragraph" w:styleId="Heading7">
+  <w:style w:type="paragraph" w:styleId="8">
     <w:name w:val="heading 7"/>
-    <w:basedOn w:val="Normal"/>
-    <w:next w:val="Normal"/>
+    <w:basedOn w:val="1"/>
+    <w:next w:val="1"/>
     <w:semiHidden/>
     <w:unhideWhenUsed/>
     <w:qFormat/>
+    <w:uiPriority w:val="0"/>
     <w:pPr>
       <w:keepNext/>
       <w:keepLines/>
@@ -5092,13 +5135,14 @@
       <w:sz w:val="24"/>
     </w:rPr>
   </w:style>
-  <w:style w:type="paragraph" w:styleId="Heading8">
+  <w:style w:type="paragraph" w:styleId="9">
     <w:name w:val="heading 8"/>
-    <w:basedOn w:val="Normal"/>
-    <w:next w:val="Normal"/>
+    <w:basedOn w:val="1"/>
+    <w:next w:val="1"/>
     <w:semiHidden/>
     <w:unhideWhenUsed/>
     <w:qFormat/>
+    <w:uiPriority w:val="0"/>
     <w:pPr>
       <w:keepNext/>
       <w:keepLines/>
@@ -5111,17 +5155,18 @@
       <w:outlineLvl w:val="7"/>
     </w:pPr>
     <w:rPr>
-      <w:rFonts w:ascii="Arial" w:eastAsia="黑体" w:hAnsi="Arial"/>
+      <w:rFonts w:ascii="Arial" w:hAnsi="Arial" w:eastAsia="黑体"/>
       <w:sz w:val="24"/>
     </w:rPr>
   </w:style>
-  <w:style w:type="paragraph" w:styleId="Heading9">
+  <w:style w:type="paragraph" w:styleId="10">
     <w:name w:val="heading 9"/>
-    <w:basedOn w:val="Normal"/>
-    <w:next w:val="Normal"/>
+    <w:basedOn w:val="1"/>
+    <w:next w:val="1"/>
     <w:semiHidden/>
     <w:unhideWhenUsed/>
     <w:qFormat/>
+    <w:uiPriority w:val="0"/>
     <w:pPr>
       <w:keepNext/>
       <w:keepLines/>
@@ -5134,19 +5179,21 @@
       <w:outlineLvl w:val="8"/>
     </w:pPr>
     <w:rPr>
-      <w:rFonts w:ascii="Arial" w:eastAsia="黑体" w:hAnsi="Arial"/>
+      <w:rFonts w:ascii="Arial" w:hAnsi="Arial" w:eastAsia="黑体"/>
       <w:sz w:val="21"/>
     </w:rPr>
   </w:style>
-  <w:style w:type="character" w:default="1" w:styleId="DefaultParagraphFont">
+  <w:style w:type="character" w:default="1" w:styleId="22">
     <w:name w:val="Default Paragraph Font"/>
     <w:semiHidden/>
     <w:qFormat/>
+    <w:uiPriority w:val="0"/>
   </w:style>
-  <w:style w:type="table" w:default="1" w:styleId="TableNormal">
+  <w:style w:type="table" w:default="1" w:styleId="20">
     <w:name w:val="Normal Table"/>
     <w:semiHidden/>
     <w:qFormat/>
+    <w:uiPriority w:val="0"/>
     <w:tblPr>
       <w:tblCellMar>
         <w:top w:w="0" w:type="dxa"/>
@@ -5156,39 +5203,43 @@
       </w:tblCellMar>
     </w:tblPr>
   </w:style>
-  <w:style w:type="paragraph" w:styleId="CommentText">
+  <w:style w:type="paragraph" w:styleId="11">
     <w:name w:val="annotation text"/>
-    <w:basedOn w:val="Normal"/>
+    <w:basedOn w:val="1"/>
     <w:qFormat/>
+    <w:uiPriority w:val="0"/>
     <w:pPr>
       <w:jc w:val="left"/>
     </w:pPr>
   </w:style>
-  <w:style w:type="paragraph" w:styleId="BodyText">
+  <w:style w:type="paragraph" w:styleId="12">
     <w:name w:val="Body Text"/>
-    <w:basedOn w:val="Normal"/>
+    <w:basedOn w:val="1"/>
     <w:semiHidden/>
     <w:qFormat/>
+    <w:uiPriority w:val="0"/>
     <w:rPr>
-      <w:rFonts w:ascii="Arial" w:eastAsia="Arial" w:hAnsi="Arial" w:cs="Arial"/>
+      <w:rFonts w:ascii="Arial" w:hAnsi="Arial" w:eastAsia="Arial" w:cs="Arial"/>
       <w:sz w:val="21"/>
       <w:szCs w:val="21"/>
       <w:lang w:val="en-US" w:eastAsia="en-US" w:bidi="ar-SA"/>
     </w:rPr>
   </w:style>
-  <w:style w:type="paragraph" w:styleId="TOC3">
+  <w:style w:type="paragraph" w:styleId="13">
     <w:name w:val="toc 3"/>
-    <w:basedOn w:val="Normal"/>
-    <w:next w:val="Normal"/>
+    <w:basedOn w:val="1"/>
+    <w:next w:val="1"/>
     <w:qFormat/>
+    <w:uiPriority w:val="0"/>
     <w:pPr>
       <w:ind w:left="840" w:leftChars="400"/>
     </w:pPr>
   </w:style>
-  <w:style w:type="paragraph" w:styleId="Footer">
+  <w:style w:type="paragraph" w:styleId="14">
     <w:name w:val="footer"/>
-    <w:basedOn w:val="Normal"/>
+    <w:basedOn w:val="1"/>
     <w:qFormat/>
+    <w:uiPriority w:val="0"/>
     <w:pPr>
       <w:tabs>
         <w:tab w:val="center" w:pos="4153"/>
@@ -5201,16 +5252,17 @@
       <w:sz w:val="18"/>
     </w:rPr>
   </w:style>
-  <w:style w:type="paragraph" w:styleId="Header">
+  <w:style w:type="paragraph" w:styleId="15">
     <w:name w:val="header"/>
-    <w:basedOn w:val="Normal"/>
+    <w:basedOn w:val="1"/>
     <w:qFormat/>
+    <w:uiPriority w:val="0"/>
     <w:pPr>
       <w:pBdr>
-        <w:top w:val="nil"/>
-        <w:left w:val="nil"/>
-        <w:bottom w:val="nil"/>
-        <w:right w:val="nil"/>
+        <w:top w:val="none" w:color="auto" w:sz="0" w:space="0"/>
+        <w:left w:val="none" w:color="auto" w:sz="0" w:space="0"/>
+        <w:bottom w:val="none" w:color="auto" w:sz="0" w:space="0"/>
+        <w:right w:val="none" w:color="auto" w:sz="0" w:space="0"/>
       </w:pBdr>
       <w:tabs>
         <w:tab w:val="center" w:pos="4153"/>
@@ -5225,37 +5277,41 @@
       <w:sz w:val="18"/>
     </w:rPr>
   </w:style>
-  <w:style w:type="paragraph" w:styleId="TOC1">
+  <w:style w:type="paragraph" w:styleId="16">
     <w:name w:val="toc 1"/>
-    <w:basedOn w:val="Normal"/>
-    <w:next w:val="Normal"/>
+    <w:basedOn w:val="1"/>
+    <w:next w:val="1"/>
     <w:qFormat/>
+    <w:uiPriority w:val="0"/>
     <w:rPr>
-      <w:rFonts w:ascii="Arial" w:eastAsia="Microsoft JhengHei" w:hAnsi="Arial"/>
+      <w:rFonts w:ascii="Arial" w:hAnsi="Arial" w:eastAsia="Microsoft JhengHei"/>
       <w:sz w:val="24"/>
     </w:rPr>
   </w:style>
-  <w:style w:type="paragraph" w:styleId="TOC2">
+  <w:style w:type="paragraph" w:styleId="17">
     <w:name w:val="toc 2"/>
-    <w:basedOn w:val="Normal"/>
-    <w:next w:val="Normal"/>
+    <w:basedOn w:val="1"/>
+    <w:next w:val="1"/>
     <w:qFormat/>
+    <w:uiPriority w:val="0"/>
     <w:pPr>
       <w:ind w:left="420" w:leftChars="200"/>
     </w:pPr>
   </w:style>
-  <w:style w:type="paragraph" w:styleId="NormalWeb">
+  <w:style w:type="paragraph" w:styleId="18">
     <w:name w:val="Normal (Web)"/>
-    <w:basedOn w:val="Normal"/>
+    <w:basedOn w:val="1"/>
     <w:qFormat/>
+    <w:uiPriority w:val="0"/>
     <w:rPr>
       <w:sz w:val="24"/>
     </w:rPr>
   </w:style>
-  <w:style w:type="paragraph" w:styleId="Title">
+  <w:style w:type="paragraph" w:styleId="19">
     <w:name w:val="Title"/>
-    <w:basedOn w:val="Normal"/>
+    <w:basedOn w:val="1"/>
     <w:qFormat/>
+    <w:uiPriority w:val="0"/>
     <w:pPr>
       <w:spacing w:before="240" w:beforeLines="0" w:beforeAutospacing="0" w:after="60" w:afterLines="0" w:afterAutospacing="0"/>
       <w:jc w:val="center"/>
@@ -5267,68 +5323,73 @@
       <w:sz w:val="32"/>
     </w:rPr>
   </w:style>
-  <w:style w:type="table" w:styleId="TableGrid">
+  <w:style w:type="table" w:styleId="21">
     <w:name w:val="Table Grid"/>
-    <w:basedOn w:val="TableNormal"/>
+    <w:basedOn w:val="20"/>
     <w:qFormat/>
+    <w:uiPriority w:val="0"/>
     <w:pPr>
       <w:widowControl w:val="0"/>
       <w:jc w:val="both"/>
     </w:pPr>
     <w:tblPr>
       <w:tblBorders>
-        <w:top w:val="single" w:sz="4" w:space="0" w:color="auto"/>
-        <w:left w:val="single" w:sz="4" w:space="0" w:color="auto"/>
-        <w:bottom w:val="single" w:sz="4" w:space="0" w:color="auto"/>
-        <w:right w:val="single" w:sz="4" w:space="0" w:color="auto"/>
-        <w:insideH w:val="single" w:sz="4" w:space="0" w:color="auto"/>
-        <w:insideV w:val="single" w:sz="4" w:space="0" w:color="auto"/>
+        <w:top w:val="single" w:color="auto" w:sz="4" w:space="0"/>
+        <w:left w:val="single" w:color="auto" w:sz="4" w:space="0"/>
+        <w:bottom w:val="single" w:color="auto" w:sz="4" w:space="0"/>
+        <w:right w:val="single" w:color="auto" w:sz="4" w:space="0"/>
+        <w:insideH w:val="single" w:color="auto" w:sz="4" w:space="0"/>
+        <w:insideV w:val="single" w:color="auto" w:sz="4" w:space="0"/>
       </w:tblBorders>
     </w:tblPr>
   </w:style>
-  <w:style w:type="character" w:styleId="Strong">
+  <w:style w:type="character" w:styleId="23">
     <w:name w:val="Strong"/>
-    <w:basedOn w:val="DefaultParagraphFont"/>
+    <w:basedOn w:val="22"/>
     <w:qFormat/>
+    <w:uiPriority w:val="0"/>
     <w:rPr>
       <w:b/>
     </w:rPr>
   </w:style>
-  <w:style w:type="paragraph" w:customStyle="1" w:styleId="a">
+  <w:style w:type="paragraph" w:customStyle="1" w:styleId="24">
     <w:name w:val="柴_公司名"/>
-    <w:basedOn w:val="Title"/>
+    <w:basedOn w:val="19"/>
     <w:qFormat/>
+    <w:uiPriority w:val="0"/>
     <w:pPr>
       <w:spacing w:after="600" w:afterLines="600"/>
     </w:pPr>
     <w:rPr>
-      <w:rFonts w:ascii="宋体" w:eastAsia="宋体" w:hAnsi="宋体" w:cs="宋体" w:hint="eastAsia"/>
+      <w:rFonts w:hint="eastAsia" w:ascii="宋体" w:hAnsi="宋体" w:eastAsia="宋体" w:cs="宋体"/>
       <w:bCs/>
       <w:spacing w:val="-6"/>
       <w:sz w:val="52"/>
       <w:szCs w:val="52"/>
     </w:rPr>
   </w:style>
-  <w:style w:type="paragraph" w:customStyle="1" w:styleId="a0">
+  <w:style w:type="paragraph" w:customStyle="1" w:styleId="25">
     <w:name w:val="柴_文档名"/>
-    <w:basedOn w:val="Title"/>
+    <w:basedOn w:val="19"/>
     <w:qFormat/>
+    <w:uiPriority w:val="0"/>
     <w:pPr>
       <w:spacing w:after="900" w:afterLines="900"/>
     </w:pPr>
     <w:rPr>
-      <w:rFonts w:ascii="黑体" w:eastAsia="黑体" w:hAnsi="黑体" w:cs="黑体"/>
+      <w:rFonts w:ascii="黑体" w:hAnsi="黑体" w:eastAsia="黑体" w:cs="黑体"/>
       <w:bCs/>
       <w:spacing w:val="-7"/>
       <w:sz w:val="52"/>
       <w:szCs w:val="52"/>
     </w:rPr>
   </w:style>
-  <w:style w:type="table" w:customStyle="1" w:styleId="TableNormal0">
+  <w:style w:type="table" w:customStyle="1" w:styleId="26">
     <w:name w:val="Table Normal_0"/>
     <w:semiHidden/>
     <w:unhideWhenUsed/>
     <w:qFormat/>
+    <w:uiPriority w:val="0"/>
     <w:tblPr>
       <w:tblCellMar>
         <w:top w:w="0" w:type="dxa"/>
@@ -5338,81 +5399,87 @@
       </w:tblCellMar>
     </w:tblPr>
   </w:style>
-  <w:style w:type="paragraph" w:customStyle="1" w:styleId="TableText">
+  <w:style w:type="paragraph" w:customStyle="1" w:styleId="27">
     <w:name w:val="Table Text"/>
-    <w:basedOn w:val="Normal"/>
+    <w:basedOn w:val="1"/>
     <w:semiHidden/>
     <w:qFormat/>
+    <w:uiPriority w:val="0"/>
     <w:rPr>
-      <w:rFonts w:ascii="宋体" w:eastAsia="宋体" w:hAnsi="宋体" w:cs="宋体"/>
+      <w:rFonts w:ascii="宋体" w:hAnsi="宋体" w:eastAsia="宋体" w:cs="宋体"/>
       <w:sz w:val="21"/>
       <w:szCs w:val="21"/>
       <w:lang w:val="en-US" w:eastAsia="en-US" w:bidi="ar-SA"/>
     </w:rPr>
   </w:style>
-  <w:style w:type="paragraph" w:customStyle="1" w:styleId="1">
+  <w:style w:type="paragraph" w:customStyle="1" w:styleId="28">
     <w:name w:val="柴_标题1"/>
-    <w:basedOn w:val="Heading1"/>
-    <w:next w:val="a1"/>
-    <w:link w:val="1Char"/>
+    <w:basedOn w:val="2"/>
+    <w:next w:val="29"/>
+    <w:link w:val="38"/>
     <w:qFormat/>
+    <w:uiPriority w:val="0"/>
     <w:pPr>
       <w:spacing w:before="100" w:after="90" w:line="360" w:lineRule="auto"/>
     </w:pPr>
     <w:rPr>
-      <w:rFonts w:ascii="Arial" w:eastAsia="宋体" w:hAnsi="Arial"/>
+      <w:rFonts w:ascii="Arial" w:hAnsi="Arial" w:eastAsia="宋体"/>
       <w:sz w:val="32"/>
     </w:rPr>
   </w:style>
-  <w:style w:type="paragraph" w:customStyle="1" w:styleId="a1">
+  <w:style w:type="paragraph" w:customStyle="1" w:styleId="29">
     <w:name w:val="柴_正文"/>
-    <w:basedOn w:val="BodyText"/>
-    <w:link w:val="Char"/>
+    <w:basedOn w:val="12"/>
+    <w:link w:val="39"/>
     <w:qFormat/>
+    <w:uiPriority w:val="0"/>
     <w:pPr>
       <w:spacing w:line="360" w:lineRule="auto"/>
       <w:ind w:firstLine="470" w:firstLineChars="200"/>
     </w:pPr>
     <w:rPr>
-      <w:rFonts w:ascii="Arial" w:eastAsia="宋体" w:hAnsi="Arial"/>
+      <w:rFonts w:ascii="Arial" w:hAnsi="Arial" w:eastAsia="宋体"/>
       <w:sz w:val="24"/>
       <w:lang w:eastAsia="zh-CN"/>
     </w:rPr>
   </w:style>
-  <w:style w:type="paragraph" w:customStyle="1" w:styleId="2">
+  <w:style w:type="paragraph" w:customStyle="1" w:styleId="30">
     <w:name w:val="柴_标题2"/>
-    <w:basedOn w:val="Heading2"/>
-    <w:next w:val="a1"/>
+    <w:basedOn w:val="3"/>
+    <w:next w:val="29"/>
     <w:qFormat/>
+    <w:uiPriority w:val="0"/>
     <w:pPr>
       <w:spacing w:line="360" w:lineRule="auto"/>
     </w:pPr>
     <w:rPr>
-      <w:rFonts w:ascii="Arial" w:eastAsia="宋体" w:hAnsi="Arial"/>
+      <w:rFonts w:ascii="Arial" w:hAnsi="Arial" w:eastAsia="宋体"/>
       <w:sz w:val="28"/>
     </w:rPr>
   </w:style>
-  <w:style w:type="paragraph" w:customStyle="1" w:styleId="3">
+  <w:style w:type="paragraph" w:customStyle="1" w:styleId="31">
     <w:name w:val="柴_标题3"/>
-    <w:basedOn w:val="Heading3"/>
-    <w:next w:val="a1"/>
+    <w:basedOn w:val="4"/>
+    <w:next w:val="29"/>
     <w:qFormat/>
+    <w:uiPriority w:val="0"/>
     <w:pPr>
       <w:spacing w:line="360" w:lineRule="auto"/>
       <w:ind w:left="0" w:firstLine="472" w:firstLineChars="200"/>
     </w:pPr>
     <w:rPr>
-      <w:rFonts w:ascii="宋体" w:eastAsia="宋体" w:hAnsi="宋体" w:cs="宋体"/>
+      <w:rFonts w:ascii="宋体" w:hAnsi="宋体" w:eastAsia="宋体" w:cs="宋体"/>
       <w:spacing w:val="-2"/>
       <w:sz w:val="24"/>
       <w:szCs w:val="24"/>
     </w:rPr>
   </w:style>
-  <w:style w:type="paragraph" w:customStyle="1" w:styleId="a2">
+  <w:style w:type="paragraph" w:customStyle="1" w:styleId="32">
     <w:name w:val="柴_目录"/>
-    <w:basedOn w:val="Normal"/>
-    <w:next w:val="BodyText"/>
+    <w:basedOn w:val="1"/>
+    <w:next w:val="12"/>
     <w:qFormat/>
+    <w:uiPriority w:val="0"/>
     <w:pPr>
       <w:tabs>
         <w:tab w:val="right" w:leader="dot" w:pos="8442"/>
@@ -5420,59 +5487,64 @@
       <w:ind w:left="0" w:leftChars="0"/>
     </w:pPr>
     <w:rPr>
-      <w:rFonts w:ascii="Arial" w:eastAsia="Microsoft JhengHei" w:hAnsi="Arial"/>
+      <w:rFonts w:ascii="Arial" w:hAnsi="Arial" w:eastAsia="Microsoft JhengHei"/>
       <w:sz w:val="24"/>
     </w:rPr>
   </w:style>
-  <w:style w:type="paragraph" w:customStyle="1" w:styleId="WPSOffice1">
+  <w:style w:type="paragraph" w:customStyle="1" w:styleId="33">
     <w:name w:val="WPSOffice手动目录 1"/>
     <w:qFormat/>
+    <w:uiPriority w:val="0"/>
     <w:pPr>
       <w:ind w:leftChars="0"/>
     </w:pPr>
     <w:rPr>
-      <w:rFonts w:ascii="Times New Roman" w:eastAsia="宋体" w:hAnsi="Times New Roman" w:cs="Times New Roman"/>
+      <w:rFonts w:ascii="Times New Roman" w:hAnsi="Times New Roman" w:eastAsia="宋体" w:cs="Times New Roman"/>
       <w:sz w:val="20"/>
       <w:szCs w:val="20"/>
     </w:rPr>
   </w:style>
-  <w:style w:type="paragraph" w:customStyle="1" w:styleId="WPSOffice2">
+  <w:style w:type="paragraph" w:customStyle="1" w:styleId="34">
     <w:name w:val="WPSOffice手动目录 2"/>
     <w:qFormat/>
+    <w:uiPriority w:val="0"/>
     <w:pPr>
       <w:ind w:leftChars="200"/>
     </w:pPr>
     <w:rPr>
-      <w:rFonts w:ascii="Times New Roman" w:eastAsia="宋体" w:hAnsi="Times New Roman" w:cs="Times New Roman"/>
+      <w:rFonts w:ascii="Times New Roman" w:hAnsi="Times New Roman" w:eastAsia="宋体" w:cs="Times New Roman"/>
       <w:sz w:val="20"/>
       <w:szCs w:val="20"/>
     </w:rPr>
   </w:style>
-  <w:style w:type="paragraph" w:customStyle="1" w:styleId="WPSOffice3">
+  <w:style w:type="paragraph" w:customStyle="1" w:styleId="35">
     <w:name w:val="WPSOffice手动目录 3"/>
     <w:qFormat/>
+    <w:uiPriority w:val="0"/>
     <w:pPr>
       <w:ind w:leftChars="400"/>
     </w:pPr>
     <w:rPr>
-      <w:rFonts w:ascii="Times New Roman" w:eastAsia="宋体" w:hAnsi="Times New Roman" w:cs="Times New Roman"/>
+      <w:rFonts w:ascii="Times New Roman" w:hAnsi="Times New Roman" w:eastAsia="宋体" w:cs="Times New Roman"/>
       <w:sz w:val="20"/>
       <w:szCs w:val="20"/>
     </w:rPr>
   </w:style>
-  <w:style w:type="paragraph" w:customStyle="1" w:styleId="Compact">
+  <w:style w:type="paragraph" w:customStyle="1" w:styleId="36">
     <w:name w:val="Compact"/>
-    <w:basedOn w:val="BodyText"/>
+    <w:basedOn w:val="12"/>
     <w:qFormat/>
+    <w:uiPriority w:val="0"/>
     <w:pPr>
       <w:spacing w:before="36" w:after="36"/>
     </w:pPr>
   </w:style>
-  <w:style w:type="table" w:customStyle="1" w:styleId="Table">
+  <w:style w:type="table" w:customStyle="1" w:styleId="37">
     <w:name w:val="Table"/>
     <w:semiHidden/>
     <w:unhideWhenUsed/>
     <w:qFormat/>
+    <w:uiPriority w:val="0"/>
     <w:tblPr>
       <w:tblCellMar>
         <w:top w:w="0" w:type="dxa"/>
@@ -5484,35 +5556,38 @@
     <w:tblStylePr w:type="firstRow">
       <w:tcPr>
         <w:tcBorders>
-          <w:bottom w:val="single" w:sz="0" w:space="0" w:color="auto"/>
+          <w:bottom w:val="single" w:color="auto" w:sz="0" w:space="0"/>
         </w:tcBorders>
         <w:vAlign w:val="bottom"/>
       </w:tcPr>
     </w:tblStylePr>
   </w:style>
-  <w:style w:type="character" w:customStyle="1" w:styleId="1Char">
+  <w:style w:type="character" w:customStyle="1" w:styleId="38">
     <w:name w:val="柴_标题1 Char"/>
-    <w:link w:val="1"/>
+    <w:link w:val="28"/>
     <w:qFormat/>
+    <w:uiPriority w:val="0"/>
     <w:rPr>
-      <w:rFonts w:ascii="Arial" w:eastAsia="宋体" w:hAnsi="Arial"/>
+      <w:rFonts w:ascii="Arial" w:hAnsi="Arial" w:eastAsia="宋体"/>
       <w:sz w:val="32"/>
     </w:rPr>
   </w:style>
-  <w:style w:type="character" w:customStyle="1" w:styleId="Char">
+  <w:style w:type="character" w:customStyle="1" w:styleId="39">
     <w:name w:val="柴_正文 Char"/>
-    <w:link w:val="a1"/>
+    <w:link w:val="29"/>
     <w:qFormat/>
+    <w:uiPriority w:val="0"/>
     <w:rPr>
-      <w:rFonts w:ascii="Arial" w:eastAsia="宋体" w:hAnsi="Arial"/>
+      <w:rFonts w:ascii="Arial" w:hAnsi="Arial" w:eastAsia="宋体"/>
       <w:sz w:val="24"/>
       <w:lang w:eastAsia="zh-CN"/>
     </w:rPr>
   </w:style>
-  <w:style w:type="paragraph" w:customStyle="1" w:styleId="a3">
+  <w:style w:type="paragraph" w:customStyle="1" w:styleId="40">
     <w:name w:val="柴_正文_无缩进"/>
-    <w:basedOn w:val="Normal"/>
+    <w:basedOn w:val="1"/>
     <w:qFormat/>
+    <w:uiPriority w:val="0"/>
     <w:pPr>
       <w:ind w:firstLine="0" w:firstLineChars="0"/>
     </w:pPr>
@@ -5522,18 +5597,19 @@
       <w:lang w:eastAsia="zh-CN"/>
     </w:rPr>
   </w:style>
-  <w:style w:type="paragraph" w:customStyle="1" w:styleId="4">
+  <w:style w:type="paragraph" w:customStyle="1" w:styleId="41">
     <w:name w:val="柴_标题4"/>
-    <w:basedOn w:val="Heading4"/>
-    <w:next w:val="Normal"/>
+    <w:basedOn w:val="5"/>
+    <w:next w:val="1"/>
     <w:qFormat/>
+    <w:uiPriority w:val="0"/>
     <w:pPr>
       <w:widowControl w:val="0"/>
       <w:spacing w:before="160" w:line="360" w:lineRule="auto"/>
-      <w:ind w:left="981" w:hanging="862" w:leftChars="300"/>
+      <w:ind w:left="981" w:leftChars="300" w:hanging="862"/>
     </w:pPr>
     <w:rPr>
-      <w:rFonts w:ascii="Calibri" w:eastAsia="宋体" w:hAnsi="Calibri" w:cs="宋体" w:hint="eastAsia"/>
+      <w:rFonts w:hint="eastAsia" w:ascii="Calibri" w:hAnsi="Calibri" w:eastAsia="宋体" w:cs="宋体"/>
       <w:sz w:val="24"/>
       <w:szCs w:val="24"/>
       <w:lang w:eastAsia="zh-CN" w:bidi="zh-CN"/>
